--- a/output/InTheLoop_August2026_Accessible.docx
+++ b/output/InTheLoop_August2026_Accessible.docx
@@ -157,9 +157,9 @@
           <w:sz w:val="21"/>
           <w:szCs w:val="21"/>
         </w:rPr>
-        <w:t xml:space="preserve">Inside you will find this month’s inclusion date, a reminder about English and maths as results season arrives, the dates worth putting in your diary, and how to reach the safeguarding team. If there is something you would like us to cover next time, email </w:t>
-      </w:r>
-      <w:hyperlink w:history="1" r:id="rIdt6zdnpmgbm34hxz7ivh7w">
+        <w:t xml:space="preserve">Inside you will find this month’s inclusion date, a reminder about English and maths, the dates worth putting in your diary, and where to find support if you need it over the break. If there is something you would like us to cover next time, email </w:t>
+      </w:r>
+      <w:hyperlink w:history="1" r:id="rIdut4ohhrta5ftivzxki9cz">
         <w:r>
           <w:rPr>
             <w:rStyle w:val="Hyperlink"/>
@@ -346,7 +346,7 @@
           <w:sz w:val="21"/>
           <w:szCs w:val="21"/>
         </w:rPr>
-        <w:t xml:space="preserve">Every one of those results is a piece of work fitted around a job and, for many of you, a household. If you have finished this summer, well done, and do keep your certificate somewhere safe. If you are still going, the same steady effort is what gets you there.</w:t>
+        <w:t xml:space="preserve">Every one of those results is a piece of work fitted around a job and everything else life asks of you. If you have finished this summer, well done, and do keep your certificate somewhere safe. If you are still going, the same steady effort is what gets you there, and your tutor is there for the stretches that feel harder than the rest.</w:t>
       </w:r>
     </w:p>
     <w:p>
@@ -407,7 +407,7 @@
           <w:sz w:val="21"/>
           <w:szCs w:val="21"/>
         </w:rPr>
-        <w:t xml:space="preserve">As an apprentice you are part of that. If there is something about your training that would work better for you, whether that is how sessions are timed or how feedback reaches you, tell your coach. Small changes are easier to make than you might think, and the earlier you raise them the more we can do.</w:t>
+        <w:t xml:space="preserve">As an apprentice you are part of that. If there is something about your training that would work better for you, whether that is how sessions are timed or how feedback reaches you, tell your tutor. Small changes are easier to make than you might think, and the earlier you raise them the more we can do.</w:t>
       </w:r>
     </w:p>
     <w:p>
@@ -519,7 +519,7 @@
           <w:sz w:val="21"/>
           <w:szCs w:val="21"/>
         </w:rPr>
-        <w:t xml:space="preserve">August is results season. A-level results are published on Thursday 13 August and GCSE results on Thursday 20 August. If you are waiting on a grade that changes what you need to do for Functional Skills, talk to your coach as soon as you have it.</w:t>
+        <w:t xml:space="preserve">Functional Skills English and maths are part of many apprenticeships, and the summer is a good time to check where you stand before things get busy again in September. If you have a recent or older qualification that might count towards yours, bring the certificate to your tutor so it can be logged.</w:t>
       </w:r>
     </w:p>
     <w:p>
@@ -533,7 +533,7 @@
           <w:sz w:val="21"/>
           <w:szCs w:val="21"/>
         </w:rPr>
-        <w:t xml:space="preserve">Whether you need to complete Functional Skills English and maths depends on your age and the type of apprenticeship you are on, and the rules have changed in recent years. Please do not assume you are exempt. Check with your coach, who can confirm what applies to you and book any exams you still have left.</w:t>
+        <w:t xml:space="preserve">Whether you need to complete Functional Skills English and maths depends on your age and the type of apprenticeship you are on, and the rules have changed in recent years. Please do not assume you are exempt. Check with your tutor, who can confirm what applies to you and book any exams you still have left.</w:t>
       </w:r>
     </w:p>
     <w:p>
@@ -588,26 +588,7 @@
           <w:sz w:val="21"/>
           <w:szCs w:val="21"/>
         </w:rPr>
-        <w:t xml:space="preserve">Ask your coach for a past paper to practise with.</w:t>
-      </w:r>
-    </w:p>
-    <w:p>
-      <w:pPr>
-        <w:pStyle w:val="ListParagraph"/>
-        <w:numPr>
-          <w:ilvl w:val="0"/>
-          <w:numId w:val="3"/>
-        </w:numPr>
-        <w:spacing w:after="40" w:line="264"/>
-      </w:pPr>
-      <w:r>
-        <w:rPr>
-          <w:rFonts w:ascii="Arial" w:cs="Arial" w:eastAsia="Arial" w:hAnsi="Arial"/>
-          <w:color w:val="2F3542"/>
-          <w:sz w:val="21"/>
-          <w:szCs w:val="21"/>
-        </w:rPr>
-        <w:t xml:space="preserve">Tell us if you need a quiet room or extra time.</w:t>
+        <w:t xml:space="preserve">Ask your tutor for a past paper to practise with.</w:t>
       </w:r>
     </w:p>
     <w:p>
@@ -643,26 +624,7 @@
           <w:sz w:val="21"/>
           <w:szCs w:val="21"/>
         </w:rPr>
-        <w:t xml:space="preserve">Do not guess your status from a friend’s.</w:t>
-      </w:r>
-    </w:p>
-    <w:p>
-      <w:pPr>
-        <w:pStyle w:val="ListParagraph"/>
-        <w:numPr>
-          <w:ilvl w:val="0"/>
-          <w:numId w:val="4"/>
-        </w:numPr>
-        <w:spacing w:after="40" w:line="264"/>
-      </w:pPr>
-      <w:r>
-        <w:rPr>
-          <w:rFonts w:ascii="Arial" w:cs="Arial" w:eastAsia="Arial" w:hAnsi="Arial"/>
-          <w:color w:val="2F3542"/>
-          <w:sz w:val="21"/>
-          <w:szCs w:val="21"/>
-        </w:rPr>
-        <w:t xml:space="preserve">One message to your coach settles it.</w:t>
+        <w:t xml:space="preserve">One message to your tutor settles it.</w:t>
       </w:r>
     </w:p>
     <w:p>
@@ -766,6 +728,20 @@
     </w:p>
     <w:p>
       <w:pPr>
+        <w:spacing w:after="90" w:before="0" w:line="264"/>
+      </w:pPr>
+      <w:r>
+        <w:rPr>
+          <w:rFonts w:ascii="Arial" w:cs="Arial" w:eastAsia="Arial" w:hAnsi="Arial"/>
+          <w:color w:val="2F3542"/>
+          <w:sz w:val="21"/>
+          <w:szCs w:val="21"/>
+        </w:rPr>
+        <w:t xml:space="preserve">A few dates worth noting this month, and a couple of things worth sorting before the summer slows down.</w:t>
+      </w:r>
+    </w:p>
+    <w:p>
+      <w:pPr>
         <w:pStyle w:val="ListParagraph"/>
         <w:numPr>
           <w:ilvl w:val="0"/>
@@ -856,7 +832,38 @@
           <w:sz w:val="21"/>
           <w:szCs w:val="21"/>
         </w:rPr>
-        <w:t xml:space="preserve">Into September: coach and workshop timetables change over the summer. Check your calendar, or ask your coach for the term dates once term restarts.</w:t>
+        <w:t xml:space="preserve">Into September: tutor and workshop timetables change over the summer. Check your calendar, or ask your tutor for the term dates once term restarts.</w:t>
+      </w:r>
+    </w:p>
+    <w:p>
+      <w:pPr>
+        <w:pStyle w:val="Heading2"/>
+        <w:spacing w:after="70" w:before="150"/>
+      </w:pPr>
+      <w:r>
+        <w:rPr>
+          <w:rFonts w:ascii="Arial" w:cs="Arial" w:eastAsia="Arial" w:hAnsi="Arial"/>
+          <w:b/>
+          <w:bCs/>
+          <w:color w:val="232B50"/>
+          <w:sz w:val="23"/>
+          <w:szCs w:val="23"/>
+        </w:rPr>
+        <w:t xml:space="preserve">Before the break</w:t>
+      </w:r>
+    </w:p>
+    <w:p>
+      <w:pPr>
+        <w:spacing w:after="90" w:before="0" w:line="264"/>
+      </w:pPr>
+      <w:r>
+        <w:rPr>
+          <w:rFonts w:ascii="Arial" w:cs="Arial" w:eastAsia="Arial" w:hAnsi="Arial"/>
+          <w:color w:val="2F3542"/>
+          <w:sz w:val="21"/>
+          <w:szCs w:val="21"/>
+        </w:rPr>
+        <w:t xml:space="preserve">Keep any certificates somewhere safe. If you use an online portal for your work, check you can still log in before term restarts. And note when your tutor is back in September, so you know who to speak to and when. It takes five minutes now and saves a scramble later.</w:t>
       </w:r>
     </w:p>
     <w:p>
@@ -887,7 +894,7 @@
           <w:sz w:val="21"/>
           <w:szCs w:val="21"/>
         </w:rPr>
-        <w:t xml:space="preserve">The summer can be a harder stretch than it looks. Routines change, money is often tighter, and it is easier to feel out of touch when workshops are quieter. If something is worrying you, at work or outside it, tell us the same day. Early concerns are easier to resolve.</w:t>
+        <w:t xml:space="preserve">Summer can feel different. Routines change, and it is easy to lose touch when things are quieter. If something is on your mind, at work or outside it, you can talk to us, and the sooner the better.</w:t>
       </w:r>
     </w:p>
     <w:p>
@@ -901,7 +908,7 @@
           <w:sz w:val="21"/>
           <w:szCs w:val="21"/>
         </w:rPr>
-        <w:t xml:space="preserve">We will listen, agree what happens next with you, and keep you informed. Raising a concern does not put your apprenticeship at risk. The safeguarding team’s contact details are below.</w:t>
+        <w:t xml:space="preserve">Our Designated Safeguarding Lead is the person to start with. We will listen and agree what happens next with you. Raising something with us does not put your apprenticeship at risk. Airam Neesa, our Deputy, is listed on the back page.</w:t>
       </w:r>
     </w:p>
     <w:p>
@@ -934,7 +941,7 @@
         </w:rPr>
         <w:t xml:space="preserve">Telephone: 07557 093701   Email: </w:t>
       </w:r>
-      <w:hyperlink w:history="1" r:id="rIdy9cigngi_ve60rgsv7ah7">
+      <w:hyperlink w:history="1" r:id="rIdngh-_q41fxjhx6bojv6hm">
         <w:r>
           <w:rPr>
             <w:rStyle w:val="Hyperlink"/>
@@ -948,196 +955,6 @@
     </w:p>
     <w:p>
       <w:pPr>
-        <w:pStyle w:val="Heading2"/>
-        <w:spacing w:after="70" w:before="150"/>
-      </w:pPr>
-      <w:r>
-        <w:rPr>
-          <w:rFonts w:ascii="Arial" w:cs="Arial" w:eastAsia="Arial" w:hAnsi="Arial"/>
-          <w:b/>
-          <w:bCs/>
-          <w:color w:val="232B50"/>
-          <w:sz w:val="23"/>
-          <w:szCs w:val="23"/>
-        </w:rPr>
-        <w:t xml:space="preserve">Airam Neesa, Deputy Designated Safeguarding Lead</w:t>
-      </w:r>
-    </w:p>
-    <w:p>
-      <w:pPr>
-        <w:spacing w:after="90" w:before="0" w:line="264"/>
-      </w:pPr>
-      <w:r>
-        <w:rPr>
-          <w:rFonts w:ascii="Arial" w:cs="Arial" w:eastAsia="Arial" w:hAnsi="Arial"/>
-          <w:color w:val="2F3542"/>
-          <w:sz w:val="21"/>
-          <w:szCs w:val="21"/>
-        </w:rPr>
-        <w:t xml:space="preserve">Telephone: 07912 342 367   Email: </w:t>
-      </w:r>
-      <w:hyperlink w:history="1" r:id="rIdzgwv1by9uazhh_q6yrqtt">
-        <w:r>
-          <w:rPr>
-            <w:rStyle w:val="Hyperlink"/>
-            <w:rFonts w:ascii="Arial" w:cs="Arial" w:eastAsia="Arial" w:hAnsi="Arial"/>
-            <w:sz w:val="21"/>
-            <w:szCs w:val="21"/>
-          </w:rPr>
-          <w:t xml:space="preserve">airam@CoreEd.co.uk</w:t>
-        </w:r>
-      </w:hyperlink>
-    </w:p>
-    <w:p>
-      <w:pPr>
-        <w:pStyle w:val="Heading2"/>
-        <w:spacing w:after="70" w:before="150"/>
-      </w:pPr>
-      <w:r>
-        <w:rPr>
-          <w:rFonts w:ascii="Arial" w:cs="Arial" w:eastAsia="Arial" w:hAnsi="Arial"/>
-          <w:b/>
-          <w:bCs/>
-          <w:color w:val="232B50"/>
-          <w:sz w:val="23"/>
-          <w:szCs w:val="23"/>
-        </w:rPr>
-        <w:t xml:space="preserve">How to raise a concern</w:t>
-      </w:r>
-    </w:p>
-    <w:p>
-      <w:pPr>
-        <w:pStyle w:val="ListParagraph"/>
-        <w:numPr>
-          <w:ilvl w:val="0"/>
-          <w:numId w:val="6"/>
-        </w:numPr>
-        <w:spacing w:after="40" w:line="264"/>
-      </w:pPr>
-      <w:r>
-        <w:rPr>
-          <w:rFonts w:ascii="Arial" w:cs="Arial" w:eastAsia="Arial" w:hAnsi="Arial"/>
-          <w:color w:val="2F3542"/>
-          <w:sz w:val="21"/>
-          <w:szCs w:val="21"/>
-        </w:rPr>
-        <w:t xml:space="preserve">Tell us the same day, by phone, email or in person.</w:t>
-      </w:r>
-    </w:p>
-    <w:p>
-      <w:pPr>
-        <w:pStyle w:val="ListParagraph"/>
-        <w:numPr>
-          <w:ilvl w:val="0"/>
-          <w:numId w:val="6"/>
-        </w:numPr>
-        <w:spacing w:after="40" w:line="264"/>
-      </w:pPr>
-      <w:r>
-        <w:rPr>
-          <w:rFonts w:ascii="Arial" w:cs="Arial" w:eastAsia="Arial" w:hAnsi="Arial"/>
-          <w:color w:val="2F3542"/>
-          <w:sz w:val="21"/>
-          <w:szCs w:val="21"/>
-        </w:rPr>
-        <w:t xml:space="preserve">Say what has happened and what you are worried about.</w:t>
-      </w:r>
-    </w:p>
-    <w:p>
-      <w:pPr>
-        <w:pStyle w:val="ListParagraph"/>
-        <w:numPr>
-          <w:ilvl w:val="0"/>
-          <w:numId w:val="6"/>
-        </w:numPr>
-        <w:spacing w:after="40" w:line="264"/>
-      </w:pPr>
-      <w:r>
-        <w:rPr>
-          <w:rFonts w:ascii="Arial" w:cs="Arial" w:eastAsia="Arial" w:hAnsi="Arial"/>
-          <w:color w:val="2F3542"/>
-          <w:sz w:val="21"/>
-          <w:szCs w:val="21"/>
-        </w:rPr>
-        <w:t xml:space="preserve">We agree the next step with you before we take it.</w:t>
-      </w:r>
-    </w:p>
-    <w:p>
-      <w:pPr>
-        <w:pStyle w:val="Heading2"/>
-        <w:spacing w:after="70" w:before="150"/>
-      </w:pPr>
-      <w:r>
-        <w:rPr>
-          <w:rFonts w:ascii="Arial" w:cs="Arial" w:eastAsia="Arial" w:hAnsi="Arial"/>
-          <w:b/>
-          <w:bCs/>
-          <w:color w:val="232B50"/>
-          <w:sz w:val="23"/>
-          <w:szCs w:val="23"/>
-        </w:rPr>
-        <w:t xml:space="preserve">Worried about someone else?</w:t>
-      </w:r>
-    </w:p>
-    <w:p>
-      <w:pPr>
-        <w:pStyle w:val="ListParagraph"/>
-        <w:numPr>
-          <w:ilvl w:val="0"/>
-          <w:numId w:val="7"/>
-        </w:numPr>
-        <w:spacing w:after="40" w:line="264"/>
-      </w:pPr>
-      <w:r>
-        <w:rPr>
-          <w:rFonts w:ascii="Arial" w:cs="Arial" w:eastAsia="Arial" w:hAnsi="Arial"/>
-          <w:color w:val="2F3542"/>
-          <w:sz w:val="21"/>
-          <w:szCs w:val="21"/>
-        </w:rPr>
-        <w:t xml:space="preserve">You do not need to be certain to speak up.</w:t>
-      </w:r>
-    </w:p>
-    <w:p>
-      <w:pPr>
-        <w:pStyle w:val="ListParagraph"/>
-        <w:numPr>
-          <w:ilvl w:val="0"/>
-          <w:numId w:val="7"/>
-        </w:numPr>
-        <w:spacing w:after="40" w:line="264"/>
-      </w:pPr>
-      <w:r>
-        <w:rPr>
-          <w:rFonts w:ascii="Arial" w:cs="Arial" w:eastAsia="Arial" w:hAnsi="Arial"/>
-          <w:color w:val="2F3542"/>
-          <w:sz w:val="21"/>
-          <w:szCs w:val="21"/>
-        </w:rPr>
-        <w:t xml:space="preserve">Pass on what you have noticed to the team.</w:t>
-      </w:r>
-    </w:p>
-    <w:p>
-      <w:pPr>
-        <w:pStyle w:val="ListParagraph"/>
-        <w:numPr>
-          <w:ilvl w:val="0"/>
-          <w:numId w:val="7"/>
-        </w:numPr>
-        <w:spacing w:after="40" w:line="264"/>
-      </w:pPr>
-      <w:r>
-        <w:rPr>
-          <w:rFonts w:ascii="Arial" w:cs="Arial" w:eastAsia="Arial" w:hAnsi="Arial"/>
-          <w:color w:val="2F3542"/>
-          <w:sz w:val="21"/>
-          <w:szCs w:val="21"/>
-        </w:rPr>
-        <w:t xml:space="preserve">We will take it from there and keep it discreet.</w:t>
-      </w:r>
-    </w:p>
-    <w:p>
-      <w:pPr>
         <w:pBdr>
           <w:left w:val="single" w:color="F57D21" w:sz="18" w:space="8"/>
         </w:pBdr>
@@ -1151,7 +968,7 @@
           <w:sz w:val="21"/>
           <w:szCs w:val="21"/>
         </w:rPr>
-        <w:t xml:space="preserve">Prevent. CoreEd has a duty under the government’s Prevent programme to help keep people safe from being drawn into extremism. If you are worried that you, or someone you know, is being pulled towards extreme views or violence, tell the safeguarding team. We would rather you raised it and were wrong than said nothing. In an emergency, always call 999.</w:t>
+        <w:t xml:space="preserve">Prevent. CoreEd has a duty under the government’s Prevent programme to help keep people safe from being drawn into extremism. If you are worried that you, or someone you know, is being pulled towards extreme views, tell the safeguarding team. In an emergency, always call 999.</w:t>
       </w:r>
     </w:p>
     <w:p>
@@ -1245,7 +1062,7 @@
           <w:sz w:val="21"/>
           <w:szCs w:val="21"/>
         </w:rPr>
-        <w:t xml:space="preserve">If you are struggling this summer, you do not have to wait for a session to talk to someone. These services are free and you can use them yourself, at any time.</w:t>
+        <w:t xml:space="preserve">You do not have to wait for a session to talk to someone. These services are free and open to anyone, at any time. Save the ones that feel useful to you now, so you have them if you ever need them later.</w:t>
       </w:r>
     </w:p>
     <w:p>
@@ -1270,7 +1087,7 @@
         <w:pStyle w:val="ListParagraph"/>
         <w:numPr>
           <w:ilvl w:val="0"/>
-          <w:numId w:val="8"/>
+          <w:numId w:val="6"/>
         </w:numPr>
         <w:spacing w:after="40" w:line="264"/>
       </w:pPr>
@@ -1289,7 +1106,7 @@
         <w:pStyle w:val="ListParagraph"/>
         <w:numPr>
           <w:ilvl w:val="0"/>
-          <w:numId w:val="8"/>
+          <w:numId w:val="6"/>
         </w:numPr>
         <w:spacing w:after="40" w:line="264"/>
       </w:pPr>
@@ -1325,7 +1142,7 @@
         <w:pStyle w:val="ListParagraph"/>
         <w:numPr>
           <w:ilvl w:val="0"/>
-          <w:numId w:val="9"/>
+          <w:numId w:val="7"/>
         </w:numPr>
         <w:spacing w:after="40" w:line="264"/>
       </w:pPr>
@@ -1344,7 +1161,7 @@
         <w:pStyle w:val="ListParagraph"/>
         <w:numPr>
           <w:ilvl w:val="0"/>
-          <w:numId w:val="9"/>
+          <w:numId w:val="7"/>
         </w:numPr>
         <w:spacing w:after="40" w:line="264"/>
       </w:pPr>
@@ -1423,7 +1240,7 @@
         </w:rPr>
         <w:t xml:space="preserve">Telephone: 07557 093701   Email: </w:t>
       </w:r>
-      <w:hyperlink w:history="1" r:id="rIdtxgqa0ivlyqw0ozybazjv">
+      <w:hyperlink w:history="1" r:id="rIdoouit_uoy9syrft3tise6">
         <w:r>
           <w:rPr>
             <w:rStyle w:val="Hyperlink"/>
@@ -1465,7 +1282,7 @@
         </w:rPr>
         <w:t xml:space="preserve">Telephone: 07912 342 367   Email: </w:t>
       </w:r>
-      <w:hyperlink w:history="1" r:id="rIddbtyen-cdumjjshnppcgo">
+      <w:hyperlink w:history="1" r:id="rIdg5alfywf51fvpc9wane5q">
         <w:r>
           <w:rPr>
             <w:rStyle w:val="Hyperlink"/>
@@ -1507,7 +1324,7 @@
         </w:rPr>
         <w:t xml:space="preserve">Email </w:t>
       </w:r>
-      <w:hyperlink w:history="1" r:id="rId5kjv6tewy6lq2qeglm_05">
+      <w:hyperlink w:history="1" r:id="rIdgqqw5cgtqynjk8sjlnitq">
         <w:r>
           <w:rPr>
             <w:rStyle w:val="Hyperlink"/>
@@ -1526,22 +1343,6 @@
           <w:szCs w:val="21"/>
         </w:rPr>
         <w:t xml:space="preserve">  |  Visit www.CoreEd.co.uk  |  The Media Centre, 7 Northumberland Street, Huddersfield, HD1 1RL</w:t>
-      </w:r>
-    </w:p>
-    <w:p>
-      <w:pPr>
-        <w:spacing w:after="90" w:before="0" w:line="264"/>
-      </w:pPr>
-      <w:r>
-        <w:rPr>
-          <w:rFonts w:ascii="Arial" w:cs="Arial" w:eastAsia="Arial" w:hAnsi="Arial"/>
-          <w:b/>
-          <w:bCs/>
-          <w:color w:val="2F3542"/>
-          <w:sz w:val="21"/>
-          <w:szCs w:val="21"/>
-        </w:rPr>
-        <w:t xml:space="preserve">In an emergency, always call 999.</w:t>
       </w:r>
     </w:p>
     <w:p>
@@ -1832,38 +1633,6 @@
     </w:lvl>
   </w:abstractNum>
   <w:abstractNum w:abstractNumId="7" w15:restartNumberingAfterBreak="0">
-    <w:multiLevelType w:val="hybridMultilevel"/>
-    <w:lvl w:ilvl="0" w15:tentative="1">
-      <w:start w:val="1"/>
-      <w:numFmt w:val="bullet"/>
-      <w:lvlText w:val="•"/>
-      <w:lvlJc w:val="left"/>
-      <w:pPr>
-        <w:ind w:left="431" w:hanging="259"/>
-      </w:pPr>
-      <w:rPr>
-        <w:rFonts w:ascii="Arial" w:cs="Arial" w:eastAsia="Arial" w:hAnsi="Arial"/>
-        <w:color w:val="2E8C57"/>
-      </w:rPr>
-    </w:lvl>
-  </w:abstractNum>
-  <w:abstractNum w:abstractNumId="8" w15:restartNumberingAfterBreak="0">
-    <w:multiLevelType w:val="hybridMultilevel"/>
-    <w:lvl w:ilvl="0" w15:tentative="1">
-      <w:start w:val="1"/>
-      <w:numFmt w:val="bullet"/>
-      <w:lvlText w:val="•"/>
-      <w:lvlJc w:val="left"/>
-      <w:pPr>
-        <w:ind w:left="431" w:hanging="259"/>
-      </w:pPr>
-      <w:rPr>
-        <w:rFonts w:ascii="Arial" w:cs="Arial" w:eastAsia="Arial" w:hAnsi="Arial"/>
-        <w:color w:val="2E8C57"/>
-      </w:rPr>
-    </w:lvl>
-  </w:abstractNum>
-  <w:abstractNum w:abstractNumId="9" w15:restartNumberingAfterBreak="0">
     <w:multiLevelType w:val="hybridMultilevel"/>
     <w:lvl w:ilvl="0" w15:tentative="1">
       <w:start w:val="1"/>
@@ -1917,18 +1686,6 @@
   </w:num>
   <w:num w:numId="7">
     <w:abstractNumId w:val="7"/>
-    <w:lvlOverride w:ilvl="0">
-      <w:startOverride w:val="1"/>
-    </w:lvlOverride>
-  </w:num>
-  <w:num w:numId="8">
-    <w:abstractNumId w:val="8"/>
-    <w:lvlOverride w:ilvl="0">
-      <w:startOverride w:val="1"/>
-    </w:lvlOverride>
-  </w:num>
-  <w:num w:numId="9">
-    <w:abstractNumId w:val="9"/>
     <w:lvlOverride w:ilvl="0">
       <w:startOverride w:val="1"/>
     </w:lvlOverride>

--- a/output/InTheLoop_August2026_Accessible.docx
+++ b/output/InTheLoop_August2026_Accessible.docx
@@ -159,7 +159,7 @@
         </w:rPr>
         <w:t xml:space="preserve">Inside you will find this month’s inclusion date, a reminder about English and maths, the dates worth putting in your diary, and where to find support if you need it over the break. If there is something you would like us to cover next time, email </w:t>
       </w:r>
-      <w:hyperlink w:history="1" r:id="rIdut4ohhrta5ftivzxki9cz">
+      <w:hyperlink w:history="1" r:id="rIdqvwdclwdq41yzkozioq07">
         <w:r>
           <w:rPr>
             <w:rStyle w:val="Hyperlink"/>
@@ -271,7 +271,7 @@
           <w:sz w:val="21"/>
           <w:szCs w:val="21"/>
         </w:rPr>
-        <w:t xml:space="preserve">We want to mark what this cohort has achieved this quarter. The figures below are being confirmed with our quality team and will be filled in before this issue goes out.</w:t>
+        <w:t xml:space="preserve">We want to mark what this cohort has achieved. These are our most recent confirmed figures, from June. Over half of those who achieved took a distinction or merit, and six apprentices reached the end of their programme. Behind each number is someone who kept going through a full apprenticeship while holding down a job.</w:t>
       </w:r>
     </w:p>
     <w:p>
@@ -290,7 +290,7 @@
           <w:sz w:val="21"/>
           <w:szCs w:val="21"/>
         </w:rPr>
-        <w:t xml:space="preserve">[XX%] of apprentices passed their end-point assessment this quarter.</w:t>
+        <w:t xml:space="preserve">53% achieved a distinction or merit.</w:t>
       </w:r>
     </w:p>
     <w:p>
@@ -309,26 +309,7 @@
           <w:sz w:val="21"/>
           <w:szCs w:val="21"/>
         </w:rPr>
-        <w:t xml:space="preserve">[XX%] achieved a distinction or merit.</w:t>
-      </w:r>
-    </w:p>
-    <w:p>
-      <w:pPr>
-        <w:pStyle w:val="ListParagraph"/>
-        <w:numPr>
-          <w:ilvl w:val="0"/>
-          <w:numId w:val="2"/>
-        </w:numPr>
-        <w:spacing w:after="40" w:line="264"/>
-      </w:pPr>
-      <w:r>
-        <w:rPr>
-          <w:rFonts w:ascii="Arial" w:cs="Arial" w:eastAsia="Arial" w:hAnsi="Arial"/>
-          <w:color w:val="2F3542"/>
-          <w:sz w:val="21"/>
-          <w:szCs w:val="21"/>
-        </w:rPr>
-        <w:t xml:space="preserve">[XX] learners completed their apprenticeship.</w:t>
+        <w:t xml:space="preserve">6 apprenticeships were completed in June.</w:t>
       </w:r>
     </w:p>
     <w:p>
@@ -346,23 +327,25 @@
           <w:sz w:val="21"/>
           <w:szCs w:val="21"/>
         </w:rPr>
-        <w:t xml:space="preserve">Every one of those results is a piece of work fitted around a job and everything else life asks of you. If you have finished this summer, well done, and do keep your certificate somewhere safe. If you are still going, the same steady effort is what gets you there, and your tutor is there for the stretches that feel harder than the rest.</w:t>
-      </w:r>
-    </w:p>
-    <w:p>
-      <w:pPr>
-        <w:spacing w:after="90" w:before="0" w:line="264"/>
-      </w:pPr>
-      <w:r>
-        <w:rPr>
-          <w:rFonts w:ascii="Arial" w:cs="Arial" w:eastAsia="Arial" w:hAnsi="Arial"/>
-          <w:b/>
-          <w:bCs/>
-          <w:color w:val="2F3542"/>
-          <w:sz w:val="21"/>
-          <w:szCs w:val="21"/>
-        </w:rPr>
-        <w:t xml:space="preserve">Internal note, remove before sending: the three figures above are placeholders. Ask the quality team for this quarter’s confirmed pass rate, distinction and merit rate, and completion count. Do not send with any figure showing.</w:t>
+        <w:t xml:space="preserve">Every one of those results is a piece of work fitted around a job and everything else life asks of you. If you have finished recently, well done, and do keep your certificate somewhere safe. If you are still going, the same steady effort is what gets you there, and your tutor is there for the stretches that feel harder than the rest. If you are close to finishing, tell your tutor what is left and you can plan the last steps together.</w:t>
+      </w:r>
+    </w:p>
+    <w:p>
+      <w:pPr>
+        <w:pBdr>
+          <w:left w:val="single" w:color="2E8C57" w:sz="18" w:space="8"/>
+        </w:pBdr>
+        <w:spacing w:after="140" w:before="50" w:line="264"/>
+        <w:ind w:left="220"/>
+      </w:pPr>
+      <w:r>
+        <w:rPr>
+          <w:rFonts w:ascii="Arial" w:cs="Arial" w:eastAsia="Arial" w:hAnsi="Arial"/>
+          <w:color w:val="2F3542"/>
+          <w:sz w:val="21"/>
+          <w:szCs w:val="21"/>
+        </w:rPr>
+        <w:t xml:space="preserve">Finishing this summer? Tell us where you are heading next, whether that is a job, more training, or something else. We like to hear how it turns out, and it helps us support the learners coming up behind you.</w:t>
       </w:r>
     </w:p>
     <w:p>
@@ -941,7 +924,7 @@
         </w:rPr>
         <w:t xml:space="preserve">Telephone: 07557 093701   Email: </w:t>
       </w:r>
-      <w:hyperlink w:history="1" r:id="rIdngh-_q41fxjhx6bojv6hm">
+      <w:hyperlink w:history="1" r:id="rId_gmbmm-mcvftwnjhojmjn">
         <w:r>
           <w:rPr>
             <w:rStyle w:val="Hyperlink"/>
@@ -1240,7 +1223,7 @@
         </w:rPr>
         <w:t xml:space="preserve">Telephone: 07557 093701   Email: </w:t>
       </w:r>
-      <w:hyperlink w:history="1" r:id="rIdoouit_uoy9syrft3tise6">
+      <w:hyperlink w:history="1" r:id="rIdr70slzjhvqzi1iyw3q3mu">
         <w:r>
           <w:rPr>
             <w:rStyle w:val="Hyperlink"/>
@@ -1282,7 +1265,7 @@
         </w:rPr>
         <w:t xml:space="preserve">Telephone: 07912 342 367   Email: </w:t>
       </w:r>
-      <w:hyperlink w:history="1" r:id="rIdg5alfywf51fvpc9wane5q">
+      <w:hyperlink w:history="1" r:id="rIdsvfni5eayt4vuoqgw2zfg">
         <w:r>
           <w:rPr>
             <w:rStyle w:val="Hyperlink"/>
@@ -1324,7 +1307,7 @@
         </w:rPr>
         <w:t xml:space="preserve">Email </w:t>
       </w:r>
-      <w:hyperlink w:history="1" r:id="rIdgqqw5cgtqynjk8sjlnitq">
+      <w:hyperlink w:history="1" r:id="rIduttxqkc0dlal-nqxeznhh">
         <w:r>
           <w:rPr>
             <w:rStyle w:val="Hyperlink"/>

--- a/output/InTheLoop_August2026_Accessible.docx
+++ b/output/InTheLoop_August2026_Accessible.docx
@@ -80,7 +80,7 @@
           <w:sz w:val="22"/>
           <w:szCs w:val="22"/>
         </w:rPr>
-        <w:t xml:space="preserve">Learner edition  |  August 2026</w:t>
+        <w:t xml:space="preserve">CoreEd Learner Newsletter  |  Issue: August 2026</w:t>
       </w:r>
     </w:p>
     <w:p>
@@ -95,7 +95,7 @@
           <w:sz w:val="21"/>
           <w:szCs w:val="21"/>
         </w:rPr>
-        <w:t xml:space="preserve">Your monthly update from CoreEd. News, dates and support for apprentices.</w:t>
+        <w:t xml:space="preserve">A monthly update for CoreEd learners.</w:t>
       </w:r>
     </w:p>
     <w:p>
@@ -143,41 +143,35 @@
           <w:sz w:val="21"/>
           <w:szCs w:val="21"/>
         </w:rPr>
-        <w:t xml:space="preserve">Welcome to the August issue. This is a quieter month for a lot of us, with some teams on leave and workshops running a reduced timetable, so this issue is about keeping your training on track over the summer and knowing where to turn if you need support.</w:t>
-      </w:r>
-    </w:p>
-    <w:p>
-      <w:pPr>
-        <w:spacing w:after="90" w:before="0" w:line="264"/>
-      </w:pPr>
-      <w:r>
-        <w:rPr>
-          <w:rFonts w:ascii="Arial" w:cs="Arial" w:eastAsia="Arial" w:hAnsi="Arial"/>
-          <w:color w:val="2F3542"/>
-          <w:sz w:val="21"/>
-          <w:szCs w:val="21"/>
-        </w:rPr>
-        <w:t xml:space="preserve">Inside you will find this month’s inclusion date, a reminder about English and maths, the dates worth putting in your diary, and where to find support if you need it over the break. If there is something you would like us to cover next time, email </w:t>
-      </w:r>
-      <w:hyperlink w:history="1" r:id="rIdqvwdclwdq41yzkozioq07">
-        <w:r>
-          <w:rPr>
-            <w:rStyle w:val="Hyperlink"/>
-            <w:rFonts w:ascii="Arial" w:cs="Arial" w:eastAsia="Arial" w:hAnsi="Arial"/>
-            <w:sz w:val="21"/>
-            <w:szCs w:val="21"/>
-          </w:rPr>
-          <w:t xml:space="preserve">enquiries@CoreEd.co.uk</w:t>
-        </w:r>
-      </w:hyperlink>
-      <w:r>
-        <w:rPr>
-          <w:rFonts w:ascii="Arial" w:cs="Arial" w:eastAsia="Arial" w:hAnsi="Arial"/>
-          <w:color w:val="2F3542"/>
-          <w:sz w:val="21"/>
-          <w:szCs w:val="21"/>
-        </w:rPr>
-        <w:t xml:space="preserve">.</w:t>
+        <w:t xml:space="preserve">Welcome to the August issue. It’s the heart of summer. This month we’re talking about your voice and how to use it, looking after wellbeing, including a topic we don’t discuss enough, and the different ways brains work.</w:t>
+      </w:r>
+    </w:p>
+    <w:p>
+      <w:pPr>
+        <w:spacing w:after="90" w:before="0" w:line="264"/>
+      </w:pPr>
+      <w:r>
+        <w:rPr>
+          <w:rFonts w:ascii="Arial" w:cs="Arial" w:eastAsia="Arial" w:hAnsi="Arial"/>
+          <w:color w:val="2F3542"/>
+          <w:sz w:val="21"/>
+          <w:szCs w:val="21"/>
+        </w:rPr>
+        <w:t xml:space="preserve">Whoever you are and wherever you’ve come from, you belong here at CoreEd.</w:t>
+      </w:r>
+    </w:p>
+    <w:p>
+      <w:pPr>
+        <w:spacing w:after="90" w:before="0" w:line="264"/>
+      </w:pPr>
+      <w:r>
+        <w:rPr>
+          <w:rFonts w:ascii="Arial" w:cs="Arial" w:eastAsia="Arial" w:hAnsi="Arial"/>
+          <w:color w:val="2F3542"/>
+          <w:sz w:val="21"/>
+          <w:szCs w:val="21"/>
+        </w:rPr>
+        <w:t xml:space="preserve">Some tutors may be away over the summer, but the team is still here. Corrie, Ben, Priya and the Safety Guardian will point you to the useful bits.</w:t>
       </w:r>
     </w:p>
     <w:p>
@@ -188,9 +182,9 @@
       <w:r>
         <w:drawing>
           <wp:inline distT="0" distB="0" distL="0" distR="0">
-            <wp:extent cx="590550" cy="885825"/>
+            <wp:extent cx="857250" cy="647700"/>
             <wp:effectExtent t="0" r="0" b="0" l="0"/>
-            <wp:docPr id="1" name="Corrie Patel, apprentice" descr="Illustration of Corrie Patel, a CoreEd apprentice, smiling and giving a thumbs up." title="Corrie Patel, apprentice"/>
+            <wp:docPr id="1" name="CoreEd Safety Guardian mascot" descr="Illustration of the CoreEd Safety Guardian, a friendly shield-shaped mascot, waving hello." title="CoreEd Safety Guardian mascot"/>
             <wp:cNvGraphicFramePr>
               <a:graphicFrameLocks xmlns:a="http://schemas.openxmlformats.org/drawingml/2006/main" noChangeAspect="1"/>
             </wp:cNvGraphicFramePr>
@@ -213,7 +207,7 @@
                   <pic:spPr bwMode="auto">
                     <a:xfrm>
                       <a:off x="0" y="0"/>
-                      <a:ext cx="590550" cy="885825"/>
+                      <a:ext cx="857250" cy="647700"/>
                     </a:xfrm>
                     <a:prstGeom prst="rect">
                       <a:avLst/>
@@ -240,13 +234,13 @@
           <w:sz w:val="18"/>
           <w:szCs w:val="18"/>
         </w:rPr>
-        <w:t xml:space="preserve">Illustration: Corrie Patel, one of our apprentices.</w:t>
-      </w:r>
-    </w:p>
-    <w:p>
-      <w:pPr>
-        <w:pStyle w:val="Heading1"/>
-        <w:spacing w:after="100" w:before="220"/>
+        <w:t xml:space="preserve">Illustration: the CoreEd Safety Guardian, waving hello.</w:t>
+      </w:r>
+    </w:p>
+    <w:p>
+      <w:pPr>
+        <w:pStyle w:val="Heading2"/>
+        <w:spacing w:after="70" w:before="150"/>
       </w:pPr>
       <w:r>
         <w:rPr>
@@ -254,24 +248,10 @@
           <w:b/>
           <w:bCs/>
           <w:color w:val="232B50"/>
-          <w:sz w:val="28"/>
-          <w:szCs w:val="28"/>
-        </w:rPr>
-        <w:t xml:space="preserve">1. Celebrating our results</w:t>
-      </w:r>
-    </w:p>
-    <w:p>
-      <w:pPr>
-        <w:spacing w:after="90" w:before="0" w:line="264"/>
-      </w:pPr>
-      <w:r>
-        <w:rPr>
-          <w:rFonts w:ascii="Arial" w:cs="Arial" w:eastAsia="Arial" w:hAnsi="Arial"/>
-          <w:color w:val="2F3542"/>
-          <w:sz w:val="21"/>
-          <w:szCs w:val="21"/>
-        </w:rPr>
-        <w:t xml:space="preserve">We want to mark what this cohort has achieved. These are our most recent confirmed figures, from June. Over half of those who achieved took a distinction or merit, and six apprentices reached the end of their programme. Behind each number is someone who kept going through a full apprenticeship while holding down a job.</w:t>
+          <w:sz w:val="23"/>
+          <w:szCs w:val="23"/>
+        </w:rPr>
+        <w:t xml:space="preserve">In this issue</w:t>
       </w:r>
     </w:p>
     <w:p>
@@ -290,7 +270,7 @@
           <w:sz w:val="21"/>
           <w:szCs w:val="21"/>
         </w:rPr>
-        <w:t xml:space="preserve">53% achieved a distinction or merit.</w:t>
+        <w:t xml:space="preserve">01 — In Their Words</w:t>
       </w:r>
     </w:p>
     <w:p>
@@ -309,7 +289,166 @@
           <w:sz w:val="21"/>
           <w:szCs w:val="21"/>
         </w:rPr>
-        <w:t xml:space="preserve">6 apprenticeships were completed in June.</w:t>
+        <w:t xml:space="preserve">02 — Your Voice, Your Say</w:t>
+      </w:r>
+    </w:p>
+    <w:p>
+      <w:pPr>
+        <w:pStyle w:val="ListParagraph"/>
+        <w:numPr>
+          <w:ilvl w:val="0"/>
+          <w:numId w:val="2"/>
+        </w:numPr>
+        <w:spacing w:after="40" w:line="264"/>
+      </w:pPr>
+      <w:r>
+        <w:rPr>
+          <w:rFonts w:ascii="Arial" w:cs="Arial" w:eastAsia="Arial" w:hAnsi="Arial"/>
+          <w:color w:val="2F3542"/>
+          <w:sz w:val="21"/>
+          <w:szCs w:val="21"/>
+        </w:rPr>
+        <w:t xml:space="preserve">03 — Looking After You This Summer</w:t>
+      </w:r>
+    </w:p>
+    <w:p>
+      <w:pPr>
+        <w:pStyle w:val="ListParagraph"/>
+        <w:numPr>
+          <w:ilvl w:val="0"/>
+          <w:numId w:val="2"/>
+        </w:numPr>
+        <w:spacing w:after="40" w:line="264"/>
+      </w:pPr>
+      <w:r>
+        <w:rPr>
+          <w:rFonts w:ascii="Arial" w:cs="Arial" w:eastAsia="Arial" w:hAnsi="Arial"/>
+          <w:color w:val="2F3542"/>
+          <w:sz w:val="21"/>
+          <w:szCs w:val="21"/>
+        </w:rPr>
+        <w:t xml:space="preserve">04 — How Brains Work Differently</w:t>
+      </w:r>
+    </w:p>
+    <w:p>
+      <w:pPr>
+        <w:pStyle w:val="ListParagraph"/>
+        <w:numPr>
+          <w:ilvl w:val="0"/>
+          <w:numId w:val="2"/>
+        </w:numPr>
+        <w:spacing w:after="40" w:line="264"/>
+      </w:pPr>
+      <w:r>
+        <w:rPr>
+          <w:rFonts w:ascii="Arial" w:cs="Arial" w:eastAsia="Arial" w:hAnsi="Arial"/>
+          <w:color w:val="2F3542"/>
+          <w:sz w:val="21"/>
+          <w:szCs w:val="21"/>
+        </w:rPr>
+        <w:t xml:space="preserve">05 — Your Next Step</w:t>
+      </w:r>
+    </w:p>
+    <w:p>
+      <w:pPr>
+        <w:pStyle w:val="ListParagraph"/>
+        <w:numPr>
+          <w:ilvl w:val="0"/>
+          <w:numId w:val="2"/>
+        </w:numPr>
+        <w:spacing w:after="40" w:line="264"/>
+      </w:pPr>
+      <w:r>
+        <w:rPr>
+          <w:rFonts w:ascii="Arial" w:cs="Arial" w:eastAsia="Arial" w:hAnsi="Arial"/>
+          <w:color w:val="2F3542"/>
+          <w:sz w:val="21"/>
+          <w:szCs w:val="21"/>
+        </w:rPr>
+        <w:t xml:space="preserve">06 — Safeguarding Team Update</w:t>
+      </w:r>
+    </w:p>
+    <w:p>
+      <w:pPr>
+        <w:pStyle w:val="ListParagraph"/>
+        <w:numPr>
+          <w:ilvl w:val="0"/>
+          <w:numId w:val="2"/>
+        </w:numPr>
+        <w:spacing w:after="40" w:line="264"/>
+      </w:pPr>
+      <w:r>
+        <w:rPr>
+          <w:rFonts w:ascii="Arial" w:cs="Arial" w:eastAsia="Arial" w:hAnsi="Arial"/>
+          <w:color w:val="2F3542"/>
+          <w:sz w:val="21"/>
+          <w:szCs w:val="21"/>
+        </w:rPr>
+        <w:t xml:space="preserve">07 — Looking Out for One Another</w:t>
+      </w:r>
+    </w:p>
+    <w:p>
+      <w:pPr>
+        <w:pStyle w:val="ListParagraph"/>
+        <w:numPr>
+          <w:ilvl w:val="0"/>
+          <w:numId w:val="2"/>
+        </w:numPr>
+        <w:spacing w:after="40" w:line="264"/>
+      </w:pPr>
+      <w:r>
+        <w:rPr>
+          <w:rFonts w:ascii="Arial" w:cs="Arial" w:eastAsia="Arial" w:hAnsi="Arial"/>
+          <w:color w:val="2F3542"/>
+          <w:sz w:val="21"/>
+          <w:szCs w:val="21"/>
+        </w:rPr>
+        <w:t xml:space="preserve">08 — Support &amp; Resources</w:t>
+      </w:r>
+    </w:p>
+    <w:p>
+      <w:pPr>
+        <w:pStyle w:val="Heading1"/>
+        <w:spacing w:after="100" w:before="220"/>
+      </w:pPr>
+      <w:r>
+        <w:rPr>
+          <w:rFonts w:ascii="Arial" w:cs="Arial" w:eastAsia="Arial" w:hAnsi="Arial"/>
+          <w:b/>
+          <w:bCs/>
+          <w:color w:val="232B50"/>
+          <w:sz w:val="28"/>
+          <w:szCs w:val="28"/>
+        </w:rPr>
+        <w:t xml:space="preserve">01. In Their Words</w:t>
+      </w:r>
+    </w:p>
+    <w:p>
+      <w:pPr>
+        <w:spacing w:after="90" w:before="0" w:line="264"/>
+      </w:pPr>
+      <w:r>
+        <w:rPr>
+          <w:rFonts w:ascii="Arial" w:cs="Arial" w:eastAsia="Arial" w:hAnsi="Arial"/>
+          <w:color w:val="2F3542"/>
+          <w:sz w:val="21"/>
+          <w:szCs w:val="21"/>
+        </w:rPr>
+        <w:t xml:space="preserve">A learner’s feedback this month.</w:t>
+      </w:r>
+    </w:p>
+    <w:p>
+      <w:pPr>
+        <w:spacing w:after="90" w:before="0" w:line="264"/>
+      </w:pPr>
+      <w:r>
+        <w:rPr>
+          <w:rFonts w:ascii="Arial" w:cs="Arial" w:eastAsia="Arial" w:hAnsi="Arial"/>
+          <w:color w:val="2F3542"/>
+          <w:sz w:val="21"/>
+          <w:szCs w:val="21"/>
+        </w:rPr>
+        <w:t xml:space="preserve">A lovely note from a learner this month, after a session that helped them get back on track:</w:t>
       </w:r>
     </w:p>
     <w:p>
@@ -317,7 +456,7 @@
         <w:pBdr>
           <w:left w:val="single" w:color="0073D9" w:sz="18" w:space="8"/>
         </w:pBdr>
-        <w:spacing w:after="140" w:before="50" w:line="264"/>
+        <w:spacing w:after="50" w:before="50" w:line="264"/>
         <w:ind w:left="220"/>
       </w:pPr>
       <w:r>
@@ -327,70 +466,7 @@
           <w:sz w:val="21"/>
           <w:szCs w:val="21"/>
         </w:rPr>
-        <w:t xml:space="preserve">Every one of those results is a piece of work fitted around a job and everything else life asks of you. If you have finished recently, well done, and do keep your certificate somewhere safe. If you are still going, the same steady effort is what gets you there, and your tutor is there for the stretches that feel harder than the rest. If you are close to finishing, tell your tutor what is left and you can plan the last steps together.</w:t>
-      </w:r>
-    </w:p>
-    <w:p>
-      <w:pPr>
-        <w:pBdr>
-          <w:left w:val="single" w:color="2E8C57" w:sz="18" w:space="8"/>
-        </w:pBdr>
-        <w:spacing w:after="140" w:before="50" w:line="264"/>
-        <w:ind w:left="220"/>
-      </w:pPr>
-      <w:r>
-        <w:rPr>
-          <w:rFonts w:ascii="Arial" w:cs="Arial" w:eastAsia="Arial" w:hAnsi="Arial"/>
-          <w:color w:val="2F3542"/>
-          <w:sz w:val="21"/>
-          <w:szCs w:val="21"/>
-        </w:rPr>
-        <w:t xml:space="preserve">Finishing this summer? Tell us where you are heading next, whether that is a job, more training, or something else. We like to hear how it turns out, and it helps us support the learners coming up behind you.</w:t>
-      </w:r>
-    </w:p>
-    <w:p>
-      <w:pPr>
-        <w:pStyle w:val="Heading1"/>
-        <w:spacing w:after="100" w:before="220"/>
-      </w:pPr>
-      <w:r>
-        <w:rPr>
-          <w:rFonts w:ascii="Arial" w:cs="Arial" w:eastAsia="Arial" w:hAnsi="Arial"/>
-          <w:b/>
-          <w:bCs/>
-          <w:color w:val="232B50"/>
-          <w:sz w:val="28"/>
-          <w:szCs w:val="28"/>
-        </w:rPr>
-        <w:t xml:space="preserve">2. Inclusion this month</w:t>
-      </w:r>
-    </w:p>
-    <w:p>
-      <w:pPr>
-        <w:spacing w:after="90" w:before="0" w:line="264"/>
-      </w:pPr>
-      <w:r>
-        <w:rPr>
-          <w:rFonts w:ascii="Arial" w:cs="Arial" w:eastAsia="Arial" w:hAnsi="Arial"/>
-          <w:color w:val="2F3542"/>
-          <w:sz w:val="21"/>
-          <w:szCs w:val="21"/>
-        </w:rPr>
-        <w:t xml:space="preserve">International Youth Day falls on Wednesday 12 August. It is a United Nations day that recognises the part young people play in their communities and at work. This year’s theme is “Different Contexts, Common Aspirations”, a reminder that although our circumstances differ, what we want from work and study is often the same: to be respected, to keep learning, and to get on.</w:t>
-      </w:r>
-    </w:p>
-    <w:p>
-      <w:pPr>
-        <w:spacing w:after="90" w:before="0" w:line="264"/>
-      </w:pPr>
-      <w:r>
-        <w:rPr>
-          <w:rFonts w:ascii="Arial" w:cs="Arial" w:eastAsia="Arial" w:hAnsi="Arial"/>
-          <w:color w:val="2F3542"/>
-          <w:sz w:val="21"/>
-          <w:szCs w:val="21"/>
-        </w:rPr>
-        <w:t xml:space="preserve">As an apprentice you are part of that. If there is something about your training that would work better for you, whether that is how sessions are timed or how feedback reaches you, tell your tutor. Small changes are easier to make than you might think, and the earlier you raise them the more we can do.</w:t>
+        <w:t xml:space="preserve">“Thank you Sharon — found today’s session really great, and appreciate your support with getting me back on track. Feeling very motivated again!”</w:t>
       </w:r>
     </w:p>
     <w:p>
@@ -398,7 +474,7 @@
         <w:pBdr>
           <w:left w:val="single" w:color="0073D9" w:sz="18" w:space="8"/>
         </w:pBdr>
-        <w:spacing w:after="140" w:before="50" w:line="264"/>
+        <w:spacing w:after="140" w:before="0" w:line="264"/>
         <w:ind w:left="220"/>
       </w:pPr>
       <w:r>
@@ -408,7 +484,21 @@
           <w:sz w:val="21"/>
           <w:szCs w:val="21"/>
         </w:rPr>
-        <w:t xml:space="preserve">Mark the day: Wednesday 12 August 2026. If your workplace runs a staff network or a wellbeing group, it is a good week to ask what they have planned, or to suggest something yourself.</w:t>
+        <w:t xml:space="preserve">— A CoreEd learner</w:t>
+      </w:r>
+    </w:p>
+    <w:p>
+      <w:pPr>
+        <w:spacing w:after="90" w:before="0" w:line="264"/>
+      </w:pPr>
+      <w:r>
+        <w:rPr>
+          <w:rFonts w:ascii="Arial" w:cs="Arial" w:eastAsia="Arial" w:hAnsi="Arial"/>
+          <w:color w:val="2F3542"/>
+          <w:sz w:val="21"/>
+          <w:szCs w:val="21"/>
+        </w:rPr>
+        <w:t xml:space="preserve">Thank you for sharing, and well done Sharon. If a session helps, or does not, tell your tutor. It is how we make the next one even better.</w:t>
       </w:r>
     </w:p>
     <w:p>
@@ -419,9 +509,9 @@
       <w:r>
         <w:drawing>
           <wp:inline distT="0" distB="0" distL="0" distR="0">
-            <wp:extent cx="571500" cy="1019175"/>
+            <wp:extent cx="571500" cy="1028700"/>
             <wp:effectExtent t="0" r="0" b="0" l="0"/>
-            <wp:docPr id="1" name="Ben Carter, mentor" descr="Illustration of Ben Carter, a CoreEd mentor, smiling with an encouraging, open-handed gesture." title="Ben Carter, mentor"/>
+            <wp:docPr id="1" name="Priya Shah, assessor" descr="Illustration of Priya Shah, a CoreEd assessor, listening attentively." title="Priya Shah, assessor"/>
             <wp:cNvGraphicFramePr>
               <a:graphicFrameLocks xmlns:a="http://schemas.openxmlformats.org/drawingml/2006/main" noChangeAspect="1"/>
             </wp:cNvGraphicFramePr>
@@ -444,7 +534,7 @@
                   <pic:spPr bwMode="auto">
                     <a:xfrm>
                       <a:off x="0" y="0"/>
-                      <a:ext cx="571500" cy="1019175"/>
+                      <a:ext cx="571500" cy="1028700"/>
                     </a:xfrm>
                     <a:prstGeom prst="rect">
                       <a:avLst/>
@@ -471,7 +561,7 @@
           <w:sz w:val="18"/>
           <w:szCs w:val="18"/>
         </w:rPr>
-        <w:t xml:space="preserve">Illustration: Ben Carter, one of our mentors.</w:t>
+        <w:t xml:space="preserve">Illustration: Priya Shah, one of our assessors.</w:t>
       </w:r>
     </w:p>
     <w:p>
@@ -488,35 +578,35 @@
           <w:sz w:val="28"/>
           <w:szCs w:val="28"/>
         </w:rPr>
-        <w:t xml:space="preserve">3. Functional Skills: English and maths</w:t>
-      </w:r>
-    </w:p>
-    <w:p>
-      <w:pPr>
-        <w:spacing w:after="90" w:before="0" w:line="264"/>
-      </w:pPr>
-      <w:r>
-        <w:rPr>
-          <w:rFonts w:ascii="Arial" w:cs="Arial" w:eastAsia="Arial" w:hAnsi="Arial"/>
-          <w:color w:val="2F3542"/>
-          <w:sz w:val="21"/>
-          <w:szCs w:val="21"/>
-        </w:rPr>
-        <w:t xml:space="preserve">Functional Skills English and maths are part of many apprenticeships, and the summer is a good time to check where you stand before things get busy again in September. If you have a recent or older qualification that might count towards yours, bring the certificate to your tutor so it can be logged.</w:t>
-      </w:r>
-    </w:p>
-    <w:p>
-      <w:pPr>
-        <w:spacing w:after="90" w:before="0" w:line="264"/>
-      </w:pPr>
-      <w:r>
-        <w:rPr>
-          <w:rFonts w:ascii="Arial" w:cs="Arial" w:eastAsia="Arial" w:hAnsi="Arial"/>
-          <w:color w:val="2F3542"/>
-          <w:sz w:val="21"/>
-          <w:szCs w:val="21"/>
-        </w:rPr>
-        <w:t xml:space="preserve">Whether you need to complete Functional Skills English and maths depends on your age and the type of apprenticeship you are on, and the rules have changed in recent years. Please do not assume you are exempt. Check with your tutor, who can confirm what applies to you and book any exams you still have left.</w:t>
+        <w:t xml:space="preserve">02. Your Voice, Your Say</w:t>
+      </w:r>
+    </w:p>
+    <w:p>
+      <w:pPr>
+        <w:spacing w:after="90" w:before="0" w:line="264"/>
+      </w:pPr>
+      <w:r>
+        <w:rPr>
+          <w:rFonts w:ascii="Arial" w:cs="Arial" w:eastAsia="Arial" w:hAnsi="Arial"/>
+          <w:color w:val="2F3542"/>
+          <w:sz w:val="21"/>
+          <w:szCs w:val="21"/>
+        </w:rPr>
+        <w:t xml:space="preserve">Speaking up, and the survey that shapes CoreEd.</w:t>
+      </w:r>
+    </w:p>
+    <w:p>
+      <w:pPr>
+        <w:spacing w:after="90" w:before="0" w:line="264"/>
+      </w:pPr>
+      <w:r>
+        <w:rPr>
+          <w:rFonts w:ascii="Arial" w:cs="Arial" w:eastAsia="Arial" w:hAnsi="Arial"/>
+          <w:color w:val="2F3542"/>
+          <w:sz w:val="21"/>
+          <w:szCs w:val="21"/>
+        </w:rPr>
+        <w:t xml:space="preserve">12 August is International Youth Day, a good reminder that your generation’s voice matters. Advocacy just means speaking up, for yourself and for others. At CoreEd, the simplest way to do that is the learner survey: we read every response, and it shapes what we do next. Not many of you have filled it in yet, so this is your nudge.</w:t>
       </w:r>
     </w:p>
     <w:p>
@@ -533,100 +623,55 @@
           <w:sz w:val="23"/>
           <w:szCs w:val="23"/>
         </w:rPr>
-        <w:t xml:space="preserve">If you have exams to sit</w:t>
-      </w:r>
-    </w:p>
-    <w:p>
-      <w:pPr>
-        <w:pStyle w:val="ListParagraph"/>
-        <w:numPr>
-          <w:ilvl w:val="0"/>
-          <w:numId w:val="3"/>
-        </w:numPr>
-        <w:spacing w:after="40" w:line="264"/>
-      </w:pPr>
-      <w:r>
-        <w:rPr>
-          <w:rFonts w:ascii="Arial" w:cs="Arial" w:eastAsia="Arial" w:hAnsi="Arial"/>
-          <w:color w:val="2F3542"/>
-          <w:sz w:val="21"/>
-          <w:szCs w:val="21"/>
-        </w:rPr>
-        <w:t xml:space="preserve">Book early. Summer sittings fill up.</w:t>
-      </w:r>
-    </w:p>
-    <w:p>
-      <w:pPr>
-        <w:pStyle w:val="ListParagraph"/>
-        <w:numPr>
-          <w:ilvl w:val="0"/>
-          <w:numId w:val="3"/>
-        </w:numPr>
-        <w:spacing w:after="40" w:line="264"/>
-      </w:pPr>
-      <w:r>
-        <w:rPr>
-          <w:rFonts w:ascii="Arial" w:cs="Arial" w:eastAsia="Arial" w:hAnsi="Arial"/>
-          <w:color w:val="2F3542"/>
-          <w:sz w:val="21"/>
-          <w:szCs w:val="21"/>
-        </w:rPr>
-        <w:t xml:space="preserve">Ask your tutor for a past paper to practise with.</w:t>
-      </w:r>
-    </w:p>
-    <w:p>
-      <w:pPr>
-        <w:pStyle w:val="Heading2"/>
-        <w:spacing w:after="70" w:before="150"/>
-      </w:pPr>
-      <w:r>
-        <w:rPr>
-          <w:rFonts w:ascii="Arial" w:cs="Arial" w:eastAsia="Arial" w:hAnsi="Arial"/>
-          <w:b/>
-          <w:bCs/>
-          <w:color w:val="232B50"/>
-          <w:sz w:val="23"/>
-          <w:szCs w:val="23"/>
-        </w:rPr>
-        <w:t xml:space="preserve">If you are not sure</w:t>
-      </w:r>
-    </w:p>
-    <w:p>
-      <w:pPr>
-        <w:pStyle w:val="ListParagraph"/>
-        <w:numPr>
-          <w:ilvl w:val="0"/>
-          <w:numId w:val="4"/>
-        </w:numPr>
-        <w:spacing w:after="40" w:line="264"/>
-      </w:pPr>
-      <w:r>
-        <w:rPr>
-          <w:rFonts w:ascii="Arial" w:cs="Arial" w:eastAsia="Arial" w:hAnsi="Arial"/>
-          <w:color w:val="2F3542"/>
-          <w:sz w:val="21"/>
-          <w:szCs w:val="21"/>
-        </w:rPr>
-        <w:t xml:space="preserve">One message to your tutor settles it.</w:t>
-      </w:r>
-    </w:p>
-    <w:p>
-      <w:pPr>
-        <w:pStyle w:val="ListParagraph"/>
-        <w:numPr>
-          <w:ilvl w:val="0"/>
-          <w:numId w:val="4"/>
-        </w:numPr>
-        <w:spacing w:after="40" w:line="264"/>
-      </w:pPr>
-      <w:r>
-        <w:rPr>
-          <w:rFonts w:ascii="Arial" w:cs="Arial" w:eastAsia="Arial" w:hAnsi="Arial"/>
-          <w:color w:val="2F3542"/>
-          <w:sz w:val="21"/>
-          <w:szCs w:val="21"/>
-        </w:rPr>
-        <w:t xml:space="preserve">We would rather check twice than miss a deadline.</w:t>
+        <w:t xml:space="preserve">Your say, in about two minutes</w:t>
+      </w:r>
+    </w:p>
+    <w:p>
+      <w:pPr>
+        <w:spacing w:after="90" w:before="0" w:line="264"/>
+      </w:pPr>
+      <w:r>
+        <w:rPr>
+          <w:rFonts w:ascii="Arial" w:cs="Arial" w:eastAsia="Arial" w:hAnsi="Arial"/>
+          <w:color w:val="2F3542"/>
+          <w:sz w:val="21"/>
+          <w:szCs w:val="21"/>
+        </w:rPr>
+        <w:t xml:space="preserve">Not sure where to start? Tell us: one thing CoreEd does well, one thing we could do better, and one thing that would make your week easier.</w:t>
+      </w:r>
+    </w:p>
+    <w:p>
+      <w:pPr>
+        <w:spacing w:after="90" w:before="0" w:line="264"/>
+      </w:pPr>
+      <w:r>
+        <w:rPr>
+          <w:rFonts w:ascii="Arial" w:cs="Arial" w:eastAsia="Arial" w:hAnsi="Arial"/>
+          <w:color w:val="2F3542"/>
+          <w:sz w:val="21"/>
+          <w:szCs w:val="21"/>
+        </w:rPr>
+        <w:t xml:space="preserve">Open the survey here: </w:t>
+      </w:r>
+      <w:hyperlink w:history="1" r:id="rIdurzuzm3rvnyqbvxwt69cp">
+        <w:r>
+          <w:rPr>
+            <w:rStyle w:val="Hyperlink"/>
+            <w:rFonts w:ascii="Arial" w:cs="Arial" w:eastAsia="Arial" w:hAnsi="Arial"/>
+            <w:sz w:val="21"/>
+            <w:szCs w:val="21"/>
+          </w:rPr>
+          <w:t xml:space="preserve">CoreEd learner survey</w:t>
+        </w:r>
+      </w:hyperlink>
+      <w:r>
+        <w:rPr>
+          <w:rFonts w:ascii="Arial" w:cs="Arial" w:eastAsia="Arial" w:hAnsi="Arial"/>
+          <w:color w:val="2F3542"/>
+          <w:sz w:val="21"/>
+          <w:szCs w:val="21"/>
+        </w:rPr>
+        <w:t xml:space="preserve">. The QR code in the printed version links to the same address, so you can scan it with your phone camera or ask your tutor to send it over.</w:t>
       </w:r>
     </w:p>
     <w:p>
@@ -637,9 +682,9 @@
       <w:r>
         <w:drawing>
           <wp:inline distT="0" distB="0" distL="0" distR="0">
-            <wp:extent cx="590550" cy="904875"/>
+            <wp:extent cx="571500" cy="857250"/>
             <wp:effectExtent t="0" r="0" b="0" l="0"/>
-            <wp:docPr id="1" name="Priya Shah, assessor" descr="Illustration of Priya Shah, a CoreEd assessor, standing with a warm, supportive expression." title="Priya Shah, assessor"/>
+            <wp:docPr id="1" name="Corrie Patel, apprentice" descr="Illustration of Corrie Patel, a CoreEd apprentice, smiling." title="Corrie Patel, apprentice"/>
             <wp:cNvGraphicFramePr>
               <a:graphicFrameLocks xmlns:a="http://schemas.openxmlformats.org/drawingml/2006/main" noChangeAspect="1"/>
             </wp:cNvGraphicFramePr>
@@ -662,7 +707,7 @@
                   <pic:spPr bwMode="auto">
                     <a:xfrm>
                       <a:off x="0" y="0"/>
-                      <a:ext cx="590550" cy="904875"/>
+                      <a:ext cx="571500" cy="857250"/>
                     </a:xfrm>
                     <a:prstGeom prst="rect">
                       <a:avLst/>
@@ -689,7 +734,7 @@
           <w:sz w:val="18"/>
           <w:szCs w:val="18"/>
         </w:rPr>
-        <w:t xml:space="preserve">Illustration: Priya Shah, one of our assessors.</w:t>
+        <w:t xml:space="preserve">Illustration: Corrie Patel, one of our apprentices.</w:t>
       </w:r>
     </w:p>
     <w:p>
@@ -706,116 +751,35 @@
           <w:sz w:val="28"/>
           <w:szCs w:val="28"/>
         </w:rPr>
-        <w:t xml:space="preserve">4. Dates for your diary</w:t>
-      </w:r>
-    </w:p>
-    <w:p>
-      <w:pPr>
-        <w:spacing w:after="90" w:before="0" w:line="264"/>
-      </w:pPr>
-      <w:r>
-        <w:rPr>
-          <w:rFonts w:ascii="Arial" w:cs="Arial" w:eastAsia="Arial" w:hAnsi="Arial"/>
-          <w:color w:val="2F3542"/>
-          <w:sz w:val="21"/>
-          <w:szCs w:val="21"/>
-        </w:rPr>
-        <w:t xml:space="preserve">A few dates worth noting this month, and a couple of things worth sorting before the summer slows down.</w:t>
-      </w:r>
-    </w:p>
-    <w:p>
-      <w:pPr>
-        <w:pStyle w:val="ListParagraph"/>
-        <w:numPr>
-          <w:ilvl w:val="0"/>
-          <w:numId w:val="5"/>
-        </w:numPr>
-        <w:spacing w:after="40" w:line="264"/>
-      </w:pPr>
-      <w:r>
-        <w:rPr>
-          <w:rFonts w:ascii="Arial" w:cs="Arial" w:eastAsia="Arial" w:hAnsi="Arial"/>
-          <w:color w:val="2F3542"/>
-          <w:sz w:val="21"/>
-          <w:szCs w:val="21"/>
-        </w:rPr>
-        <w:t xml:space="preserve">Wednesday 12 August: International Youth Day.</w:t>
-      </w:r>
-    </w:p>
-    <w:p>
-      <w:pPr>
-        <w:pStyle w:val="ListParagraph"/>
-        <w:numPr>
-          <w:ilvl w:val="0"/>
-          <w:numId w:val="5"/>
-        </w:numPr>
-        <w:spacing w:after="40" w:line="264"/>
-      </w:pPr>
-      <w:r>
-        <w:rPr>
-          <w:rFonts w:ascii="Arial" w:cs="Arial" w:eastAsia="Arial" w:hAnsi="Arial"/>
-          <w:color w:val="2F3542"/>
-          <w:sz w:val="21"/>
-          <w:szCs w:val="21"/>
-        </w:rPr>
-        <w:t xml:space="preserve">Thursday 13 August: A-level results day.</w:t>
-      </w:r>
-    </w:p>
-    <w:p>
-      <w:pPr>
-        <w:pStyle w:val="ListParagraph"/>
-        <w:numPr>
-          <w:ilvl w:val="0"/>
-          <w:numId w:val="5"/>
-        </w:numPr>
-        <w:spacing w:after="40" w:line="264"/>
-      </w:pPr>
-      <w:r>
-        <w:rPr>
-          <w:rFonts w:ascii="Arial" w:cs="Arial" w:eastAsia="Arial" w:hAnsi="Arial"/>
-          <w:color w:val="2F3542"/>
-          <w:sz w:val="21"/>
-          <w:szCs w:val="21"/>
-        </w:rPr>
-        <w:t xml:space="preserve">Wednesday 19 August: World Humanitarian Day.</w:t>
-      </w:r>
-    </w:p>
-    <w:p>
-      <w:pPr>
-        <w:pStyle w:val="ListParagraph"/>
-        <w:numPr>
-          <w:ilvl w:val="0"/>
-          <w:numId w:val="5"/>
-        </w:numPr>
-        <w:spacing w:after="40" w:line="264"/>
-      </w:pPr>
-      <w:r>
-        <w:rPr>
-          <w:rFonts w:ascii="Arial" w:cs="Arial" w:eastAsia="Arial" w:hAnsi="Arial"/>
-          <w:color w:val="2F3542"/>
-          <w:sz w:val="21"/>
-          <w:szCs w:val="21"/>
-        </w:rPr>
-        <w:t xml:space="preserve">Thursday 20 August: GCSE results day.</w:t>
-      </w:r>
-    </w:p>
-    <w:p>
-      <w:pPr>
-        <w:pStyle w:val="ListParagraph"/>
-        <w:numPr>
-          <w:ilvl w:val="0"/>
-          <w:numId w:val="5"/>
-        </w:numPr>
-        <w:spacing w:after="40" w:line="264"/>
-      </w:pPr>
-      <w:r>
-        <w:rPr>
-          <w:rFonts w:ascii="Arial" w:cs="Arial" w:eastAsia="Arial" w:hAnsi="Arial"/>
-          <w:color w:val="2F3542"/>
-          <w:sz w:val="21"/>
-          <w:szCs w:val="21"/>
-        </w:rPr>
-        <w:t xml:space="preserve">Into September: tutor and workshop timetables change over the summer. Check your calendar, or ask your tutor for the term dates once term restarts.</w:t>
+        <w:t xml:space="preserve">03. Looking After You This Summer</w:t>
+      </w:r>
+    </w:p>
+    <w:p>
+      <w:pPr>
+        <w:spacing w:after="90" w:before="0" w:line="264"/>
+      </w:pPr>
+      <w:r>
+        <w:rPr>
+          <w:rFonts w:ascii="Arial" w:cs="Arial" w:eastAsia="Arial" w:hAnsi="Arial"/>
+          <w:color w:val="2F3542"/>
+          <w:sz w:val="21"/>
+          <w:szCs w:val="21"/>
+        </w:rPr>
+        <w:t xml:space="preserve">Including a conversation worth having.</w:t>
+      </w:r>
+    </w:p>
+    <w:p>
+      <w:pPr>
+        <w:spacing w:after="90" w:before="0" w:line="264"/>
+      </w:pPr>
+      <w:r>
+        <w:rPr>
+          <w:rFonts w:ascii="Arial" w:cs="Arial" w:eastAsia="Arial" w:hAnsi="Arial"/>
+          <w:color w:val="2F3542"/>
+          <w:sz w:val="21"/>
+          <w:szCs w:val="21"/>
+        </w:rPr>
+        <w:t xml:space="preserve">Keep the summer basics going: water, sleep, fresh air and a bit of a break. This month we are also putting a plainer light on one topic that carries needless stigma.</w:t>
       </w:r>
     </w:p>
     <w:p>
@@ -832,66 +796,21 @@
           <w:sz w:val="23"/>
           <w:szCs w:val="23"/>
         </w:rPr>
-        <w:t xml:space="preserve">Before the break</w:t>
-      </w:r>
-    </w:p>
-    <w:p>
-      <w:pPr>
-        <w:spacing w:after="90" w:before="0" w:line="264"/>
-      </w:pPr>
-      <w:r>
-        <w:rPr>
-          <w:rFonts w:ascii="Arial" w:cs="Arial" w:eastAsia="Arial" w:hAnsi="Arial"/>
-          <w:color w:val="2F3542"/>
-          <w:sz w:val="21"/>
-          <w:szCs w:val="21"/>
-        </w:rPr>
-        <w:t xml:space="preserve">Keep any certificates somewhere safe. If you use an online portal for your work, check you can still log in before term restarts. And note when your tutor is back in September, so you know who to speak to and when. It takes five minutes now and saves a scramble later.</w:t>
-      </w:r>
-    </w:p>
-    <w:p>
-      <w:pPr>
-        <w:pStyle w:val="Heading1"/>
-        <w:spacing w:after="100" w:before="220"/>
-      </w:pPr>
-      <w:r>
-        <w:rPr>
-          <w:rFonts w:ascii="Arial" w:cs="Arial" w:eastAsia="Arial" w:hAnsi="Arial"/>
-          <w:b/>
-          <w:bCs/>
-          <w:color w:val="232B50"/>
-          <w:sz w:val="28"/>
-          <w:szCs w:val="28"/>
-        </w:rPr>
-        <w:t xml:space="preserve">5. Safeguarding team update</w:t>
-      </w:r>
-    </w:p>
-    <w:p>
-      <w:pPr>
-        <w:spacing w:after="90" w:before="0" w:line="264"/>
-      </w:pPr>
-      <w:r>
-        <w:rPr>
-          <w:rFonts w:ascii="Arial" w:cs="Arial" w:eastAsia="Arial" w:hAnsi="Arial"/>
-          <w:color w:val="2F3542"/>
-          <w:sz w:val="21"/>
-          <w:szCs w:val="21"/>
-        </w:rPr>
-        <w:t xml:space="preserve">Summer can feel different. Routines change, and it is easy to lose touch when things are quieter. If something is on your mind, at work or outside it, you can talk to us, and the sooner the better.</w:t>
-      </w:r>
-    </w:p>
-    <w:p>
-      <w:pPr>
-        <w:spacing w:after="90" w:before="0" w:line="264"/>
-      </w:pPr>
-      <w:r>
-        <w:rPr>
-          <w:rFonts w:ascii="Arial" w:cs="Arial" w:eastAsia="Arial" w:hAnsi="Arial"/>
-          <w:color w:val="2F3542"/>
-          <w:sz w:val="21"/>
-          <w:szCs w:val="21"/>
-        </w:rPr>
-        <w:t xml:space="preserve">Our Designated Safeguarding Lead is the person to start with. We will listen and agree what happens next with you. Raising something with us does not put your apprenticeship at risk. Airam Neesa, our Deputy, is listed on the back page.</w:t>
+        <w:t xml:space="preserve">Menopause: let’s talk about it</w:t>
+      </w:r>
+    </w:p>
+    <w:p>
+      <w:pPr>
+        <w:spacing w:after="90" w:before="0" w:line="264"/>
+      </w:pPr>
+      <w:r>
+        <w:rPr>
+          <w:rFonts w:ascii="Arial" w:cs="Arial" w:eastAsia="Arial" w:hAnsi="Arial"/>
+          <w:color w:val="2F3542"/>
+          <w:sz w:val="21"/>
+          <w:szCs w:val="21"/>
+        </w:rPr>
+        <w:t xml:space="preserve">Menopause is a natural stage of life, but it’s still something people feel awkward raising. Its effects, on sleep, mood, focus and more, can show up at work and in study. Being understanding, whether it’s you, a colleague or someone at home, makes a real difference. Support is out there: your GP, the NHS, and menopauseinfo.org are good places to start.</w:t>
       </w:r>
     </w:p>
     <w:p>
@@ -908,38 +827,13 @@
           <w:sz w:val="23"/>
           <w:szCs w:val="23"/>
         </w:rPr>
-        <w:t xml:space="preserve">Jeannette Adrian, Designated Safeguarding Lead and Wellbeing Support</w:t>
-      </w:r>
-    </w:p>
-    <w:p>
-      <w:pPr>
-        <w:spacing w:after="90" w:before="0" w:line="264"/>
-      </w:pPr>
-      <w:r>
-        <w:rPr>
-          <w:rFonts w:ascii="Arial" w:cs="Arial" w:eastAsia="Arial" w:hAnsi="Arial"/>
-          <w:color w:val="2F3542"/>
-          <w:sz w:val="21"/>
-          <w:szCs w:val="21"/>
-        </w:rPr>
-        <w:t xml:space="preserve">Telephone: 07557 093701   Email: </w:t>
-      </w:r>
-      <w:hyperlink w:history="1" r:id="rId_gmbmm-mcvftwnjhojmjn">
-        <w:r>
-          <w:rPr>
-            <w:rStyle w:val="Hyperlink"/>
-            <w:rFonts w:ascii="Arial" w:cs="Arial" w:eastAsia="Arial" w:hAnsi="Arial"/>
-            <w:sz w:val="21"/>
-            <w:szCs w:val="21"/>
-          </w:rPr>
-          <w:t xml:space="preserve">jeannette@CoreEd.co.uk</w:t>
-        </w:r>
-      </w:hyperlink>
+        <w:t xml:space="preserve">Feeling the pressure?</w:t>
+      </w:r>
     </w:p>
     <w:p>
       <w:pPr>
         <w:pBdr>
-          <w:left w:val="single" w:color="F57D21" w:sz="18" w:space="8"/>
+          <w:left w:val="single" w:color="0073D9" w:sz="18" w:space="8"/>
         </w:pBdr>
         <w:spacing w:after="140" w:before="50" w:line="264"/>
         <w:ind w:left="220"/>
@@ -951,7 +845,7 @@
           <w:sz w:val="21"/>
           <w:szCs w:val="21"/>
         </w:rPr>
-        <w:t xml:space="preserve">Prevent. CoreEd has a duty under the government’s Prevent programme to help keep people safe from being drawn into extremism. If you are worried that you, or someone you know, is being pulled towards extreme views, tell the safeguarding team. In an emergency, always call 999.</w:t>
+        <w:t xml:space="preserve">Summer can be a real mix, busy for some, quiet for others. Whatever you’re juggling, be kind to yourself and take breaks. If things ever feel heavy, talk to your tutor, and Samaritans (116 123) and Shout (text SHOUT to 85258) are there any time.</w:t>
       </w:r>
     </w:p>
     <w:p>
@@ -962,9 +856,9 @@
       <w:r>
         <w:drawing>
           <wp:inline distT="0" distB="0" distL="0" distR="0">
-            <wp:extent cx="876300" cy="666750"/>
+            <wp:extent cx="857250" cy="657225"/>
             <wp:effectExtent t="0" r="0" b="0" l="0"/>
-            <wp:docPr id="1" name="CoreEd Safety Guardian mascot" descr="Illustration of the CoreEd Safety Guardian, a friendly shield-shaped mascot, offering a safety tip." title="CoreEd Safety Guardian mascot"/>
+            <wp:docPr id="1" name="CoreEd Safety Guardian mascot" descr="Illustration of the CoreEd Safety Guardian sharing a wellbeing tip." title="CoreEd Safety Guardian mascot"/>
             <wp:cNvGraphicFramePr>
               <a:graphicFrameLocks xmlns:a="http://schemas.openxmlformats.org/drawingml/2006/main" noChangeAspect="1"/>
             </wp:cNvGraphicFramePr>
@@ -987,7 +881,7 @@
                   <pic:spPr bwMode="auto">
                     <a:xfrm>
                       <a:off x="0" y="0"/>
-                      <a:ext cx="876300" cy="666750"/>
+                      <a:ext cx="857250" cy="657225"/>
                     </a:xfrm>
                     <a:prstGeom prst="rect">
                       <a:avLst/>
@@ -1014,7 +908,7 @@
           <w:sz w:val="18"/>
           <w:szCs w:val="18"/>
         </w:rPr>
-        <w:t xml:space="preserve">Illustration: the CoreEd Safety Guardian.</w:t>
+        <w:t xml:space="preserve">Illustration: the CoreEd Safety Guardian, sharing a wellbeing tip.</w:t>
       </w:r>
     </w:p>
     <w:p>
@@ -1031,21 +925,35 @@
           <w:sz w:val="28"/>
           <w:szCs w:val="28"/>
         </w:rPr>
-        <w:t xml:space="preserve">6. Support and resources</w:t>
-      </w:r>
-    </w:p>
-    <w:p>
-      <w:pPr>
-        <w:spacing w:after="90" w:before="0" w:line="264"/>
-      </w:pPr>
-      <w:r>
-        <w:rPr>
-          <w:rFonts w:ascii="Arial" w:cs="Arial" w:eastAsia="Arial" w:hAnsi="Arial"/>
-          <w:color w:val="2F3542"/>
-          <w:sz w:val="21"/>
-          <w:szCs w:val="21"/>
-        </w:rPr>
-        <w:t xml:space="preserve">You do not have to wait for a session to talk to someone. These services are free and open to anyone, at any time. Save the ones that feel useful to you now, so you have them if you ever need them later.</w:t>
+        <w:t xml:space="preserve">04. How Brains Work Differently</w:t>
+      </w:r>
+    </w:p>
+    <w:p>
+      <w:pPr>
+        <w:spacing w:after="90" w:before="0" w:line="264"/>
+      </w:pPr>
+      <w:r>
+        <w:rPr>
+          <w:rFonts w:ascii="Arial" w:cs="Arial" w:eastAsia="Arial" w:hAnsi="Arial"/>
+          <w:color w:val="2F3542"/>
+          <w:sz w:val="21"/>
+          <w:szCs w:val="21"/>
+        </w:rPr>
+        <w:t xml:space="preserve">Dyspraxia, dyscalculia and everyday support.</w:t>
+      </w:r>
+    </w:p>
+    <w:p>
+      <w:pPr>
+        <w:spacing w:after="90" w:before="0" w:line="264"/>
+      </w:pPr>
+      <w:r>
+        <w:rPr>
+          <w:rFonts w:ascii="Arial" w:cs="Arial" w:eastAsia="Arial" w:hAnsi="Arial"/>
+          <w:color w:val="2F3542"/>
+          <w:sz w:val="21"/>
+          <w:szCs w:val="21"/>
+        </w:rPr>
+        <w:t xml:space="preserve">This month we’re raising awareness of dyspraxia and dyscalculia, two common ways of learning and thinking. Dyspraxia can affect coordination, organisation and planning; dyscalculia affects working with numbers. Neither has anything to do with how clever you are.</w:t>
       </w:r>
     </w:p>
     <w:p>
@@ -1062,7 +970,177 @@
           <w:sz w:val="23"/>
           <w:szCs w:val="23"/>
         </w:rPr>
-        <w:t xml:space="preserve">Someone to talk to</w:t>
+        <w:t xml:space="preserve">Small adjustments, big difference</w:t>
+      </w:r>
+    </w:p>
+    <w:p>
+      <w:pPr>
+        <w:spacing w:after="90" w:before="0" w:line="264"/>
+      </w:pPr>
+      <w:r>
+        <w:rPr>
+          <w:rFonts w:ascii="Arial" w:cs="Arial" w:eastAsia="Arial" w:hAnsi="Arial"/>
+          <w:color w:val="2F3542"/>
+          <w:sz w:val="21"/>
+          <w:szCs w:val="21"/>
+        </w:rPr>
+        <w:t xml:space="preserve">A bit of extra time, clear step-by-step instructions, checklists, or a different way to show what you know can all help. What works is personal, so there’s no one-size-fits-all.</w:t>
+      </w:r>
+    </w:p>
+    <w:p>
+      <w:pPr>
+        <w:pStyle w:val="Heading2"/>
+        <w:spacing w:after="70" w:before="150"/>
+      </w:pPr>
+      <w:r>
+        <w:rPr>
+          <w:rFonts w:ascii="Arial" w:cs="Arial" w:eastAsia="Arial" w:hAnsi="Arial"/>
+          <w:b/>
+          <w:bCs/>
+          <w:color w:val="232B50"/>
+          <w:sz w:val="23"/>
+          <w:szCs w:val="23"/>
+        </w:rPr>
+        <w:t xml:space="preserve">Tell your tutor</w:t>
+      </w:r>
+    </w:p>
+    <w:p>
+      <w:pPr>
+        <w:spacing w:after="90" w:before="0" w:line="264"/>
+      </w:pPr>
+      <w:r>
+        <w:rPr>
+          <w:rFonts w:ascii="Arial" w:cs="Arial" w:eastAsia="Arial" w:hAnsi="Arial"/>
+          <w:color w:val="2F3542"/>
+          <w:sz w:val="21"/>
+          <w:szCs w:val="21"/>
+        </w:rPr>
+        <w:t xml:space="preserve">If you find some things harder than they feel they should be, you’re not alone, and it’s worth a chat. Ask about reasonable adjustments. The conversation is confidential, and asking is always welcome.</w:t>
+      </w:r>
+    </w:p>
+    <w:p>
+      <w:pPr>
+        <w:spacing w:after="40" w:before="60"/>
+        <w:jc w:val="center"/>
+      </w:pPr>
+      <w:r>
+        <w:drawing>
+          <wp:inline distT="0" distB="0" distL="0" distR="0">
+            <wp:extent cx="571500" cy="876300"/>
+            <wp:effectExtent t="0" r="0" b="0" l="0"/>
+            <wp:docPr id="1" name="Priya Shah, assessor" descr="Illustration of Priya Shah, a CoreEd assessor, offering supportive reassurance." title="Priya Shah, assessor"/>
+            <wp:cNvGraphicFramePr>
+              <a:graphicFrameLocks xmlns:a="http://schemas.openxmlformats.org/drawingml/2006/main" noChangeAspect="1"/>
+            </wp:cNvGraphicFramePr>
+            <a:graphic xmlns:a="http://schemas.openxmlformats.org/drawingml/2006/main">
+              <a:graphicData uri="http://schemas.openxmlformats.org/drawingml/2006/picture">
+                <pic:pic xmlns:pic="http://schemas.openxmlformats.org/drawingml/2006/picture">
+                  <pic:nvPicPr>
+                    <pic:cNvPr id="0" name="" descr=""/>
+                    <pic:cNvPicPr>
+                      <a:picLocks noChangeAspect="1" noChangeArrowheads="1"/>
+                    </pic:cNvPicPr>
+                  </pic:nvPicPr>
+                  <pic:blipFill>
+                    <a:blip r:embed="rId12" cstate="none"/>
+                    <a:srcRect/>
+                    <a:stretch>
+                      <a:fillRect/>
+                    </a:stretch>
+                  </pic:blipFill>
+                  <pic:spPr bwMode="auto">
+                    <a:xfrm>
+                      <a:off x="0" y="0"/>
+                      <a:ext cx="571500" cy="876300"/>
+                    </a:xfrm>
+                    <a:prstGeom prst="rect">
+                      <a:avLst/>
+                    </a:prstGeom>
+                  </pic:spPr>
+                </pic:pic>
+              </a:graphicData>
+            </a:graphic>
+          </wp:inline>
+        </w:drawing>
+      </w:r>
+    </w:p>
+    <w:p>
+      <w:pPr>
+        <w:spacing w:after="140" w:before="0" w:line="264"/>
+        <w:jc w:val="center"/>
+      </w:pPr>
+      <w:r>
+        <w:rPr>
+          <w:rFonts w:ascii="Arial" w:cs="Arial" w:eastAsia="Arial" w:hAnsi="Arial"/>
+          <w:i/>
+          <w:iCs/>
+          <w:color w:val="5B6472"/>
+          <w:sz w:val="18"/>
+          <w:szCs w:val="18"/>
+        </w:rPr>
+        <w:t xml:space="preserve">Illustration: Priya Shah, one of our assessors.</w:t>
+      </w:r>
+    </w:p>
+    <w:p>
+      <w:pPr>
+        <w:pStyle w:val="Heading1"/>
+        <w:spacing w:after="100" w:before="220"/>
+      </w:pPr>
+      <w:r>
+        <w:rPr>
+          <w:rFonts w:ascii="Arial" w:cs="Arial" w:eastAsia="Arial" w:hAnsi="Arial"/>
+          <w:b/>
+          <w:bCs/>
+          <w:color w:val="232B50"/>
+          <w:sz w:val="28"/>
+          <w:szCs w:val="28"/>
+        </w:rPr>
+        <w:t xml:space="preserve">05. Your Next Step</w:t>
+      </w:r>
+    </w:p>
+    <w:p>
+      <w:pPr>
+        <w:spacing w:after="90" w:before="0" w:line="264"/>
+      </w:pPr>
+      <w:r>
+        <w:rPr>
+          <w:rFonts w:ascii="Arial" w:cs="Arial" w:eastAsia="Arial" w:hAnsi="Arial"/>
+          <w:color w:val="2F3542"/>
+          <w:sz w:val="21"/>
+          <w:szCs w:val="21"/>
+        </w:rPr>
+        <w:t xml:space="preserve">Keep your momentum going.</w:t>
+      </w:r>
+    </w:p>
+    <w:p>
+      <w:pPr>
+        <w:spacing w:after="90" w:before="0" w:line="264"/>
+      </w:pPr>
+      <w:r>
+        <w:rPr>
+          <w:rFonts w:ascii="Arial" w:cs="Arial" w:eastAsia="Arial" w:hAnsi="Arial"/>
+          <w:color w:val="2F3542"/>
+          <w:sz w:val="21"/>
+          <w:szCs w:val="21"/>
+        </w:rPr>
+        <w:t xml:space="preserve">You’re already well into your apprenticeship, so the aim over summer is simple: keep your momentum up. If English or maths Functional Skills are still on your list, your tutor can talk you through what applies to you and plan the next steps together. Whatever stage you’re at, they’re here to help you move forward.</w:t>
+      </w:r>
+    </w:p>
+    <w:p>
+      <w:pPr>
+        <w:pStyle w:val="Heading2"/>
+        <w:spacing w:after="70" w:before="150"/>
+      </w:pPr>
+      <w:r>
+        <w:rPr>
+          <w:rFonts w:ascii="Arial" w:cs="Arial" w:eastAsia="Arial" w:hAnsi="Arial"/>
+          <w:b/>
+          <w:bCs/>
+          <w:color w:val="232B50"/>
+          <w:sz w:val="23"/>
+          <w:szCs w:val="23"/>
+        </w:rPr>
+        <w:t xml:space="preserve">Dates for your diary — August</w:t>
       </w:r>
     </w:p>
     <w:p>
@@ -1070,7 +1148,7 @@
         <w:pStyle w:val="ListParagraph"/>
         <w:numPr>
           <w:ilvl w:val="0"/>
-          <w:numId w:val="6"/>
+          <w:numId w:val="3"/>
         </w:numPr>
         <w:spacing w:after="40" w:line="264"/>
       </w:pPr>
@@ -1081,7 +1159,7 @@
           <w:sz w:val="21"/>
           <w:szCs w:val="21"/>
         </w:rPr>
-        <w:t xml:space="preserve">Samaritans. Call 116 123, free, day or night.</w:t>
+        <w:t xml:space="preserve">12 August — International Youth Day.</w:t>
       </w:r>
     </w:p>
     <w:p>
@@ -1089,7 +1167,7 @@
         <w:pStyle w:val="ListParagraph"/>
         <w:numPr>
           <w:ilvl w:val="0"/>
-          <w:numId w:val="6"/>
+          <w:numId w:val="3"/>
         </w:numPr>
         <w:spacing w:after="40" w:line="264"/>
       </w:pPr>
@@ -1100,7 +1178,134 @@
           <w:sz w:val="21"/>
           <w:szCs w:val="21"/>
         </w:rPr>
-        <w:t xml:space="preserve">Shout. Text the word SHOUT to 85258, free, 24 hours.</w:t>
+        <w:t xml:space="preserve">19 August — World Humanitarian Day.</w:t>
+      </w:r>
+    </w:p>
+    <w:p>
+      <w:pPr>
+        <w:pStyle w:val="ListParagraph"/>
+        <w:numPr>
+          <w:ilvl w:val="0"/>
+          <w:numId w:val="3"/>
+        </w:numPr>
+        <w:spacing w:after="40" w:line="264"/>
+      </w:pPr>
+      <w:r>
+        <w:rPr>
+          <w:rFonts w:ascii="Arial" w:cs="Arial" w:eastAsia="Arial" w:hAnsi="Arial"/>
+          <w:color w:val="2F3542"/>
+          <w:sz w:val="21"/>
+          <w:szCs w:val="21"/>
+        </w:rPr>
+        <w:t xml:space="preserve">31 August — Summer Bank Holiday (England &amp; Wales).</w:t>
+      </w:r>
+    </w:p>
+    <w:p>
+      <w:pPr>
+        <w:spacing w:after="40" w:before="60"/>
+        <w:jc w:val="center"/>
+      </w:pPr>
+      <w:r>
+        <w:drawing>
+          <wp:inline distT="0" distB="0" distL="0" distR="0">
+            <wp:extent cx="571500" cy="923925"/>
+            <wp:effectExtent t="0" r="0" b="0" l="0"/>
+            <wp:docPr id="1" name="Ben Carter, mentor" descr="Illustration of Ben Carter, a CoreEd mentor, explaining something with a raised finger." title="Ben Carter, mentor"/>
+            <wp:cNvGraphicFramePr>
+              <a:graphicFrameLocks xmlns:a="http://schemas.openxmlformats.org/drawingml/2006/main" noChangeAspect="1"/>
+            </wp:cNvGraphicFramePr>
+            <a:graphic xmlns:a="http://schemas.openxmlformats.org/drawingml/2006/main">
+              <a:graphicData uri="http://schemas.openxmlformats.org/drawingml/2006/picture">
+                <pic:pic xmlns:pic="http://schemas.openxmlformats.org/drawingml/2006/picture">
+                  <pic:nvPicPr>
+                    <pic:cNvPr id="0" name="" descr=""/>
+                    <pic:cNvPicPr>
+                      <a:picLocks noChangeAspect="1" noChangeArrowheads="1"/>
+                    </pic:cNvPicPr>
+                  </pic:nvPicPr>
+                  <pic:blipFill>
+                    <a:blip r:embed="rId13" cstate="none"/>
+                    <a:srcRect/>
+                    <a:stretch>
+                      <a:fillRect/>
+                    </a:stretch>
+                  </pic:blipFill>
+                  <pic:spPr bwMode="auto">
+                    <a:xfrm>
+                      <a:off x="0" y="0"/>
+                      <a:ext cx="571500" cy="923925"/>
+                    </a:xfrm>
+                    <a:prstGeom prst="rect">
+                      <a:avLst/>
+                    </a:prstGeom>
+                  </pic:spPr>
+                </pic:pic>
+              </a:graphicData>
+            </a:graphic>
+          </wp:inline>
+        </w:drawing>
+      </w:r>
+    </w:p>
+    <w:p>
+      <w:pPr>
+        <w:spacing w:after="140" w:before="0" w:line="264"/>
+        <w:jc w:val="center"/>
+      </w:pPr>
+      <w:r>
+        <w:rPr>
+          <w:rFonts w:ascii="Arial" w:cs="Arial" w:eastAsia="Arial" w:hAnsi="Arial"/>
+          <w:i/>
+          <w:iCs/>
+          <w:color w:val="5B6472"/>
+          <w:sz w:val="18"/>
+          <w:szCs w:val="18"/>
+        </w:rPr>
+        <w:t xml:space="preserve">Illustration: Ben Carter, one of our mentors.</w:t>
+      </w:r>
+    </w:p>
+    <w:p>
+      <w:pPr>
+        <w:pStyle w:val="Heading1"/>
+        <w:spacing w:after="100" w:before="220"/>
+      </w:pPr>
+      <w:r>
+        <w:rPr>
+          <w:rFonts w:ascii="Arial" w:cs="Arial" w:eastAsia="Arial" w:hAnsi="Arial"/>
+          <w:b/>
+          <w:bCs/>
+          <w:color w:val="232B50"/>
+          <w:sz w:val="28"/>
+          <w:szCs w:val="28"/>
+        </w:rPr>
+        <w:t xml:space="preserve">06. Safeguarding Team Update</w:t>
+      </w:r>
+    </w:p>
+    <w:p>
+      <w:pPr>
+        <w:spacing w:after="90" w:before="0" w:line="264"/>
+      </w:pPr>
+      <w:r>
+        <w:rPr>
+          <w:rFonts w:ascii="Arial" w:cs="Arial" w:eastAsia="Arial" w:hAnsi="Arial"/>
+          <w:color w:val="2F3542"/>
+          <w:sz w:val="21"/>
+          <w:szCs w:val="21"/>
+        </w:rPr>
+        <w:t xml:space="preserve">Know who to turn to, support is here all summer.</w:t>
+      </w:r>
+    </w:p>
+    <w:p>
+      <w:pPr>
+        <w:spacing w:after="90" w:before="0" w:line="264"/>
+      </w:pPr>
+      <w:r>
+        <w:rPr>
+          <w:rFonts w:ascii="Arial" w:cs="Arial" w:eastAsia="Arial" w:hAnsi="Arial"/>
+          <w:color w:val="2F3542"/>
+          <w:sz w:val="21"/>
+          <w:szCs w:val="21"/>
+        </w:rPr>
+        <w:t xml:space="preserve">Safeguarding is everyone’s responsibility, and the team is reachable over the summer break. Whether it’s about your own wellbeing, someone else’s safety, or a difficult time, please reach out. Speaking up early is always the right thing to do.</w:t>
       </w:r>
     </w:p>
     <w:p>
@@ -1117,97 +1322,7 @@
           <w:sz w:val="23"/>
           <w:szCs w:val="23"/>
         </w:rPr>
-        <w:t xml:space="preserve">If you need health help</w:t>
-      </w:r>
-    </w:p>
-    <w:p>
-      <w:pPr>
-        <w:pStyle w:val="ListParagraph"/>
-        <w:numPr>
-          <w:ilvl w:val="0"/>
-          <w:numId w:val="7"/>
-        </w:numPr>
-        <w:spacing w:after="40" w:line="264"/>
-      </w:pPr>
-      <w:r>
-        <w:rPr>
-          <w:rFonts w:ascii="Arial" w:cs="Arial" w:eastAsia="Arial" w:hAnsi="Arial"/>
-          <w:color w:val="2F3542"/>
-          <w:sz w:val="21"/>
-          <w:szCs w:val="21"/>
-        </w:rPr>
-        <w:t xml:space="preserve">NHS 111. Call 111 and choose the mental health option.</w:t>
-      </w:r>
-    </w:p>
-    <w:p>
-      <w:pPr>
-        <w:pStyle w:val="ListParagraph"/>
-        <w:numPr>
-          <w:ilvl w:val="0"/>
-          <w:numId w:val="7"/>
-        </w:numPr>
-        <w:spacing w:after="40" w:line="264"/>
-      </w:pPr>
-      <w:r>
-        <w:rPr>
-          <w:rFonts w:ascii="Arial" w:cs="Arial" w:eastAsia="Arial" w:hAnsi="Arial"/>
-          <w:color w:val="2F3542"/>
-          <w:sz w:val="21"/>
-          <w:szCs w:val="21"/>
-        </w:rPr>
-        <w:t xml:space="preserve">Your GP. Still the best route for anything ongoing.</w:t>
-      </w:r>
-    </w:p>
-    <w:p>
-      <w:pPr>
-        <w:pBdr>
-          <w:left w:val="single" w:color="F57D21" w:sz="18" w:space="8"/>
-        </w:pBdr>
-        <w:spacing w:after="140" w:before="50" w:line="264"/>
-        <w:ind w:left="220"/>
-      </w:pPr>
-      <w:r>
-        <w:rPr>
-          <w:rFonts w:ascii="Arial" w:cs="Arial" w:eastAsia="Arial" w:hAnsi="Arial"/>
-          <w:color w:val="2F3542"/>
-          <w:sz w:val="21"/>
-          <w:szCs w:val="21"/>
-        </w:rPr>
-        <w:t xml:space="preserve">In immediate danger? If you or someone else is at risk right now, call 999. Do not wait.</w:t>
-      </w:r>
-    </w:p>
-    <w:p>
-      <w:pPr>
-        <w:pStyle w:val="Heading1"/>
-        <w:spacing w:after="100" w:before="220"/>
-      </w:pPr>
-      <w:r>
-        <w:rPr>
-          <w:rFonts w:ascii="Arial" w:cs="Arial" w:eastAsia="Arial" w:hAnsi="Arial"/>
-          <w:b/>
-          <w:bCs/>
-          <w:color w:val="232B50"/>
-          <w:sz w:val="28"/>
-          <w:szCs w:val="28"/>
-        </w:rPr>
-        <w:t xml:space="preserve">7. We are here to help</w:t>
-      </w:r>
-    </w:p>
-    <w:p>
-      <w:pPr>
-        <w:pStyle w:val="Heading2"/>
-        <w:spacing w:after="70" w:before="150"/>
-      </w:pPr>
-      <w:r>
-        <w:rPr>
-          <w:rFonts w:ascii="Arial" w:cs="Arial" w:eastAsia="Arial" w:hAnsi="Arial"/>
-          <w:b/>
-          <w:bCs/>
-          <w:color w:val="232B50"/>
-          <w:sz w:val="23"/>
-          <w:szCs w:val="23"/>
-        </w:rPr>
-        <w:t xml:space="preserve">Jeannette Adrian, Designated Safeguarding Lead and Wellbeing Support</w:t>
+        <w:t xml:space="preserve">Jeannette Adrian, Designated Safeguarding Lead (DSL) and Wellbeing Support</w:t>
       </w:r>
     </w:p>
     <w:p>
@@ -1223,7 +1338,7 @@
         </w:rPr>
         <w:t xml:space="preserve">Telephone: 07557 093701   Email: </w:t>
       </w:r>
-      <w:hyperlink w:history="1" r:id="rIdr70slzjhvqzi1iyw3q3mu">
+      <w:hyperlink w:history="1" r:id="rIdk9-krdfl6frx2xw9ouon-">
         <w:r>
           <w:rPr>
             <w:rStyle w:val="Hyperlink"/>
@@ -1265,7 +1380,7 @@
         </w:rPr>
         <w:t xml:space="preserve">Telephone: 07912 342 367   Email: </w:t>
       </w:r>
-      <w:hyperlink w:history="1" r:id="rIdsvfni5eayt4vuoqgw2zfg">
+      <w:hyperlink w:history="1" r:id="rIdvlzyf0-wsnf_pzeh7on9i">
         <w:r>
           <w:rPr>
             <w:rStyle w:val="Hyperlink"/>
@@ -1279,6 +1394,51 @@
     </w:p>
     <w:p>
       <w:pPr>
+        <w:pStyle w:val="Heading1"/>
+        <w:spacing w:after="100" w:before="220"/>
+      </w:pPr>
+      <w:r>
+        <w:rPr>
+          <w:rFonts w:ascii="Arial" w:cs="Arial" w:eastAsia="Arial" w:hAnsi="Arial"/>
+          <w:b/>
+          <w:bCs/>
+          <w:color w:val="232B50"/>
+          <w:sz w:val="28"/>
+          <w:szCs w:val="28"/>
+        </w:rPr>
+        <w:t xml:space="preserve">07. Looking Out for One Another</w:t>
+      </w:r>
+    </w:p>
+    <w:p>
+      <w:pPr>
+        <w:spacing w:after="90" w:before="0" w:line="264"/>
+      </w:pPr>
+      <w:r>
+        <w:rPr>
+          <w:rFonts w:ascii="Arial" w:cs="Arial" w:eastAsia="Arial" w:hAnsi="Arial"/>
+          <w:color w:val="2F3542"/>
+          <w:sz w:val="21"/>
+          <w:szCs w:val="21"/>
+        </w:rPr>
+        <w:t xml:space="preserve">Staying safe, online and off.</w:t>
+      </w:r>
+    </w:p>
+    <w:p>
+      <w:pPr>
+        <w:spacing w:after="90" w:before="0" w:line="264"/>
+      </w:pPr>
+      <w:r>
+        <w:rPr>
+          <w:rFonts w:ascii="Arial" w:cs="Arial" w:eastAsia="Arial" w:hAnsi="Arial"/>
+          <w:color w:val="2F3542"/>
+          <w:sz w:val="21"/>
+          <w:szCs w:val="21"/>
+        </w:rPr>
+        <w:t xml:space="preserve">Summer often means more time online. Part of keeping everyone safe is something called Prevent. Here’s what it means, and who to talk to if something doesn’t feel right.</w:t>
+      </w:r>
+    </w:p>
+    <w:p>
+      <w:pPr>
         <w:pStyle w:val="Heading2"/>
         <w:spacing w:after="70" w:before="150"/>
       </w:pPr>
@@ -1291,23 +1451,68 @@
           <w:sz w:val="23"/>
           <w:szCs w:val="23"/>
         </w:rPr>
-        <w:t xml:space="preserve">General enquiries</w:t>
-      </w:r>
-    </w:p>
-    <w:p>
-      <w:pPr>
-        <w:spacing w:after="90" w:before="0" w:line="264"/>
-      </w:pPr>
-      <w:r>
-        <w:rPr>
-          <w:rFonts w:ascii="Arial" w:cs="Arial" w:eastAsia="Arial" w:hAnsi="Arial"/>
-          <w:color w:val="2F3542"/>
-          <w:sz w:val="21"/>
-          <w:szCs w:val="21"/>
-        </w:rPr>
-        <w:t xml:space="preserve">Email </w:t>
-      </w:r>
-      <w:hyperlink w:history="1" r:id="rIduttxqkc0dlal-nqxeznhh">
+        <w:t xml:space="preserve">Support, not suspicion</w:t>
+      </w:r>
+    </w:p>
+    <w:p>
+      <w:pPr>
+        <w:spacing w:after="90" w:before="0" w:line="264"/>
+      </w:pPr>
+      <w:r>
+        <w:rPr>
+          <w:rFonts w:ascii="Arial" w:cs="Arial" w:eastAsia="Arial" w:hAnsi="Arial"/>
+          <w:color w:val="2F3542"/>
+          <w:sz w:val="21"/>
+          <w:szCs w:val="21"/>
+        </w:rPr>
+        <w:t xml:space="preserve">Prevent is part of safeguarding. It’s about helping anyone who might be at risk of being pulled towards extremism or hateful views, the same way we’d help with any other worry. It isn’t about getting anyone into trouble; it’s about getting the right support early.</w:t>
+      </w:r>
+    </w:p>
+    <w:p>
+      <w:pPr>
+        <w:pStyle w:val="Heading2"/>
+        <w:spacing w:after="70" w:before="150"/>
+      </w:pPr>
+      <w:r>
+        <w:rPr>
+          <w:rFonts w:ascii="Arial" w:cs="Arial" w:eastAsia="Arial" w:hAnsi="Arial"/>
+          <w:b/>
+          <w:bCs/>
+          <w:color w:val="232B50"/>
+          <w:sz w:val="23"/>
+          <w:szCs w:val="23"/>
+        </w:rPr>
+        <w:t xml:space="preserve">Think before you share</w:t>
+      </w:r>
+    </w:p>
+    <w:p>
+      <w:pPr>
+        <w:spacing w:after="90" w:before="0" w:line="264"/>
+      </w:pPr>
+      <w:r>
+        <w:rPr>
+          <w:rFonts w:ascii="Arial" w:cs="Arial" w:eastAsia="Arial" w:hAnsi="Arial"/>
+          <w:color w:val="2F3542"/>
+          <w:sz w:val="21"/>
+          <w:szCs w:val="21"/>
+        </w:rPr>
+        <w:t xml:space="preserve">Not everything online is true or safe. If a post, message or account makes you uneasy, or pressures you to do or believe something, step back and talk to someone you trust. Keep your details private and be kind in the group chat.</w:t>
+      </w:r>
+    </w:p>
+    <w:p>
+      <w:pPr>
+        <w:spacing w:after="90" w:before="0" w:line="264"/>
+      </w:pPr>
+      <w:r>
+        <w:rPr>
+          <w:rFonts w:ascii="Arial" w:cs="Arial" w:eastAsia="Arial" w:hAnsi="Arial"/>
+          <w:color w:val="2F3542"/>
+          <w:sz w:val="21"/>
+          <w:szCs w:val="21"/>
+        </w:rPr>
+        <w:t xml:space="preserve">Worried about something? You can speak to Jeannette or Airam (above), or contact the ACT Early support line on 0800 011 3764 or at </w:t>
+      </w:r>
+      <w:hyperlink w:history="1" r:id="rId2rhehyjreppebkup4txqr">
         <w:r>
           <w:rPr>
             <w:rStyle w:val="Hyperlink"/>
@@ -1315,7 +1520,7 @@
             <w:sz w:val="21"/>
             <w:szCs w:val="21"/>
           </w:rPr>
-          <w:t xml:space="preserve">enquiries@CoreEd.co.uk</w:t>
+          <w:t xml:space="preserve">actearly.uk</w:t>
         </w:r>
       </w:hyperlink>
       <w:r>
@@ -1325,15 +1530,203 @@
           <w:sz w:val="21"/>
           <w:szCs w:val="21"/>
         </w:rPr>
-        <w:t xml:space="preserve">  |  Visit www.CoreEd.co.uk  |  The Media Centre, 7 Northumberland Street, Huddersfield, HD1 1RL</w:t>
-      </w:r>
-    </w:p>
-    <w:p>
-      <w:pPr>
-        <w:pBdr>
-          <w:top w:val="single" w:color="DFE3EA" w:sz="6" w:space="10"/>
-        </w:pBdr>
-        <w:spacing w:after="80" w:before="120"/>
+        <w:t xml:space="preserve">. In an emergency, always call 999.</w:t>
+      </w:r>
+    </w:p>
+    <w:p>
+      <w:pPr>
+        <w:spacing w:after="40" w:before="60"/>
+        <w:jc w:val="center"/>
+      </w:pPr>
+      <w:r>
+        <w:drawing>
+          <wp:inline distT="0" distB="0" distL="0" distR="0">
+            <wp:extent cx="857250" cy="628650"/>
+            <wp:effectExtent t="0" r="0" b="0" l="0"/>
+            <wp:docPr id="1" name="CoreEd Safety Guardian mascot" descr="Illustration of the CoreEd Safety Guardian with a hand raised in a gentle stop gesture." title="CoreEd Safety Guardian mascot"/>
+            <wp:cNvGraphicFramePr>
+              <a:graphicFrameLocks xmlns:a="http://schemas.openxmlformats.org/drawingml/2006/main" noChangeAspect="1"/>
+            </wp:cNvGraphicFramePr>
+            <a:graphic xmlns:a="http://schemas.openxmlformats.org/drawingml/2006/main">
+              <a:graphicData uri="http://schemas.openxmlformats.org/drawingml/2006/picture">
+                <pic:pic xmlns:pic="http://schemas.openxmlformats.org/drawingml/2006/picture">
+                  <pic:nvPicPr>
+                    <pic:cNvPr id="0" name="" descr=""/>
+                    <pic:cNvPicPr>
+                      <a:picLocks noChangeAspect="1" noChangeArrowheads="1"/>
+                    </pic:cNvPicPr>
+                  </pic:nvPicPr>
+                  <pic:blipFill>
+                    <a:blip r:embed="rId14" cstate="none"/>
+                    <a:srcRect/>
+                    <a:stretch>
+                      <a:fillRect/>
+                    </a:stretch>
+                  </pic:blipFill>
+                  <pic:spPr bwMode="auto">
+                    <a:xfrm>
+                      <a:off x="0" y="0"/>
+                      <a:ext cx="857250" cy="628650"/>
+                    </a:xfrm>
+                    <a:prstGeom prst="rect">
+                      <a:avLst/>
+                    </a:prstGeom>
+                  </pic:spPr>
+                </pic:pic>
+              </a:graphicData>
+            </a:graphic>
+          </wp:inline>
+        </w:drawing>
+      </w:r>
+    </w:p>
+    <w:p>
+      <w:pPr>
+        <w:spacing w:after="140" w:before="0" w:line="264"/>
+        <w:jc w:val="center"/>
+      </w:pPr>
+      <w:r>
+        <w:rPr>
+          <w:rFonts w:ascii="Arial" w:cs="Arial" w:eastAsia="Arial" w:hAnsi="Arial"/>
+          <w:i/>
+          <w:iCs/>
+          <w:color w:val="5B6472"/>
+          <w:sz w:val="18"/>
+          <w:szCs w:val="18"/>
+        </w:rPr>
+        <w:t xml:space="preserve">Illustration: the CoreEd Safety Guardian, with a hand raised.</w:t>
+      </w:r>
+    </w:p>
+    <w:p>
+      <w:pPr>
+        <w:pStyle w:val="Heading1"/>
+        <w:spacing w:after="100" w:before="220"/>
+      </w:pPr>
+      <w:r>
+        <w:rPr>
+          <w:rFonts w:ascii="Arial" w:cs="Arial" w:eastAsia="Arial" w:hAnsi="Arial"/>
+          <w:b/>
+          <w:bCs/>
+          <w:color w:val="232B50"/>
+          <w:sz w:val="28"/>
+          <w:szCs w:val="28"/>
+        </w:rPr>
+        <w:t xml:space="preserve">Final thoughts</w:t>
+      </w:r>
+    </w:p>
+    <w:p>
+      <w:pPr>
+        <w:spacing w:after="90" w:before="0" w:line="264"/>
+      </w:pPr>
+      <w:r>
+        <w:rPr>
+          <w:rFonts w:ascii="Arial" w:cs="Arial" w:eastAsia="Arial" w:hAnsi="Arial"/>
+          <w:color w:val="2F3542"/>
+          <w:sz w:val="21"/>
+          <w:szCs w:val="21"/>
+        </w:rPr>
+        <w:t xml:space="preserve">Enjoy the rest of your summer. Keep your momentum going, look after yourselves and each other, and do have your say in the survey too.</w:t>
+      </w:r>
+    </w:p>
+    <w:p>
+      <w:pPr>
+        <w:spacing w:after="90" w:before="0" w:line="264"/>
+      </w:pPr>
+      <w:r>
+        <w:rPr>
+          <w:rFonts w:ascii="Arial" w:cs="Arial" w:eastAsia="Arial" w:hAnsi="Arial"/>
+          <w:b/>
+          <w:bCs/>
+          <w:color w:val="2F3542"/>
+          <w:sz w:val="21"/>
+          <w:szCs w:val="21"/>
+        </w:rPr>
+        <w:t xml:space="preserve">— The CoreEd Team</w:t>
+      </w:r>
+    </w:p>
+    <w:p>
+      <w:pPr>
+        <w:spacing w:after="40" w:before="60"/>
+        <w:jc w:val="center"/>
+      </w:pPr>
+      <w:r>
+        <w:drawing>
+          <wp:inline distT="0" distB="0" distL="0" distR="0">
+            <wp:extent cx="857250" cy="581025"/>
+            <wp:effectExtent t="0" r="0" b="0" l="0"/>
+            <wp:docPr id="1" name="CoreEd Safety Guardian mascot" descr="Illustration of the CoreEd Safety Guardian celebrating with a thumbs up." title="CoreEd Safety Guardian mascot"/>
+            <wp:cNvGraphicFramePr>
+              <a:graphicFrameLocks xmlns:a="http://schemas.openxmlformats.org/drawingml/2006/main" noChangeAspect="1"/>
+            </wp:cNvGraphicFramePr>
+            <a:graphic xmlns:a="http://schemas.openxmlformats.org/drawingml/2006/main">
+              <a:graphicData uri="http://schemas.openxmlformats.org/drawingml/2006/picture">
+                <pic:pic xmlns:pic="http://schemas.openxmlformats.org/drawingml/2006/picture">
+                  <pic:nvPicPr>
+                    <pic:cNvPr id="0" name="" descr=""/>
+                    <pic:cNvPicPr>
+                      <a:picLocks noChangeAspect="1" noChangeArrowheads="1"/>
+                    </pic:cNvPicPr>
+                  </pic:nvPicPr>
+                  <pic:blipFill>
+                    <a:blip r:embed="rId15" cstate="none"/>
+                    <a:srcRect/>
+                    <a:stretch>
+                      <a:fillRect/>
+                    </a:stretch>
+                  </pic:blipFill>
+                  <pic:spPr bwMode="auto">
+                    <a:xfrm>
+                      <a:off x="0" y="0"/>
+                      <a:ext cx="857250" cy="581025"/>
+                    </a:xfrm>
+                    <a:prstGeom prst="rect">
+                      <a:avLst/>
+                    </a:prstGeom>
+                  </pic:spPr>
+                </pic:pic>
+              </a:graphicData>
+            </a:graphic>
+          </wp:inline>
+        </w:drawing>
+      </w:r>
+    </w:p>
+    <w:p>
+      <w:pPr>
+        <w:spacing w:after="140" w:before="0" w:line="264"/>
+        <w:jc w:val="center"/>
+      </w:pPr>
+      <w:r>
+        <w:rPr>
+          <w:rFonts w:ascii="Arial" w:cs="Arial" w:eastAsia="Arial" w:hAnsi="Arial"/>
+          <w:i/>
+          <w:iCs/>
+          <w:color w:val="5B6472"/>
+          <w:sz w:val="18"/>
+          <w:szCs w:val="18"/>
+        </w:rPr>
+        <w:t xml:space="preserve">Illustration: the CoreEd Safety Guardian, celebrating.</w:t>
+      </w:r>
+    </w:p>
+    <w:p>
+      <w:pPr>
+        <w:pStyle w:val="Heading1"/>
+        <w:spacing w:after="100" w:before="220"/>
+      </w:pPr>
+      <w:r>
+        <w:rPr>
+          <w:rFonts w:ascii="Arial" w:cs="Arial" w:eastAsia="Arial" w:hAnsi="Arial"/>
+          <w:b/>
+          <w:bCs/>
+          <w:color w:val="232B50"/>
+          <w:sz w:val="28"/>
+          <w:szCs w:val="28"/>
+        </w:rPr>
+        <w:t xml:space="preserve">08. Support &amp; Resources</w:t>
+      </w:r>
+    </w:p>
+    <w:p>
+      <w:pPr>
+        <w:pStyle w:val="Heading2"/>
+        <w:spacing w:after="70" w:before="150"/>
       </w:pPr>
       <w:r>
         <w:rPr>
@@ -1344,21 +1737,250 @@
           <w:sz w:val="23"/>
           <w:szCs w:val="23"/>
         </w:rPr>
-        <w:t xml:space="preserve">The CoreEd Team</w:t>
-      </w:r>
-    </w:p>
-    <w:p>
-      <w:pPr>
-        <w:spacing w:after="90" w:before="0" w:line="264"/>
-      </w:pPr>
-      <w:r>
-        <w:rPr>
-          <w:rFonts w:ascii="Arial" w:cs="Arial" w:eastAsia="Arial" w:hAnsi="Arial"/>
-          <w:color w:val="5B6472"/>
-          <w:sz w:val="21"/>
-          <w:szCs w:val="21"/>
-        </w:rPr>
-        <w:t xml:space="preserve">Have a good August. We will see you back in the loop next month.</w:t>
+        <w:t xml:space="preserve">Study &amp; next steps</w:t>
+      </w:r>
+    </w:p>
+    <w:p>
+      <w:pPr>
+        <w:pStyle w:val="ListParagraph"/>
+        <w:numPr>
+          <w:ilvl w:val="0"/>
+          <w:numId w:val="4"/>
+        </w:numPr>
+        <w:spacing w:after="40" w:line="264"/>
+      </w:pPr>
+      <w:r>
+        <w:rPr>
+          <w:rFonts w:ascii="Arial" w:cs="Arial" w:eastAsia="Arial" w:hAnsi="Arial"/>
+          <w:color w:val="2F3542"/>
+          <w:sz w:val="21"/>
+          <w:szCs w:val="21"/>
+        </w:rPr>
+        <w:t xml:space="preserve">Your CoreEd tutor — your first port of call for options, Functional Skills and one-to-one help.</w:t>
+      </w:r>
+    </w:p>
+    <w:p>
+      <w:pPr>
+        <w:pStyle w:val="ListParagraph"/>
+        <w:numPr>
+          <w:ilvl w:val="0"/>
+          <w:numId w:val="4"/>
+        </w:numPr>
+        <w:spacing w:after="40" w:line="264"/>
+      </w:pPr>
+      <w:r>
+        <w:rPr>
+          <w:rFonts w:ascii="Arial" w:cs="Arial" w:eastAsia="Arial" w:hAnsi="Arial"/>
+          <w:color w:val="2F3542"/>
+          <w:sz w:val="21"/>
+          <w:szCs w:val="21"/>
+        </w:rPr>
+        <w:t xml:space="preserve">National Careers Service — free careers advice and a helpline (nationalcareers.service.gov.uk).</w:t>
+      </w:r>
+    </w:p>
+    <w:p>
+      <w:pPr>
+        <w:pStyle w:val="ListParagraph"/>
+        <w:numPr>
+          <w:ilvl w:val="0"/>
+          <w:numId w:val="4"/>
+        </w:numPr>
+        <w:spacing w:after="40" w:line="264"/>
+      </w:pPr>
+      <w:r>
+        <w:rPr>
+          <w:rFonts w:ascii="Arial" w:cs="Arial" w:eastAsia="Arial" w:hAnsi="Arial"/>
+          <w:color w:val="2F3542"/>
+          <w:sz w:val="21"/>
+          <w:szCs w:val="21"/>
+        </w:rPr>
+        <w:t xml:space="preserve">GOV.UK Apprenticeships — how apprenticeships and assessment work (gov.uk).</w:t>
+      </w:r>
+    </w:p>
+    <w:p>
+      <w:pPr>
+        <w:pStyle w:val="Heading2"/>
+        <w:spacing w:after="70" w:before="150"/>
+      </w:pPr>
+      <w:r>
+        <w:rPr>
+          <w:rFonts w:ascii="Arial" w:cs="Arial" w:eastAsia="Arial" w:hAnsi="Arial"/>
+          <w:b/>
+          <w:bCs/>
+          <w:color w:val="232B50"/>
+          <w:sz w:val="23"/>
+          <w:szCs w:val="23"/>
+        </w:rPr>
+        <w:t xml:space="preserve">Wellbeing &amp; health</w:t>
+      </w:r>
+    </w:p>
+    <w:p>
+      <w:pPr>
+        <w:pStyle w:val="ListParagraph"/>
+        <w:numPr>
+          <w:ilvl w:val="0"/>
+          <w:numId w:val="5"/>
+        </w:numPr>
+        <w:spacing w:after="40" w:line="264"/>
+      </w:pPr>
+      <w:r>
+        <w:rPr>
+          <w:rFonts w:ascii="Arial" w:cs="Arial" w:eastAsia="Arial" w:hAnsi="Arial"/>
+          <w:color w:val="2F3542"/>
+          <w:sz w:val="21"/>
+          <w:szCs w:val="21"/>
+        </w:rPr>
+        <w:t xml:space="preserve">NHS, menopause — symptoms, treatments and advice (nhs.uk).</w:t>
+      </w:r>
+    </w:p>
+    <w:p>
+      <w:pPr>
+        <w:pStyle w:val="ListParagraph"/>
+        <w:numPr>
+          <w:ilvl w:val="0"/>
+          <w:numId w:val="5"/>
+        </w:numPr>
+        <w:spacing w:after="40" w:line="264"/>
+      </w:pPr>
+      <w:r>
+        <w:rPr>
+          <w:rFonts w:ascii="Arial" w:cs="Arial" w:eastAsia="Arial" w:hAnsi="Arial"/>
+          <w:color w:val="2F3542"/>
+          <w:sz w:val="21"/>
+          <w:szCs w:val="21"/>
+        </w:rPr>
+        <w:t xml:space="preserve">Menopause information — support and stigma-busting resources (menopauseinfo.org).</w:t>
+      </w:r>
+    </w:p>
+    <w:p>
+      <w:pPr>
+        <w:pStyle w:val="ListParagraph"/>
+        <w:numPr>
+          <w:ilvl w:val="0"/>
+          <w:numId w:val="5"/>
+        </w:numPr>
+        <w:spacing w:after="40" w:line="264"/>
+      </w:pPr>
+      <w:r>
+        <w:rPr>
+          <w:rFonts w:ascii="Arial" w:cs="Arial" w:eastAsia="Arial" w:hAnsi="Arial"/>
+          <w:color w:val="2F3542"/>
+          <w:sz w:val="21"/>
+          <w:szCs w:val="21"/>
+        </w:rPr>
+        <w:t xml:space="preserve">Samaritans — free, 24/7; call 116 123 in the UK.</w:t>
+      </w:r>
+    </w:p>
+    <w:p>
+      <w:pPr>
+        <w:pStyle w:val="ListParagraph"/>
+        <w:numPr>
+          <w:ilvl w:val="0"/>
+          <w:numId w:val="5"/>
+        </w:numPr>
+        <w:spacing w:after="40" w:line="264"/>
+      </w:pPr>
+      <w:r>
+        <w:rPr>
+          <w:rFonts w:ascii="Arial" w:cs="Arial" w:eastAsia="Arial" w:hAnsi="Arial"/>
+          <w:color w:val="2F3542"/>
+          <w:sz w:val="21"/>
+          <w:szCs w:val="21"/>
+        </w:rPr>
+        <w:t xml:space="preserve">Shout — free 24/7 text support; text SHOUT to 85258.</w:t>
+      </w:r>
+    </w:p>
+    <w:p>
+      <w:pPr>
+        <w:pStyle w:val="ListParagraph"/>
+        <w:numPr>
+          <w:ilvl w:val="0"/>
+          <w:numId w:val="5"/>
+        </w:numPr>
+        <w:spacing w:after="40" w:line="264"/>
+      </w:pPr>
+      <w:r>
+        <w:rPr>
+          <w:rFonts w:ascii="Arial" w:cs="Arial" w:eastAsia="Arial" w:hAnsi="Arial"/>
+          <w:color w:val="2F3542"/>
+          <w:sz w:val="21"/>
+          <w:szCs w:val="21"/>
+        </w:rPr>
+        <w:t xml:space="preserve">Mind — mental health advice and local services (mind.org.uk).</w:t>
+      </w:r>
+    </w:p>
+    <w:p>
+      <w:pPr>
+        <w:pStyle w:val="Heading2"/>
+        <w:spacing w:after="70" w:before="150"/>
+      </w:pPr>
+      <w:r>
+        <w:rPr>
+          <w:rFonts w:ascii="Arial" w:cs="Arial" w:eastAsia="Arial" w:hAnsi="Arial"/>
+          <w:b/>
+          <w:bCs/>
+          <w:color w:val="232B50"/>
+          <w:sz w:val="23"/>
+          <w:szCs w:val="23"/>
+        </w:rPr>
+        <w:t xml:space="preserve">Inclusion &amp; learning</w:t>
+      </w:r>
+    </w:p>
+    <w:p>
+      <w:pPr>
+        <w:pStyle w:val="ListParagraph"/>
+        <w:numPr>
+          <w:ilvl w:val="0"/>
+          <w:numId w:val="6"/>
+        </w:numPr>
+        <w:spacing w:after="40" w:line="264"/>
+      </w:pPr>
+      <w:r>
+        <w:rPr>
+          <w:rFonts w:ascii="Arial" w:cs="Arial" w:eastAsia="Arial" w:hAnsi="Arial"/>
+          <w:color w:val="2F3542"/>
+          <w:sz w:val="21"/>
+          <w:szCs w:val="21"/>
+        </w:rPr>
+        <w:t xml:space="preserve">Dyspraxia Foundation — information and support (dyspraxiafoundation.org.uk).</w:t>
+      </w:r>
+    </w:p>
+    <w:p>
+      <w:pPr>
+        <w:pStyle w:val="ListParagraph"/>
+        <w:numPr>
+          <w:ilvl w:val="0"/>
+          <w:numId w:val="6"/>
+        </w:numPr>
+        <w:spacing w:after="40" w:line="264"/>
+      </w:pPr>
+      <w:r>
+        <w:rPr>
+          <w:rFonts w:ascii="Arial" w:cs="Arial" w:eastAsia="Arial" w:hAnsi="Arial"/>
+          <w:color w:val="2F3542"/>
+          <w:sz w:val="21"/>
+          <w:szCs w:val="21"/>
+        </w:rPr>
+        <w:t xml:space="preserve">British Dyslexia Association — guidance on dyscalculia and more (bdadyslexia.org.uk).</w:t>
+      </w:r>
+    </w:p>
+    <w:p>
+      <w:pPr>
+        <w:pStyle w:val="ListParagraph"/>
+        <w:numPr>
+          <w:ilvl w:val="0"/>
+          <w:numId w:val="6"/>
+        </w:numPr>
+        <w:spacing w:after="40" w:line="264"/>
+      </w:pPr>
+      <w:r>
+        <w:rPr>
+          <w:rFonts w:ascii="Arial" w:cs="Arial" w:eastAsia="Arial" w:hAnsi="Arial"/>
+          <w:color w:val="2F3542"/>
+          <w:sz w:val="21"/>
+          <w:szCs w:val="21"/>
+        </w:rPr>
+        <w:t xml:space="preserve">Your CoreEd tutor — to arrange a reasonable adjustment or talk anything through.</w:t>
       </w:r>
     </w:p>
     <w:sectPr>
@@ -1600,22 +2222,6 @@
     </w:lvl>
   </w:abstractNum>
   <w:abstractNum w:abstractNumId="6" w15:restartNumberingAfterBreak="0">
-    <w:multiLevelType w:val="hybridMultilevel"/>
-    <w:lvl w:ilvl="0" w15:tentative="1">
-      <w:start w:val="1"/>
-      <w:numFmt w:val="bullet"/>
-      <w:lvlText w:val="•"/>
-      <w:lvlJc w:val="left"/>
-      <w:pPr>
-        <w:ind w:left="431" w:hanging="259"/>
-      </w:pPr>
-      <w:rPr>
-        <w:rFonts w:ascii="Arial" w:cs="Arial" w:eastAsia="Arial" w:hAnsi="Arial"/>
-        <w:color w:val="2E8C57"/>
-      </w:rPr>
-    </w:lvl>
-  </w:abstractNum>
-  <w:abstractNum w:abstractNumId="7" w15:restartNumberingAfterBreak="0">
     <w:multiLevelType w:val="hybridMultilevel"/>
     <w:lvl w:ilvl="0" w15:tentative="1">
       <w:start w:val="1"/>
@@ -1663,12 +2269,6 @@
   </w:num>
   <w:num w:numId="6">
     <w:abstractNumId w:val="6"/>
-    <w:lvlOverride w:ilvl="0">
-      <w:startOverride w:val="1"/>
-    </w:lvlOverride>
-  </w:num>
-  <w:num w:numId="7">
-    <w:abstractNumId w:val="7"/>
     <w:lvlOverride w:ilvl="0">
       <w:startOverride w:val="1"/>
     </w:lvlOverride>

--- a/output/InTheLoop_August2026_Accessible.docx
+++ b/output/InTheLoop_August2026_Accessible.docx
@@ -270,7 +270,7 @@
           <w:sz w:val="21"/>
           <w:szCs w:val="21"/>
         </w:rPr>
-        <w:t xml:space="preserve">01 — In Their Words</w:t>
+        <w:t xml:space="preserve">01 — Your Voice, Your Say</w:t>
       </w:r>
     </w:p>
     <w:p>
@@ -289,7 +289,7 @@
           <w:sz w:val="21"/>
           <w:szCs w:val="21"/>
         </w:rPr>
-        <w:t xml:space="preserve">02 — Your Voice, Your Say</w:t>
+        <w:t xml:space="preserve">02 — Looking After You This Summer</w:t>
       </w:r>
     </w:p>
     <w:p>
@@ -308,7 +308,7 @@
           <w:sz w:val="21"/>
           <w:szCs w:val="21"/>
         </w:rPr>
-        <w:t xml:space="preserve">03 — Looking After You This Summer</w:t>
+        <w:t xml:space="preserve">03 — How Brains Work Differently</w:t>
       </w:r>
     </w:p>
     <w:p>
@@ -327,7 +327,7 @@
           <w:sz w:val="21"/>
           <w:szCs w:val="21"/>
         </w:rPr>
-        <w:t xml:space="preserve">04 — How Brains Work Differently</w:t>
+        <w:t xml:space="preserve">04 — Your Next Step</w:t>
       </w:r>
     </w:p>
     <w:p>
@@ -346,7 +346,7 @@
           <w:sz w:val="21"/>
           <w:szCs w:val="21"/>
         </w:rPr>
-        <w:t xml:space="preserve">05 — Your Next Step</w:t>
+        <w:t xml:space="preserve">05 — Safeguarding Team Update</w:t>
       </w:r>
     </w:p>
     <w:p>
@@ -365,7 +365,7 @@
           <w:sz w:val="21"/>
           <w:szCs w:val="21"/>
         </w:rPr>
-        <w:t xml:space="preserve">06 — Safeguarding Team Update</w:t>
+        <w:t xml:space="preserve">06 — Looking Out for One Another</w:t>
       </w:r>
     </w:p>
     <w:p>
@@ -384,26 +384,7 @@
           <w:sz w:val="21"/>
           <w:szCs w:val="21"/>
         </w:rPr>
-        <w:t xml:space="preserve">07 — Looking Out for One Another</w:t>
-      </w:r>
-    </w:p>
-    <w:p>
-      <w:pPr>
-        <w:pStyle w:val="ListParagraph"/>
-        <w:numPr>
-          <w:ilvl w:val="0"/>
-          <w:numId w:val="2"/>
-        </w:numPr>
-        <w:spacing w:after="40" w:line="264"/>
-      </w:pPr>
-      <w:r>
-        <w:rPr>
-          <w:rFonts w:ascii="Arial" w:cs="Arial" w:eastAsia="Arial" w:hAnsi="Arial"/>
-          <w:color w:val="2F3542"/>
-          <w:sz w:val="21"/>
-          <w:szCs w:val="21"/>
-        </w:rPr>
-        <w:t xml:space="preserve">08 — Support &amp; Resources</w:t>
+        <w:t xml:space="preserve">07 — Support &amp; Resources</w:t>
       </w:r>
     </w:p>
     <w:p>
@@ -420,85 +401,100 @@
           <w:sz w:val="28"/>
           <w:szCs w:val="28"/>
         </w:rPr>
-        <w:t xml:space="preserve">01. In Their Words</w:t>
-      </w:r>
-    </w:p>
-    <w:p>
-      <w:pPr>
-        <w:spacing w:after="90" w:before="0" w:line="264"/>
-      </w:pPr>
-      <w:r>
-        <w:rPr>
-          <w:rFonts w:ascii="Arial" w:cs="Arial" w:eastAsia="Arial" w:hAnsi="Arial"/>
-          <w:color w:val="2F3542"/>
-          <w:sz w:val="21"/>
-          <w:szCs w:val="21"/>
-        </w:rPr>
-        <w:t xml:space="preserve">A learner’s feedback this month.</w:t>
-      </w:r>
-    </w:p>
-    <w:p>
-      <w:pPr>
-        <w:spacing w:after="90" w:before="0" w:line="264"/>
-      </w:pPr>
-      <w:r>
-        <w:rPr>
-          <w:rFonts w:ascii="Arial" w:cs="Arial" w:eastAsia="Arial" w:hAnsi="Arial"/>
-          <w:color w:val="2F3542"/>
-          <w:sz w:val="21"/>
-          <w:szCs w:val="21"/>
-        </w:rPr>
-        <w:t xml:space="preserve">A lovely note from a learner this month, after a session that helped them get back on track:</w:t>
-      </w:r>
-    </w:p>
-    <w:p>
-      <w:pPr>
-        <w:pBdr>
-          <w:left w:val="single" w:color="0073D9" w:sz="18" w:space="8"/>
-        </w:pBdr>
-        <w:spacing w:after="50" w:before="50" w:line="264"/>
-        <w:ind w:left="220"/>
-      </w:pPr>
-      <w:r>
-        <w:rPr>
-          <w:rFonts w:ascii="Arial" w:cs="Arial" w:eastAsia="Arial" w:hAnsi="Arial"/>
-          <w:color w:val="2F3542"/>
-          <w:sz w:val="21"/>
-          <w:szCs w:val="21"/>
-        </w:rPr>
-        <w:t xml:space="preserve">“Thank you Sharon — found today’s session really great, and appreciate your support with getting me back on track. Feeling very motivated again!”</w:t>
-      </w:r>
-    </w:p>
-    <w:p>
-      <w:pPr>
-        <w:pBdr>
-          <w:left w:val="single" w:color="0073D9" w:sz="18" w:space="8"/>
-        </w:pBdr>
-        <w:spacing w:after="140" w:before="0" w:line="264"/>
-        <w:ind w:left="220"/>
-      </w:pPr>
-      <w:r>
-        <w:rPr>
-          <w:rFonts w:ascii="Arial" w:cs="Arial" w:eastAsia="Arial" w:hAnsi="Arial"/>
-          <w:color w:val="2F3542"/>
-          <w:sz w:val="21"/>
-          <w:szCs w:val="21"/>
-        </w:rPr>
-        <w:t xml:space="preserve">— A CoreEd learner</w:t>
-      </w:r>
-    </w:p>
-    <w:p>
-      <w:pPr>
-        <w:spacing w:after="90" w:before="0" w:line="264"/>
-      </w:pPr>
-      <w:r>
-        <w:rPr>
-          <w:rFonts w:ascii="Arial" w:cs="Arial" w:eastAsia="Arial" w:hAnsi="Arial"/>
-          <w:color w:val="2F3542"/>
-          <w:sz w:val="21"/>
-          <w:szCs w:val="21"/>
-        </w:rPr>
-        <w:t xml:space="preserve">Thank you for sharing, and well done Sharon. If a session helps, or does not, tell your tutor. It is how we make the next one even better.</w:t>
+        <w:t xml:space="preserve">01. Your Voice, Your Say</w:t>
+      </w:r>
+    </w:p>
+    <w:p>
+      <w:pPr>
+        <w:spacing w:after="90" w:before="0" w:line="264"/>
+      </w:pPr>
+      <w:r>
+        <w:rPr>
+          <w:rFonts w:ascii="Arial" w:cs="Arial" w:eastAsia="Arial" w:hAnsi="Arial"/>
+          <w:color w:val="2F3542"/>
+          <w:sz w:val="21"/>
+          <w:szCs w:val="21"/>
+        </w:rPr>
+        <w:t xml:space="preserve">Speaking up, and the survey that shapes CoreEd.</w:t>
+      </w:r>
+    </w:p>
+    <w:p>
+      <w:pPr>
+        <w:spacing w:after="90" w:before="0" w:line="264"/>
+      </w:pPr>
+      <w:r>
+        <w:rPr>
+          <w:rFonts w:ascii="Arial" w:cs="Arial" w:eastAsia="Arial" w:hAnsi="Arial"/>
+          <w:color w:val="2F3542"/>
+          <w:sz w:val="21"/>
+          <w:szCs w:val="21"/>
+        </w:rPr>
+        <w:t xml:space="preserve">12 August is International Youth Day, a good reminder that your generation’s voice matters. Advocacy just means speaking up, for yourself and for others. At CoreEd, the simplest way to do that is the learner survey: we read every response, and it shapes what we do next. Not many of you have filled it in yet, so this is your nudge.</w:t>
+      </w:r>
+    </w:p>
+    <w:p>
+      <w:pPr>
+        <w:pStyle w:val="Heading2"/>
+        <w:spacing w:after="70" w:before="150"/>
+      </w:pPr>
+      <w:r>
+        <w:rPr>
+          <w:rFonts w:ascii="Arial" w:cs="Arial" w:eastAsia="Arial" w:hAnsi="Arial"/>
+          <w:b/>
+          <w:bCs/>
+          <w:color w:val="232B50"/>
+          <w:sz w:val="23"/>
+          <w:szCs w:val="23"/>
+        </w:rPr>
+        <w:t xml:space="preserve">Your say, in about two minutes</w:t>
+      </w:r>
+    </w:p>
+    <w:p>
+      <w:pPr>
+        <w:spacing w:after="90" w:before="0" w:line="264"/>
+      </w:pPr>
+      <w:r>
+        <w:rPr>
+          <w:rFonts w:ascii="Arial" w:cs="Arial" w:eastAsia="Arial" w:hAnsi="Arial"/>
+          <w:color w:val="2F3542"/>
+          <w:sz w:val="21"/>
+          <w:szCs w:val="21"/>
+        </w:rPr>
+        <w:t xml:space="preserve">Not sure where to start? Tell us: one thing CoreEd does well, one thing we could do better, and one thing that would make your week easier.</w:t>
+      </w:r>
+    </w:p>
+    <w:p>
+      <w:pPr>
+        <w:spacing w:after="90" w:before="0" w:line="264"/>
+      </w:pPr>
+      <w:r>
+        <w:rPr>
+          <w:rFonts w:ascii="Arial" w:cs="Arial" w:eastAsia="Arial" w:hAnsi="Arial"/>
+          <w:color w:val="2F3542"/>
+          <w:sz w:val="21"/>
+          <w:szCs w:val="21"/>
+        </w:rPr>
+        <w:t xml:space="preserve">Open the survey here: </w:t>
+      </w:r>
+      <w:hyperlink w:history="1" r:id="rIdlmoumicwqxnm_rapo4ynk">
+        <w:r>
+          <w:rPr>
+            <w:rStyle w:val="Hyperlink"/>
+            <w:rFonts w:ascii="Arial" w:cs="Arial" w:eastAsia="Arial" w:hAnsi="Arial"/>
+            <w:sz w:val="21"/>
+            <w:szCs w:val="21"/>
+          </w:rPr>
+          <w:t xml:space="preserve">CoreEd learner survey</w:t>
+        </w:r>
+      </w:hyperlink>
+      <w:r>
+        <w:rPr>
+          <w:rFonts w:ascii="Arial" w:cs="Arial" w:eastAsia="Arial" w:hAnsi="Arial"/>
+          <w:color w:val="2F3542"/>
+          <w:sz w:val="21"/>
+          <w:szCs w:val="21"/>
+        </w:rPr>
+        <w:t xml:space="preserve">. The QR code in the printed version links to the same address, so you can scan it with your phone camera or ask your tutor to send it over.</w:t>
       </w:r>
     </w:p>
     <w:p>
@@ -509,9 +505,9 @@
       <w:r>
         <w:drawing>
           <wp:inline distT="0" distB="0" distL="0" distR="0">
-            <wp:extent cx="571500" cy="1028700"/>
+            <wp:extent cx="571500" cy="857250"/>
             <wp:effectExtent t="0" r="0" b="0" l="0"/>
-            <wp:docPr id="1" name="Priya Shah, assessor" descr="Illustration of Priya Shah, a CoreEd assessor, listening attentively." title="Priya Shah, assessor"/>
+            <wp:docPr id="1" name="Corrie Patel, apprentice" descr="Illustration of Corrie Patel, a CoreEd apprentice, smiling." title="Corrie Patel, apprentice"/>
             <wp:cNvGraphicFramePr>
               <a:graphicFrameLocks xmlns:a="http://schemas.openxmlformats.org/drawingml/2006/main" noChangeAspect="1"/>
             </wp:cNvGraphicFramePr>
@@ -534,7 +530,7 @@
                   <pic:spPr bwMode="auto">
                     <a:xfrm>
                       <a:off x="0" y="0"/>
-                      <a:ext cx="571500" cy="1028700"/>
+                      <a:ext cx="571500" cy="857250"/>
                     </a:xfrm>
                     <a:prstGeom prst="rect">
                       <a:avLst/>
@@ -561,7 +557,7 @@
           <w:sz w:val="18"/>
           <w:szCs w:val="18"/>
         </w:rPr>
-        <w:t xml:space="preserve">Illustration: Priya Shah, one of our assessors.</w:t>
+        <w:t xml:space="preserve">Illustration: Corrie Patel, one of our apprentices.</w:t>
       </w:r>
     </w:p>
     <w:p>
@@ -578,35 +574,35 @@
           <w:sz w:val="28"/>
           <w:szCs w:val="28"/>
         </w:rPr>
-        <w:t xml:space="preserve">02. Your Voice, Your Say</w:t>
-      </w:r>
-    </w:p>
-    <w:p>
-      <w:pPr>
-        <w:spacing w:after="90" w:before="0" w:line="264"/>
-      </w:pPr>
-      <w:r>
-        <w:rPr>
-          <w:rFonts w:ascii="Arial" w:cs="Arial" w:eastAsia="Arial" w:hAnsi="Arial"/>
-          <w:color w:val="2F3542"/>
-          <w:sz w:val="21"/>
-          <w:szCs w:val="21"/>
-        </w:rPr>
-        <w:t xml:space="preserve">Speaking up, and the survey that shapes CoreEd.</w:t>
-      </w:r>
-    </w:p>
-    <w:p>
-      <w:pPr>
-        <w:spacing w:after="90" w:before="0" w:line="264"/>
-      </w:pPr>
-      <w:r>
-        <w:rPr>
-          <w:rFonts w:ascii="Arial" w:cs="Arial" w:eastAsia="Arial" w:hAnsi="Arial"/>
-          <w:color w:val="2F3542"/>
-          <w:sz w:val="21"/>
-          <w:szCs w:val="21"/>
-        </w:rPr>
-        <w:t xml:space="preserve">12 August is International Youth Day, a good reminder that your generation’s voice matters. Advocacy just means speaking up, for yourself and for others. At CoreEd, the simplest way to do that is the learner survey: we read every response, and it shapes what we do next. Not many of you have filled it in yet, so this is your nudge.</w:t>
+        <w:t xml:space="preserve">02. Looking After You This Summer</w:t>
+      </w:r>
+    </w:p>
+    <w:p>
+      <w:pPr>
+        <w:spacing w:after="90" w:before="0" w:line="264"/>
+      </w:pPr>
+      <w:r>
+        <w:rPr>
+          <w:rFonts w:ascii="Arial" w:cs="Arial" w:eastAsia="Arial" w:hAnsi="Arial"/>
+          <w:color w:val="2F3542"/>
+          <w:sz w:val="21"/>
+          <w:szCs w:val="21"/>
+        </w:rPr>
+        <w:t xml:space="preserve">Including a conversation worth having.</w:t>
+      </w:r>
+    </w:p>
+    <w:p>
+      <w:pPr>
+        <w:spacing w:after="90" w:before="0" w:line="264"/>
+      </w:pPr>
+      <w:r>
+        <w:rPr>
+          <w:rFonts w:ascii="Arial" w:cs="Arial" w:eastAsia="Arial" w:hAnsi="Arial"/>
+          <w:color w:val="2F3542"/>
+          <w:sz w:val="21"/>
+          <w:szCs w:val="21"/>
+        </w:rPr>
+        <w:t xml:space="preserve">Keep the summer basics going: water, sleep, fresh air and a bit of a break. This month we are also putting a plainer light on one topic that carries needless stigma.</w:t>
       </w:r>
     </w:p>
     <w:p>
@@ -623,55 +619,56 @@
           <w:sz w:val="23"/>
           <w:szCs w:val="23"/>
         </w:rPr>
-        <w:t xml:space="preserve">Your say, in about two minutes</w:t>
-      </w:r>
-    </w:p>
-    <w:p>
-      <w:pPr>
-        <w:spacing w:after="90" w:before="0" w:line="264"/>
-      </w:pPr>
-      <w:r>
-        <w:rPr>
-          <w:rFonts w:ascii="Arial" w:cs="Arial" w:eastAsia="Arial" w:hAnsi="Arial"/>
-          <w:color w:val="2F3542"/>
-          <w:sz w:val="21"/>
-          <w:szCs w:val="21"/>
-        </w:rPr>
-        <w:t xml:space="preserve">Not sure where to start? Tell us: one thing CoreEd does well, one thing we could do better, and one thing that would make your week easier.</w:t>
-      </w:r>
-    </w:p>
-    <w:p>
-      <w:pPr>
-        <w:spacing w:after="90" w:before="0" w:line="264"/>
-      </w:pPr>
-      <w:r>
-        <w:rPr>
-          <w:rFonts w:ascii="Arial" w:cs="Arial" w:eastAsia="Arial" w:hAnsi="Arial"/>
-          <w:color w:val="2F3542"/>
-          <w:sz w:val="21"/>
-          <w:szCs w:val="21"/>
-        </w:rPr>
-        <w:t xml:space="preserve">Open the survey here: </w:t>
-      </w:r>
-      <w:hyperlink w:history="1" r:id="rIdurzuzm3rvnyqbvxwt69cp">
-        <w:r>
-          <w:rPr>
-            <w:rStyle w:val="Hyperlink"/>
-            <w:rFonts w:ascii="Arial" w:cs="Arial" w:eastAsia="Arial" w:hAnsi="Arial"/>
-            <w:sz w:val="21"/>
-            <w:szCs w:val="21"/>
-          </w:rPr>
-          <w:t xml:space="preserve">CoreEd learner survey</w:t>
-        </w:r>
-      </w:hyperlink>
-      <w:r>
-        <w:rPr>
-          <w:rFonts w:ascii="Arial" w:cs="Arial" w:eastAsia="Arial" w:hAnsi="Arial"/>
-          <w:color w:val="2F3542"/>
-          <w:sz w:val="21"/>
-          <w:szCs w:val="21"/>
-        </w:rPr>
-        <w:t xml:space="preserve">. The QR code in the printed version links to the same address, so you can scan it with your phone camera or ask your tutor to send it over.</w:t>
+        <w:t xml:space="preserve">Menopause: let’s talk about it</w:t>
+      </w:r>
+    </w:p>
+    <w:p>
+      <w:pPr>
+        <w:spacing w:after="90" w:before="0" w:line="264"/>
+      </w:pPr>
+      <w:r>
+        <w:rPr>
+          <w:rFonts w:ascii="Arial" w:cs="Arial" w:eastAsia="Arial" w:hAnsi="Arial"/>
+          <w:color w:val="2F3542"/>
+          <w:sz w:val="21"/>
+          <w:szCs w:val="21"/>
+        </w:rPr>
+        <w:t xml:space="preserve">Menopause is a natural stage of life, but it’s still something people feel awkward raising. Its effects, on sleep, mood, focus and more, can show up at work and in study. Being understanding, whether it’s you, a colleague or someone at home, makes a real difference. Support is out there: your GP, the NHS, and menopauseinfo.org are good places to start.</w:t>
+      </w:r>
+    </w:p>
+    <w:p>
+      <w:pPr>
+        <w:pStyle w:val="Heading2"/>
+        <w:spacing w:after="70" w:before="150"/>
+      </w:pPr>
+      <w:r>
+        <w:rPr>
+          <w:rFonts w:ascii="Arial" w:cs="Arial" w:eastAsia="Arial" w:hAnsi="Arial"/>
+          <w:b/>
+          <w:bCs/>
+          <w:color w:val="232B50"/>
+          <w:sz w:val="23"/>
+          <w:szCs w:val="23"/>
+        </w:rPr>
+        <w:t xml:space="preserve">Feeling the pressure?</w:t>
+      </w:r>
+    </w:p>
+    <w:p>
+      <w:pPr>
+        <w:pBdr>
+          <w:left w:val="single" w:color="0073D9" w:sz="18" w:space="8"/>
+        </w:pBdr>
+        <w:spacing w:after="140" w:before="50" w:line="264"/>
+        <w:ind w:left="220"/>
+      </w:pPr>
+      <w:r>
+        <w:rPr>
+          <w:rFonts w:ascii="Arial" w:cs="Arial" w:eastAsia="Arial" w:hAnsi="Arial"/>
+          <w:color w:val="2F3542"/>
+          <w:sz w:val="21"/>
+          <w:szCs w:val="21"/>
+        </w:rPr>
+        <w:t xml:space="preserve">Summer can be a real mix, busy for some, quiet for others. Whatever you’re juggling, be kind to yourself and take breaks. If things ever feel heavy, talk to your tutor, and Samaritans (116 123) and Shout (text SHOUT to 85258) are there any time.</w:t>
       </w:r>
     </w:p>
     <w:p>
@@ -682,9 +679,9 @@
       <w:r>
         <w:drawing>
           <wp:inline distT="0" distB="0" distL="0" distR="0">
-            <wp:extent cx="571500" cy="857250"/>
+            <wp:extent cx="857250" cy="657225"/>
             <wp:effectExtent t="0" r="0" b="0" l="0"/>
-            <wp:docPr id="1" name="Corrie Patel, apprentice" descr="Illustration of Corrie Patel, a CoreEd apprentice, smiling." title="Corrie Patel, apprentice"/>
+            <wp:docPr id="1" name="CoreEd Safety Guardian mascot" descr="Illustration of the CoreEd Safety Guardian sharing a wellbeing tip." title="CoreEd Safety Guardian mascot"/>
             <wp:cNvGraphicFramePr>
               <a:graphicFrameLocks xmlns:a="http://schemas.openxmlformats.org/drawingml/2006/main" noChangeAspect="1"/>
             </wp:cNvGraphicFramePr>
@@ -707,7 +704,7 @@
                   <pic:spPr bwMode="auto">
                     <a:xfrm>
                       <a:off x="0" y="0"/>
-                      <a:ext cx="571500" cy="857250"/>
+                      <a:ext cx="857250" cy="657225"/>
                     </a:xfrm>
                     <a:prstGeom prst="rect">
                       <a:avLst/>
@@ -734,7 +731,7 @@
           <w:sz w:val="18"/>
           <w:szCs w:val="18"/>
         </w:rPr>
-        <w:t xml:space="preserve">Illustration: Corrie Patel, one of our apprentices.</w:t>
+        <w:t xml:space="preserve">Illustration: the CoreEd Safety Guardian, sharing a wellbeing tip.</w:t>
       </w:r>
     </w:p>
     <w:p>
@@ -751,35 +748,35 @@
           <w:sz w:val="28"/>
           <w:szCs w:val="28"/>
         </w:rPr>
-        <w:t xml:space="preserve">03. Looking After You This Summer</w:t>
-      </w:r>
-    </w:p>
-    <w:p>
-      <w:pPr>
-        <w:spacing w:after="90" w:before="0" w:line="264"/>
-      </w:pPr>
-      <w:r>
-        <w:rPr>
-          <w:rFonts w:ascii="Arial" w:cs="Arial" w:eastAsia="Arial" w:hAnsi="Arial"/>
-          <w:color w:val="2F3542"/>
-          <w:sz w:val="21"/>
-          <w:szCs w:val="21"/>
-        </w:rPr>
-        <w:t xml:space="preserve">Including a conversation worth having.</w:t>
-      </w:r>
-    </w:p>
-    <w:p>
-      <w:pPr>
-        <w:spacing w:after="90" w:before="0" w:line="264"/>
-      </w:pPr>
-      <w:r>
-        <w:rPr>
-          <w:rFonts w:ascii="Arial" w:cs="Arial" w:eastAsia="Arial" w:hAnsi="Arial"/>
-          <w:color w:val="2F3542"/>
-          <w:sz w:val="21"/>
-          <w:szCs w:val="21"/>
-        </w:rPr>
-        <w:t xml:space="preserve">Keep the summer basics going: water, sleep, fresh air and a bit of a break. This month we are also putting a plainer light on one topic that carries needless stigma.</w:t>
+        <w:t xml:space="preserve">03. How Brains Work Differently</w:t>
+      </w:r>
+    </w:p>
+    <w:p>
+      <w:pPr>
+        <w:spacing w:after="90" w:before="0" w:line="264"/>
+      </w:pPr>
+      <w:r>
+        <w:rPr>
+          <w:rFonts w:ascii="Arial" w:cs="Arial" w:eastAsia="Arial" w:hAnsi="Arial"/>
+          <w:color w:val="2F3542"/>
+          <w:sz w:val="21"/>
+          <w:szCs w:val="21"/>
+        </w:rPr>
+        <w:t xml:space="preserve">Dyspraxia, dyscalculia and everyday support.</w:t>
+      </w:r>
+    </w:p>
+    <w:p>
+      <w:pPr>
+        <w:spacing w:after="90" w:before="0" w:line="264"/>
+      </w:pPr>
+      <w:r>
+        <w:rPr>
+          <w:rFonts w:ascii="Arial" w:cs="Arial" w:eastAsia="Arial" w:hAnsi="Arial"/>
+          <w:color w:val="2F3542"/>
+          <w:sz w:val="21"/>
+          <w:szCs w:val="21"/>
+        </w:rPr>
+        <w:t xml:space="preserve">This month we’re raising awareness of dyspraxia and dyscalculia, two common ways of learning and thinking. Dyspraxia can affect coordination, organisation and planning; dyscalculia affects working with numbers. Neither has anything to do with how clever you are.</w:t>
       </w:r>
     </w:p>
     <w:p>
@@ -796,21 +793,21 @@
           <w:sz w:val="23"/>
           <w:szCs w:val="23"/>
         </w:rPr>
-        <w:t xml:space="preserve">Menopause: let’s talk about it</w:t>
-      </w:r>
-    </w:p>
-    <w:p>
-      <w:pPr>
-        <w:spacing w:after="90" w:before="0" w:line="264"/>
-      </w:pPr>
-      <w:r>
-        <w:rPr>
-          <w:rFonts w:ascii="Arial" w:cs="Arial" w:eastAsia="Arial" w:hAnsi="Arial"/>
-          <w:color w:val="2F3542"/>
-          <w:sz w:val="21"/>
-          <w:szCs w:val="21"/>
-        </w:rPr>
-        <w:t xml:space="preserve">Menopause is a natural stage of life, but it’s still something people feel awkward raising. Its effects, on sleep, mood, focus and more, can show up at work and in study. Being understanding, whether it’s you, a colleague or someone at home, makes a real difference. Support is out there: your GP, the NHS, and menopauseinfo.org are good places to start.</w:t>
+        <w:t xml:space="preserve">Small adjustments, big difference</w:t>
+      </w:r>
+    </w:p>
+    <w:p>
+      <w:pPr>
+        <w:spacing w:after="90" w:before="0" w:line="264"/>
+      </w:pPr>
+      <w:r>
+        <w:rPr>
+          <w:rFonts w:ascii="Arial" w:cs="Arial" w:eastAsia="Arial" w:hAnsi="Arial"/>
+          <w:color w:val="2F3542"/>
+          <w:sz w:val="21"/>
+          <w:szCs w:val="21"/>
+        </w:rPr>
+        <w:t xml:space="preserve">A bit of extra time, clear step-by-step instructions, checklists, or a different way to show what you know can all help. What works is personal, so there’s no one-size-fits-all.</w:t>
       </w:r>
     </w:p>
     <w:p>
@@ -827,25 +824,21 @@
           <w:sz w:val="23"/>
           <w:szCs w:val="23"/>
         </w:rPr>
-        <w:t xml:space="preserve">Feeling the pressure?</w:t>
-      </w:r>
-    </w:p>
-    <w:p>
-      <w:pPr>
-        <w:pBdr>
-          <w:left w:val="single" w:color="0073D9" w:sz="18" w:space="8"/>
-        </w:pBdr>
-        <w:spacing w:after="140" w:before="50" w:line="264"/>
-        <w:ind w:left="220"/>
-      </w:pPr>
-      <w:r>
-        <w:rPr>
-          <w:rFonts w:ascii="Arial" w:cs="Arial" w:eastAsia="Arial" w:hAnsi="Arial"/>
-          <w:color w:val="2F3542"/>
-          <w:sz w:val="21"/>
-          <w:szCs w:val="21"/>
-        </w:rPr>
-        <w:t xml:space="preserve">Summer can be a real mix, busy for some, quiet for others. Whatever you’re juggling, be kind to yourself and take breaks. If things ever feel heavy, talk to your tutor, and Samaritans (116 123) and Shout (text SHOUT to 85258) are there any time.</w:t>
+        <w:t xml:space="preserve">Tell your tutor</w:t>
+      </w:r>
+    </w:p>
+    <w:p>
+      <w:pPr>
+        <w:spacing w:after="90" w:before="0" w:line="264"/>
+      </w:pPr>
+      <w:r>
+        <w:rPr>
+          <w:rFonts w:ascii="Arial" w:cs="Arial" w:eastAsia="Arial" w:hAnsi="Arial"/>
+          <w:color w:val="2F3542"/>
+          <w:sz w:val="21"/>
+          <w:szCs w:val="21"/>
+        </w:rPr>
+        <w:t xml:space="preserve">If you find some things harder than they feel they should be, you’re not alone, and it’s worth a chat. Ask about reasonable adjustments. The conversation is confidential, and asking is always welcome.</w:t>
       </w:r>
     </w:p>
     <w:p>
@@ -856,9 +849,9 @@
       <w:r>
         <w:drawing>
           <wp:inline distT="0" distB="0" distL="0" distR="0">
-            <wp:extent cx="857250" cy="657225"/>
+            <wp:extent cx="571500" cy="876300"/>
             <wp:effectExtent t="0" r="0" b="0" l="0"/>
-            <wp:docPr id="1" name="CoreEd Safety Guardian mascot" descr="Illustration of the CoreEd Safety Guardian sharing a wellbeing tip." title="CoreEd Safety Guardian mascot"/>
+            <wp:docPr id="1" name="Priya Shah, assessor" descr="Illustration of Priya Shah, a CoreEd assessor, offering supportive reassurance." title="Priya Shah, assessor"/>
             <wp:cNvGraphicFramePr>
               <a:graphicFrameLocks xmlns:a="http://schemas.openxmlformats.org/drawingml/2006/main" noChangeAspect="1"/>
             </wp:cNvGraphicFramePr>
@@ -881,7 +874,7 @@
                   <pic:spPr bwMode="auto">
                     <a:xfrm>
                       <a:off x="0" y="0"/>
-                      <a:ext cx="857250" cy="657225"/>
+                      <a:ext cx="571500" cy="876300"/>
                     </a:xfrm>
                     <a:prstGeom prst="rect">
                       <a:avLst/>
@@ -908,7 +901,7 @@
           <w:sz w:val="18"/>
           <w:szCs w:val="18"/>
         </w:rPr>
-        <w:t xml:space="preserve">Illustration: the CoreEd Safety Guardian, sharing a wellbeing tip.</w:t>
+        <w:t xml:space="preserve">Illustration: Priya Shah, one of our assessors.</w:t>
       </w:r>
     </w:p>
     <w:p>
@@ -925,35 +918,35 @@
           <w:sz w:val="28"/>
           <w:szCs w:val="28"/>
         </w:rPr>
-        <w:t xml:space="preserve">04. How Brains Work Differently</w:t>
-      </w:r>
-    </w:p>
-    <w:p>
-      <w:pPr>
-        <w:spacing w:after="90" w:before="0" w:line="264"/>
-      </w:pPr>
-      <w:r>
-        <w:rPr>
-          <w:rFonts w:ascii="Arial" w:cs="Arial" w:eastAsia="Arial" w:hAnsi="Arial"/>
-          <w:color w:val="2F3542"/>
-          <w:sz w:val="21"/>
-          <w:szCs w:val="21"/>
-        </w:rPr>
-        <w:t xml:space="preserve">Dyspraxia, dyscalculia and everyday support.</w:t>
-      </w:r>
-    </w:p>
-    <w:p>
-      <w:pPr>
-        <w:spacing w:after="90" w:before="0" w:line="264"/>
-      </w:pPr>
-      <w:r>
-        <w:rPr>
-          <w:rFonts w:ascii="Arial" w:cs="Arial" w:eastAsia="Arial" w:hAnsi="Arial"/>
-          <w:color w:val="2F3542"/>
-          <w:sz w:val="21"/>
-          <w:szCs w:val="21"/>
-        </w:rPr>
-        <w:t xml:space="preserve">This month we’re raising awareness of dyspraxia and dyscalculia, two common ways of learning and thinking. Dyspraxia can affect coordination, organisation and planning; dyscalculia affects working with numbers. Neither has anything to do with how clever you are.</w:t>
+        <w:t xml:space="preserve">04. Your Next Step</w:t>
+      </w:r>
+    </w:p>
+    <w:p>
+      <w:pPr>
+        <w:spacing w:after="90" w:before="0" w:line="264"/>
+      </w:pPr>
+      <w:r>
+        <w:rPr>
+          <w:rFonts w:ascii="Arial" w:cs="Arial" w:eastAsia="Arial" w:hAnsi="Arial"/>
+          <w:color w:val="2F3542"/>
+          <w:sz w:val="21"/>
+          <w:szCs w:val="21"/>
+        </w:rPr>
+        <w:t xml:space="preserve">Keep your momentum going.</w:t>
+      </w:r>
+    </w:p>
+    <w:p>
+      <w:pPr>
+        <w:spacing w:after="90" w:before="0" w:line="264"/>
+      </w:pPr>
+      <w:r>
+        <w:rPr>
+          <w:rFonts w:ascii="Arial" w:cs="Arial" w:eastAsia="Arial" w:hAnsi="Arial"/>
+          <w:color w:val="2F3542"/>
+          <w:sz w:val="21"/>
+          <w:szCs w:val="21"/>
+        </w:rPr>
+        <w:t xml:space="preserve">You’re already well into your apprenticeship, so the aim over summer is simple: keep your momentum up. If English or maths Functional Skills are still on your list, your tutor can talk you through what applies to you and plan the next steps together. Whatever stage you’re at, they’re here to help you move forward.</w:t>
       </w:r>
     </w:p>
     <w:p>
@@ -970,52 +963,64 @@
           <w:sz w:val="23"/>
           <w:szCs w:val="23"/>
         </w:rPr>
-        <w:t xml:space="preserve">Small adjustments, big difference</w:t>
-      </w:r>
-    </w:p>
-    <w:p>
-      <w:pPr>
-        <w:spacing w:after="90" w:before="0" w:line="264"/>
-      </w:pPr>
-      <w:r>
-        <w:rPr>
-          <w:rFonts w:ascii="Arial" w:cs="Arial" w:eastAsia="Arial" w:hAnsi="Arial"/>
-          <w:color w:val="2F3542"/>
-          <w:sz w:val="21"/>
-          <w:szCs w:val="21"/>
-        </w:rPr>
-        <w:t xml:space="preserve">A bit of extra time, clear step-by-step instructions, checklists, or a different way to show what you know can all help. What works is personal, so there’s no one-size-fits-all.</w:t>
-      </w:r>
-    </w:p>
-    <w:p>
-      <w:pPr>
-        <w:pStyle w:val="Heading2"/>
-        <w:spacing w:after="70" w:before="150"/>
-      </w:pPr>
-      <w:r>
-        <w:rPr>
-          <w:rFonts w:ascii="Arial" w:cs="Arial" w:eastAsia="Arial" w:hAnsi="Arial"/>
-          <w:b/>
-          <w:bCs/>
-          <w:color w:val="232B50"/>
-          <w:sz w:val="23"/>
-          <w:szCs w:val="23"/>
-        </w:rPr>
-        <w:t xml:space="preserve">Tell your tutor</w:t>
-      </w:r>
-    </w:p>
-    <w:p>
-      <w:pPr>
-        <w:spacing w:after="90" w:before="0" w:line="264"/>
-      </w:pPr>
-      <w:r>
-        <w:rPr>
-          <w:rFonts w:ascii="Arial" w:cs="Arial" w:eastAsia="Arial" w:hAnsi="Arial"/>
-          <w:color w:val="2F3542"/>
-          <w:sz w:val="21"/>
-          <w:szCs w:val="21"/>
-        </w:rPr>
-        <w:t xml:space="preserve">If you find some things harder than they feel they should be, you’re not alone, and it’s worth a chat. Ask about reasonable adjustments. The conversation is confidential, and asking is always welcome.</w:t>
+        <w:t xml:space="preserve">Dates for your diary — August</w:t>
+      </w:r>
+    </w:p>
+    <w:p>
+      <w:pPr>
+        <w:pStyle w:val="ListParagraph"/>
+        <w:numPr>
+          <w:ilvl w:val="0"/>
+          <w:numId w:val="3"/>
+        </w:numPr>
+        <w:spacing w:after="40" w:line="264"/>
+      </w:pPr>
+      <w:r>
+        <w:rPr>
+          <w:rFonts w:ascii="Arial" w:cs="Arial" w:eastAsia="Arial" w:hAnsi="Arial"/>
+          <w:color w:val="2F3542"/>
+          <w:sz w:val="21"/>
+          <w:szCs w:val="21"/>
+        </w:rPr>
+        <w:t xml:space="preserve">12 August — International Youth Day.</w:t>
+      </w:r>
+    </w:p>
+    <w:p>
+      <w:pPr>
+        <w:pStyle w:val="ListParagraph"/>
+        <w:numPr>
+          <w:ilvl w:val="0"/>
+          <w:numId w:val="3"/>
+        </w:numPr>
+        <w:spacing w:after="40" w:line="264"/>
+      </w:pPr>
+      <w:r>
+        <w:rPr>
+          <w:rFonts w:ascii="Arial" w:cs="Arial" w:eastAsia="Arial" w:hAnsi="Arial"/>
+          <w:color w:val="2F3542"/>
+          <w:sz w:val="21"/>
+          <w:szCs w:val="21"/>
+        </w:rPr>
+        <w:t xml:space="preserve">19 August — World Humanitarian Day.</w:t>
+      </w:r>
+    </w:p>
+    <w:p>
+      <w:pPr>
+        <w:pStyle w:val="ListParagraph"/>
+        <w:numPr>
+          <w:ilvl w:val="0"/>
+          <w:numId w:val="3"/>
+        </w:numPr>
+        <w:spacing w:after="40" w:line="264"/>
+      </w:pPr>
+      <w:r>
+        <w:rPr>
+          <w:rFonts w:ascii="Arial" w:cs="Arial" w:eastAsia="Arial" w:hAnsi="Arial"/>
+          <w:color w:val="2F3542"/>
+          <w:sz w:val="21"/>
+          <w:szCs w:val="21"/>
+        </w:rPr>
+        <w:t xml:space="preserve">31 August — Summer Bank Holiday (England &amp; Wales).</w:t>
       </w:r>
     </w:p>
     <w:p>
@@ -1026,9 +1031,9 @@
       <w:r>
         <w:drawing>
           <wp:inline distT="0" distB="0" distL="0" distR="0">
-            <wp:extent cx="571500" cy="876300"/>
+            <wp:extent cx="571500" cy="923925"/>
             <wp:effectExtent t="0" r="0" b="0" l="0"/>
-            <wp:docPr id="1" name="Priya Shah, assessor" descr="Illustration of Priya Shah, a CoreEd assessor, offering supportive reassurance." title="Priya Shah, assessor"/>
+            <wp:docPr id="1" name="Ben Carter, mentor" descr="Illustration of Ben Carter, a CoreEd mentor, explaining something with a raised finger." title="Ben Carter, mentor"/>
             <wp:cNvGraphicFramePr>
               <a:graphicFrameLocks xmlns:a="http://schemas.openxmlformats.org/drawingml/2006/main" noChangeAspect="1"/>
             </wp:cNvGraphicFramePr>
@@ -1051,7 +1056,7 @@
                   <pic:spPr bwMode="auto">
                     <a:xfrm>
                       <a:off x="0" y="0"/>
-                      <a:ext cx="571500" cy="876300"/>
+                      <a:ext cx="571500" cy="923925"/>
                     </a:xfrm>
                     <a:prstGeom prst="rect">
                       <a:avLst/>
@@ -1078,7 +1083,7 @@
           <w:sz w:val="18"/>
           <w:szCs w:val="18"/>
         </w:rPr>
-        <w:t xml:space="preserve">Illustration: Priya Shah, one of our assessors.</w:t>
+        <w:t xml:space="preserve">Illustration: Ben Carter, one of our mentors.</w:t>
       </w:r>
     </w:p>
     <w:p>
@@ -1095,35 +1100,35 @@
           <w:sz w:val="28"/>
           <w:szCs w:val="28"/>
         </w:rPr>
-        <w:t xml:space="preserve">05. Your Next Step</w:t>
-      </w:r>
-    </w:p>
-    <w:p>
-      <w:pPr>
-        <w:spacing w:after="90" w:before="0" w:line="264"/>
-      </w:pPr>
-      <w:r>
-        <w:rPr>
-          <w:rFonts w:ascii="Arial" w:cs="Arial" w:eastAsia="Arial" w:hAnsi="Arial"/>
-          <w:color w:val="2F3542"/>
-          <w:sz w:val="21"/>
-          <w:szCs w:val="21"/>
-        </w:rPr>
-        <w:t xml:space="preserve">Keep your momentum going.</w:t>
-      </w:r>
-    </w:p>
-    <w:p>
-      <w:pPr>
-        <w:spacing w:after="90" w:before="0" w:line="264"/>
-      </w:pPr>
-      <w:r>
-        <w:rPr>
-          <w:rFonts w:ascii="Arial" w:cs="Arial" w:eastAsia="Arial" w:hAnsi="Arial"/>
-          <w:color w:val="2F3542"/>
-          <w:sz w:val="21"/>
-          <w:szCs w:val="21"/>
-        </w:rPr>
-        <w:t xml:space="preserve">You’re already well into your apprenticeship, so the aim over summer is simple: keep your momentum up. If English or maths Functional Skills are still on your list, your tutor can talk you through what applies to you and plan the next steps together. Whatever stage you’re at, they’re here to help you move forward.</w:t>
+        <w:t xml:space="preserve">05. Safeguarding Team Update</w:t>
+      </w:r>
+    </w:p>
+    <w:p>
+      <w:pPr>
+        <w:spacing w:after="90" w:before="0" w:line="264"/>
+      </w:pPr>
+      <w:r>
+        <w:rPr>
+          <w:rFonts w:ascii="Arial" w:cs="Arial" w:eastAsia="Arial" w:hAnsi="Arial"/>
+          <w:color w:val="2F3542"/>
+          <w:sz w:val="21"/>
+          <w:szCs w:val="21"/>
+        </w:rPr>
+        <w:t xml:space="preserve">Know who to turn to, support is here all summer.</w:t>
+      </w:r>
+    </w:p>
+    <w:p>
+      <w:pPr>
+        <w:spacing w:after="90" w:before="0" w:line="264"/>
+      </w:pPr>
+      <w:r>
+        <w:rPr>
+          <w:rFonts w:ascii="Arial" w:cs="Arial" w:eastAsia="Arial" w:hAnsi="Arial"/>
+          <w:color w:val="2F3542"/>
+          <w:sz w:val="21"/>
+          <w:szCs w:val="21"/>
+        </w:rPr>
+        <w:t xml:space="preserve">Safeguarding is everyone’s responsibility, and the team is reachable over the summer break. Whether it’s about your own wellbeing, someone else’s safety, or a difficult time, please reach out. Speaking up early is always the right thing to do.</w:t>
       </w:r>
     </w:p>
     <w:p>
@@ -1140,64 +1145,215 @@
           <w:sz w:val="23"/>
           <w:szCs w:val="23"/>
         </w:rPr>
-        <w:t xml:space="preserve">Dates for your diary — August</w:t>
-      </w:r>
-    </w:p>
-    <w:p>
-      <w:pPr>
-        <w:pStyle w:val="ListParagraph"/>
-        <w:numPr>
-          <w:ilvl w:val="0"/>
-          <w:numId w:val="3"/>
-        </w:numPr>
-        <w:spacing w:after="40" w:line="264"/>
-      </w:pPr>
-      <w:r>
-        <w:rPr>
-          <w:rFonts w:ascii="Arial" w:cs="Arial" w:eastAsia="Arial" w:hAnsi="Arial"/>
-          <w:color w:val="2F3542"/>
-          <w:sz w:val="21"/>
-          <w:szCs w:val="21"/>
-        </w:rPr>
-        <w:t xml:space="preserve">12 August — International Youth Day.</w:t>
-      </w:r>
-    </w:p>
-    <w:p>
-      <w:pPr>
-        <w:pStyle w:val="ListParagraph"/>
-        <w:numPr>
-          <w:ilvl w:val="0"/>
-          <w:numId w:val="3"/>
-        </w:numPr>
-        <w:spacing w:after="40" w:line="264"/>
-      </w:pPr>
-      <w:r>
-        <w:rPr>
-          <w:rFonts w:ascii="Arial" w:cs="Arial" w:eastAsia="Arial" w:hAnsi="Arial"/>
-          <w:color w:val="2F3542"/>
-          <w:sz w:val="21"/>
-          <w:szCs w:val="21"/>
-        </w:rPr>
-        <w:t xml:space="preserve">19 August — World Humanitarian Day.</w:t>
-      </w:r>
-    </w:p>
-    <w:p>
-      <w:pPr>
-        <w:pStyle w:val="ListParagraph"/>
-        <w:numPr>
-          <w:ilvl w:val="0"/>
-          <w:numId w:val="3"/>
-        </w:numPr>
-        <w:spacing w:after="40" w:line="264"/>
-      </w:pPr>
-      <w:r>
-        <w:rPr>
-          <w:rFonts w:ascii="Arial" w:cs="Arial" w:eastAsia="Arial" w:hAnsi="Arial"/>
-          <w:color w:val="2F3542"/>
-          <w:sz w:val="21"/>
-          <w:szCs w:val="21"/>
-        </w:rPr>
-        <w:t xml:space="preserve">31 August — Summer Bank Holiday (England &amp; Wales).</w:t>
+        <w:t xml:space="preserve">Jeannette Adrian, Designated Safeguarding Lead (DSL) and Wellbeing Support</w:t>
+      </w:r>
+    </w:p>
+    <w:p>
+      <w:pPr>
+        <w:spacing w:after="90" w:before="0" w:line="264"/>
+      </w:pPr>
+      <w:r>
+        <w:rPr>
+          <w:rFonts w:ascii="Arial" w:cs="Arial" w:eastAsia="Arial" w:hAnsi="Arial"/>
+          <w:color w:val="2F3542"/>
+          <w:sz w:val="21"/>
+          <w:szCs w:val="21"/>
+        </w:rPr>
+        <w:t xml:space="preserve">Telephone: 07557 093701   Email: </w:t>
+      </w:r>
+      <w:hyperlink w:history="1" r:id="rId5wy45o9n8doro1brktvou">
+        <w:r>
+          <w:rPr>
+            <w:rStyle w:val="Hyperlink"/>
+            <w:rFonts w:ascii="Arial" w:cs="Arial" w:eastAsia="Arial" w:hAnsi="Arial"/>
+            <w:sz w:val="21"/>
+            <w:szCs w:val="21"/>
+          </w:rPr>
+          <w:t xml:space="preserve">jeannette@CoreEd.co.uk</w:t>
+        </w:r>
+      </w:hyperlink>
+    </w:p>
+    <w:p>
+      <w:pPr>
+        <w:pStyle w:val="Heading2"/>
+        <w:spacing w:after="70" w:before="150"/>
+      </w:pPr>
+      <w:r>
+        <w:rPr>
+          <w:rFonts w:ascii="Arial" w:cs="Arial" w:eastAsia="Arial" w:hAnsi="Arial"/>
+          <w:b/>
+          <w:bCs/>
+          <w:color w:val="232B50"/>
+          <w:sz w:val="23"/>
+          <w:szCs w:val="23"/>
+        </w:rPr>
+        <w:t xml:space="preserve">Airam Neesa, Deputy Designated Safeguarding Lead</w:t>
+      </w:r>
+    </w:p>
+    <w:p>
+      <w:pPr>
+        <w:spacing w:after="90" w:before="0" w:line="264"/>
+      </w:pPr>
+      <w:r>
+        <w:rPr>
+          <w:rFonts w:ascii="Arial" w:cs="Arial" w:eastAsia="Arial" w:hAnsi="Arial"/>
+          <w:color w:val="2F3542"/>
+          <w:sz w:val="21"/>
+          <w:szCs w:val="21"/>
+        </w:rPr>
+        <w:t xml:space="preserve">Telephone: 07912 342 367   Email: </w:t>
+      </w:r>
+      <w:hyperlink w:history="1" r:id="rIdnu1ffew48a-tf6b7wibec">
+        <w:r>
+          <w:rPr>
+            <w:rStyle w:val="Hyperlink"/>
+            <w:rFonts w:ascii="Arial" w:cs="Arial" w:eastAsia="Arial" w:hAnsi="Arial"/>
+            <w:sz w:val="21"/>
+            <w:szCs w:val="21"/>
+          </w:rPr>
+          <w:t xml:space="preserve">airam@CoreEd.co.uk</w:t>
+        </w:r>
+      </w:hyperlink>
+    </w:p>
+    <w:p>
+      <w:pPr>
+        <w:pStyle w:val="Heading1"/>
+        <w:spacing w:after="100" w:before="220"/>
+      </w:pPr>
+      <w:r>
+        <w:rPr>
+          <w:rFonts w:ascii="Arial" w:cs="Arial" w:eastAsia="Arial" w:hAnsi="Arial"/>
+          <w:b/>
+          <w:bCs/>
+          <w:color w:val="232B50"/>
+          <w:sz w:val="28"/>
+          <w:szCs w:val="28"/>
+        </w:rPr>
+        <w:t xml:space="preserve">06. Looking Out for One Another</w:t>
+      </w:r>
+    </w:p>
+    <w:p>
+      <w:pPr>
+        <w:spacing w:after="90" w:before="0" w:line="264"/>
+      </w:pPr>
+      <w:r>
+        <w:rPr>
+          <w:rFonts w:ascii="Arial" w:cs="Arial" w:eastAsia="Arial" w:hAnsi="Arial"/>
+          <w:color w:val="2F3542"/>
+          <w:sz w:val="21"/>
+          <w:szCs w:val="21"/>
+        </w:rPr>
+        <w:t xml:space="preserve">Staying safe, online and off.</w:t>
+      </w:r>
+    </w:p>
+    <w:p>
+      <w:pPr>
+        <w:spacing w:after="90" w:before="0" w:line="264"/>
+      </w:pPr>
+      <w:r>
+        <w:rPr>
+          <w:rFonts w:ascii="Arial" w:cs="Arial" w:eastAsia="Arial" w:hAnsi="Arial"/>
+          <w:color w:val="2F3542"/>
+          <w:sz w:val="21"/>
+          <w:szCs w:val="21"/>
+        </w:rPr>
+        <w:t xml:space="preserve">Summer often means more time online. Part of keeping everyone safe is something called Prevent. Here’s what it means, and who to talk to if something doesn’t feel right.</w:t>
+      </w:r>
+    </w:p>
+    <w:p>
+      <w:pPr>
+        <w:pStyle w:val="Heading2"/>
+        <w:spacing w:after="70" w:before="150"/>
+      </w:pPr>
+      <w:r>
+        <w:rPr>
+          <w:rFonts w:ascii="Arial" w:cs="Arial" w:eastAsia="Arial" w:hAnsi="Arial"/>
+          <w:b/>
+          <w:bCs/>
+          <w:color w:val="232B50"/>
+          <w:sz w:val="23"/>
+          <w:szCs w:val="23"/>
+        </w:rPr>
+        <w:t xml:space="preserve">Support, not suspicion</w:t>
+      </w:r>
+    </w:p>
+    <w:p>
+      <w:pPr>
+        <w:spacing w:after="90" w:before="0" w:line="264"/>
+      </w:pPr>
+      <w:r>
+        <w:rPr>
+          <w:rFonts w:ascii="Arial" w:cs="Arial" w:eastAsia="Arial" w:hAnsi="Arial"/>
+          <w:color w:val="2F3542"/>
+          <w:sz w:val="21"/>
+          <w:szCs w:val="21"/>
+        </w:rPr>
+        <w:t xml:space="preserve">Prevent is part of safeguarding. It’s about helping anyone who might be at risk of being pulled towards extremism or hateful views, the same way we’d help with any other worry. It isn’t about getting anyone into trouble; it’s about getting the right support early.</w:t>
+      </w:r>
+    </w:p>
+    <w:p>
+      <w:pPr>
+        <w:pStyle w:val="Heading2"/>
+        <w:spacing w:after="70" w:before="150"/>
+      </w:pPr>
+      <w:r>
+        <w:rPr>
+          <w:rFonts w:ascii="Arial" w:cs="Arial" w:eastAsia="Arial" w:hAnsi="Arial"/>
+          <w:b/>
+          <w:bCs/>
+          <w:color w:val="232B50"/>
+          <w:sz w:val="23"/>
+          <w:szCs w:val="23"/>
+        </w:rPr>
+        <w:t xml:space="preserve">Think before you share</w:t>
+      </w:r>
+    </w:p>
+    <w:p>
+      <w:pPr>
+        <w:spacing w:after="90" w:before="0" w:line="264"/>
+      </w:pPr>
+      <w:r>
+        <w:rPr>
+          <w:rFonts w:ascii="Arial" w:cs="Arial" w:eastAsia="Arial" w:hAnsi="Arial"/>
+          <w:color w:val="2F3542"/>
+          <w:sz w:val="21"/>
+          <w:szCs w:val="21"/>
+        </w:rPr>
+        <w:t xml:space="preserve">Not everything online is true or safe. If a post, message or account makes you uneasy, or pressures you to do or believe something, step back and talk to someone you trust. Keep your details private and be kind in the group chat.</w:t>
+      </w:r>
+    </w:p>
+    <w:p>
+      <w:pPr>
+        <w:spacing w:after="90" w:before="0" w:line="264"/>
+      </w:pPr>
+      <w:r>
+        <w:rPr>
+          <w:rFonts w:ascii="Arial" w:cs="Arial" w:eastAsia="Arial" w:hAnsi="Arial"/>
+          <w:color w:val="2F3542"/>
+          <w:sz w:val="21"/>
+          <w:szCs w:val="21"/>
+        </w:rPr>
+        <w:t xml:space="preserve">Worried about something? You can speak to Jeannette or Airam (above), or contact the ACT Early support line on 0800 011 3764 or at </w:t>
+      </w:r>
+      <w:hyperlink w:history="1" r:id="rIdtcjoyvnf5weuz7hcwy7qn">
+        <w:r>
+          <w:rPr>
+            <w:rStyle w:val="Hyperlink"/>
+            <w:rFonts w:ascii="Arial" w:cs="Arial" w:eastAsia="Arial" w:hAnsi="Arial"/>
+            <w:sz w:val="21"/>
+            <w:szCs w:val="21"/>
+          </w:rPr>
+          <w:t xml:space="preserve">actearly.uk</w:t>
+        </w:r>
+      </w:hyperlink>
+      <w:r>
+        <w:rPr>
+          <w:rFonts w:ascii="Arial" w:cs="Arial" w:eastAsia="Arial" w:hAnsi="Arial"/>
+          <w:color w:val="2F3542"/>
+          <w:sz w:val="21"/>
+          <w:szCs w:val="21"/>
+        </w:rPr>
+        <w:t xml:space="preserve">. In an emergency, always call 999.</w:t>
       </w:r>
     </w:p>
     <w:p>
@@ -1208,9 +1364,9 @@
       <w:r>
         <w:drawing>
           <wp:inline distT="0" distB="0" distL="0" distR="0">
-            <wp:extent cx="571500" cy="923925"/>
+            <wp:extent cx="857250" cy="628650"/>
             <wp:effectExtent t="0" r="0" b="0" l="0"/>
-            <wp:docPr id="1" name="Ben Carter, mentor" descr="Illustration of Ben Carter, a CoreEd mentor, explaining something with a raised finger." title="Ben Carter, mentor"/>
+            <wp:docPr id="1" name="CoreEd Safety Guardian mascot" descr="Illustration of the CoreEd Safety Guardian with a hand raised in a gentle stop gesture." title="CoreEd Safety Guardian mascot"/>
             <wp:cNvGraphicFramePr>
               <a:graphicFrameLocks xmlns:a="http://schemas.openxmlformats.org/drawingml/2006/main" noChangeAspect="1"/>
             </wp:cNvGraphicFramePr>
@@ -1233,7 +1389,7 @@
                   <pic:spPr bwMode="auto">
                     <a:xfrm>
                       <a:off x="0" y="0"/>
-                      <a:ext cx="571500" cy="923925"/>
+                      <a:ext cx="857250" cy="628650"/>
                     </a:xfrm>
                     <a:prstGeom prst="rect">
                       <a:avLst/>
@@ -1260,7 +1416,7 @@
           <w:sz w:val="18"/>
           <w:szCs w:val="18"/>
         </w:rPr>
-        <w:t xml:space="preserve">Illustration: Ben Carter, one of our mentors.</w:t>
+        <w:t xml:space="preserve">Illustration: the CoreEd Safety Guardian, with a hand raised.</w:t>
       </w:r>
     </w:p>
     <w:p>
@@ -1277,260 +1433,37 @@
           <w:sz w:val="28"/>
           <w:szCs w:val="28"/>
         </w:rPr>
-        <w:t xml:space="preserve">06. Safeguarding Team Update</w:t>
-      </w:r>
-    </w:p>
-    <w:p>
-      <w:pPr>
-        <w:spacing w:after="90" w:before="0" w:line="264"/>
-      </w:pPr>
-      <w:r>
-        <w:rPr>
-          <w:rFonts w:ascii="Arial" w:cs="Arial" w:eastAsia="Arial" w:hAnsi="Arial"/>
-          <w:color w:val="2F3542"/>
-          <w:sz w:val="21"/>
-          <w:szCs w:val="21"/>
-        </w:rPr>
-        <w:t xml:space="preserve">Know who to turn to, support is here all summer.</w:t>
-      </w:r>
-    </w:p>
-    <w:p>
-      <w:pPr>
-        <w:spacing w:after="90" w:before="0" w:line="264"/>
-      </w:pPr>
-      <w:r>
-        <w:rPr>
-          <w:rFonts w:ascii="Arial" w:cs="Arial" w:eastAsia="Arial" w:hAnsi="Arial"/>
-          <w:color w:val="2F3542"/>
-          <w:sz w:val="21"/>
-          <w:szCs w:val="21"/>
-        </w:rPr>
-        <w:t xml:space="preserve">Safeguarding is everyone’s responsibility, and the team is reachable over the summer break. Whether it’s about your own wellbeing, someone else’s safety, or a difficult time, please reach out. Speaking up early is always the right thing to do.</w:t>
-      </w:r>
-    </w:p>
-    <w:p>
-      <w:pPr>
-        <w:pStyle w:val="Heading2"/>
-        <w:spacing w:after="70" w:before="150"/>
-      </w:pPr>
-      <w:r>
-        <w:rPr>
-          <w:rFonts w:ascii="Arial" w:cs="Arial" w:eastAsia="Arial" w:hAnsi="Arial"/>
-          <w:b/>
-          <w:bCs/>
-          <w:color w:val="232B50"/>
-          <w:sz w:val="23"/>
-          <w:szCs w:val="23"/>
-        </w:rPr>
-        <w:t xml:space="preserve">Jeannette Adrian, Designated Safeguarding Lead (DSL) and Wellbeing Support</w:t>
-      </w:r>
-    </w:p>
-    <w:p>
-      <w:pPr>
-        <w:spacing w:after="90" w:before="0" w:line="264"/>
-      </w:pPr>
-      <w:r>
-        <w:rPr>
-          <w:rFonts w:ascii="Arial" w:cs="Arial" w:eastAsia="Arial" w:hAnsi="Arial"/>
-          <w:color w:val="2F3542"/>
-          <w:sz w:val="21"/>
-          <w:szCs w:val="21"/>
-        </w:rPr>
-        <w:t xml:space="preserve">Telephone: 07557 093701   Email: </w:t>
-      </w:r>
-      <w:hyperlink w:history="1" r:id="rIdk9-krdfl6frx2xw9ouon-">
-        <w:r>
-          <w:rPr>
-            <w:rStyle w:val="Hyperlink"/>
-            <w:rFonts w:ascii="Arial" w:cs="Arial" w:eastAsia="Arial" w:hAnsi="Arial"/>
-            <w:sz w:val="21"/>
-            <w:szCs w:val="21"/>
-          </w:rPr>
-          <w:t xml:space="preserve">jeannette@CoreEd.co.uk</w:t>
-        </w:r>
-      </w:hyperlink>
-    </w:p>
-    <w:p>
-      <w:pPr>
-        <w:pStyle w:val="Heading2"/>
-        <w:spacing w:after="70" w:before="150"/>
-      </w:pPr>
-      <w:r>
-        <w:rPr>
-          <w:rFonts w:ascii="Arial" w:cs="Arial" w:eastAsia="Arial" w:hAnsi="Arial"/>
-          <w:b/>
-          <w:bCs/>
-          <w:color w:val="232B50"/>
-          <w:sz w:val="23"/>
-          <w:szCs w:val="23"/>
-        </w:rPr>
-        <w:t xml:space="preserve">Airam Neesa, Deputy Designated Safeguarding Lead</w:t>
-      </w:r>
-    </w:p>
-    <w:p>
-      <w:pPr>
-        <w:spacing w:after="90" w:before="0" w:line="264"/>
-      </w:pPr>
-      <w:r>
-        <w:rPr>
-          <w:rFonts w:ascii="Arial" w:cs="Arial" w:eastAsia="Arial" w:hAnsi="Arial"/>
-          <w:color w:val="2F3542"/>
-          <w:sz w:val="21"/>
-          <w:szCs w:val="21"/>
-        </w:rPr>
-        <w:t xml:space="preserve">Telephone: 07912 342 367   Email: </w:t>
-      </w:r>
-      <w:hyperlink w:history="1" r:id="rIdvlzyf0-wsnf_pzeh7on9i">
-        <w:r>
-          <w:rPr>
-            <w:rStyle w:val="Hyperlink"/>
-            <w:rFonts w:ascii="Arial" w:cs="Arial" w:eastAsia="Arial" w:hAnsi="Arial"/>
-            <w:sz w:val="21"/>
-            <w:szCs w:val="21"/>
-          </w:rPr>
-          <w:t xml:space="preserve">airam@CoreEd.co.uk</w:t>
-        </w:r>
-      </w:hyperlink>
-    </w:p>
-    <w:p>
-      <w:pPr>
-        <w:pStyle w:val="Heading1"/>
-        <w:spacing w:after="100" w:before="220"/>
-      </w:pPr>
-      <w:r>
-        <w:rPr>
-          <w:rFonts w:ascii="Arial" w:cs="Arial" w:eastAsia="Arial" w:hAnsi="Arial"/>
-          <w:b/>
-          <w:bCs/>
-          <w:color w:val="232B50"/>
-          <w:sz w:val="28"/>
-          <w:szCs w:val="28"/>
-        </w:rPr>
-        <w:t xml:space="preserve">07. Looking Out for One Another</w:t>
-      </w:r>
-    </w:p>
-    <w:p>
-      <w:pPr>
-        <w:spacing w:after="90" w:before="0" w:line="264"/>
-      </w:pPr>
-      <w:r>
-        <w:rPr>
-          <w:rFonts w:ascii="Arial" w:cs="Arial" w:eastAsia="Arial" w:hAnsi="Arial"/>
-          <w:color w:val="2F3542"/>
-          <w:sz w:val="21"/>
-          <w:szCs w:val="21"/>
-        </w:rPr>
-        <w:t xml:space="preserve">Staying safe, online and off.</w:t>
-      </w:r>
-    </w:p>
-    <w:p>
-      <w:pPr>
-        <w:spacing w:after="90" w:before="0" w:line="264"/>
-      </w:pPr>
-      <w:r>
-        <w:rPr>
-          <w:rFonts w:ascii="Arial" w:cs="Arial" w:eastAsia="Arial" w:hAnsi="Arial"/>
-          <w:color w:val="2F3542"/>
-          <w:sz w:val="21"/>
-          <w:szCs w:val="21"/>
-        </w:rPr>
-        <w:t xml:space="preserve">Summer often means more time online. Part of keeping everyone safe is something called Prevent. Here’s what it means, and who to talk to if something doesn’t feel right.</w:t>
-      </w:r>
-    </w:p>
-    <w:p>
-      <w:pPr>
-        <w:pStyle w:val="Heading2"/>
-        <w:spacing w:after="70" w:before="150"/>
-      </w:pPr>
-      <w:r>
-        <w:rPr>
-          <w:rFonts w:ascii="Arial" w:cs="Arial" w:eastAsia="Arial" w:hAnsi="Arial"/>
-          <w:b/>
-          <w:bCs/>
-          <w:color w:val="232B50"/>
-          <w:sz w:val="23"/>
-          <w:szCs w:val="23"/>
-        </w:rPr>
-        <w:t xml:space="preserve">Support, not suspicion</w:t>
-      </w:r>
-    </w:p>
-    <w:p>
-      <w:pPr>
-        <w:spacing w:after="90" w:before="0" w:line="264"/>
-      </w:pPr>
-      <w:r>
-        <w:rPr>
-          <w:rFonts w:ascii="Arial" w:cs="Arial" w:eastAsia="Arial" w:hAnsi="Arial"/>
-          <w:color w:val="2F3542"/>
-          <w:sz w:val="21"/>
-          <w:szCs w:val="21"/>
-        </w:rPr>
-        <w:t xml:space="preserve">Prevent is part of safeguarding. It’s about helping anyone who might be at risk of being pulled towards extremism or hateful views, the same way we’d help with any other worry. It isn’t about getting anyone into trouble; it’s about getting the right support early.</w:t>
-      </w:r>
-    </w:p>
-    <w:p>
-      <w:pPr>
-        <w:pStyle w:val="Heading2"/>
-        <w:spacing w:after="70" w:before="150"/>
-      </w:pPr>
-      <w:r>
-        <w:rPr>
-          <w:rFonts w:ascii="Arial" w:cs="Arial" w:eastAsia="Arial" w:hAnsi="Arial"/>
-          <w:b/>
-          <w:bCs/>
-          <w:color w:val="232B50"/>
-          <w:sz w:val="23"/>
-          <w:szCs w:val="23"/>
-        </w:rPr>
-        <w:t xml:space="preserve">Think before you share</w:t>
-      </w:r>
-    </w:p>
-    <w:p>
-      <w:pPr>
-        <w:spacing w:after="90" w:before="0" w:line="264"/>
-      </w:pPr>
-      <w:r>
-        <w:rPr>
-          <w:rFonts w:ascii="Arial" w:cs="Arial" w:eastAsia="Arial" w:hAnsi="Arial"/>
-          <w:color w:val="2F3542"/>
-          <w:sz w:val="21"/>
-          <w:szCs w:val="21"/>
-        </w:rPr>
-        <w:t xml:space="preserve">Not everything online is true or safe. If a post, message or account makes you uneasy, or pressures you to do or believe something, step back and talk to someone you trust. Keep your details private and be kind in the group chat.</w:t>
-      </w:r>
-    </w:p>
-    <w:p>
-      <w:pPr>
-        <w:spacing w:after="90" w:before="0" w:line="264"/>
-      </w:pPr>
-      <w:r>
-        <w:rPr>
-          <w:rFonts w:ascii="Arial" w:cs="Arial" w:eastAsia="Arial" w:hAnsi="Arial"/>
-          <w:color w:val="2F3542"/>
-          <w:sz w:val="21"/>
-          <w:szCs w:val="21"/>
-        </w:rPr>
-        <w:t xml:space="preserve">Worried about something? You can speak to Jeannette or Airam (above), or contact the ACT Early support line on 0800 011 3764 or at </w:t>
-      </w:r>
-      <w:hyperlink w:history="1" r:id="rId2rhehyjreppebkup4txqr">
-        <w:r>
-          <w:rPr>
-            <w:rStyle w:val="Hyperlink"/>
-            <w:rFonts w:ascii="Arial" w:cs="Arial" w:eastAsia="Arial" w:hAnsi="Arial"/>
-            <w:sz w:val="21"/>
-            <w:szCs w:val="21"/>
-          </w:rPr>
-          <w:t xml:space="preserve">actearly.uk</w:t>
-        </w:r>
-      </w:hyperlink>
-      <w:r>
-        <w:rPr>
-          <w:rFonts w:ascii="Arial" w:cs="Arial" w:eastAsia="Arial" w:hAnsi="Arial"/>
-          <w:color w:val="2F3542"/>
-          <w:sz w:val="21"/>
-          <w:szCs w:val="21"/>
-        </w:rPr>
-        <w:t xml:space="preserve">. In an emergency, always call 999.</w:t>
+        <w:t xml:space="preserve">Final thoughts</w:t>
+      </w:r>
+    </w:p>
+    <w:p>
+      <w:pPr>
+        <w:spacing w:after="90" w:before="0" w:line="264"/>
+      </w:pPr>
+      <w:r>
+        <w:rPr>
+          <w:rFonts w:ascii="Arial" w:cs="Arial" w:eastAsia="Arial" w:hAnsi="Arial"/>
+          <w:color w:val="2F3542"/>
+          <w:sz w:val="21"/>
+          <w:szCs w:val="21"/>
+        </w:rPr>
+        <w:t xml:space="preserve">Enjoy the rest of your summer. Keep your momentum going, look after yourselves and each other, and do have your say in the survey too.</w:t>
+      </w:r>
+    </w:p>
+    <w:p>
+      <w:pPr>
+        <w:spacing w:after="90" w:before="0" w:line="264"/>
+      </w:pPr>
+      <w:r>
+        <w:rPr>
+          <w:rFonts w:ascii="Arial" w:cs="Arial" w:eastAsia="Arial" w:hAnsi="Arial"/>
+          <w:b/>
+          <w:bCs/>
+          <w:color w:val="2F3542"/>
+          <w:sz w:val="21"/>
+          <w:szCs w:val="21"/>
+        </w:rPr>
+        <w:t xml:space="preserve">— The CoreEd Team</w:t>
       </w:r>
     </w:p>
     <w:p>
@@ -1541,9 +1474,9 @@
       <w:r>
         <w:drawing>
           <wp:inline distT="0" distB="0" distL="0" distR="0">
-            <wp:extent cx="857250" cy="628650"/>
+            <wp:extent cx="857250" cy="581025"/>
             <wp:effectExtent t="0" r="0" b="0" l="0"/>
-            <wp:docPr id="1" name="CoreEd Safety Guardian mascot" descr="Illustration of the CoreEd Safety Guardian with a hand raised in a gentle stop gesture." title="CoreEd Safety Guardian mascot"/>
+            <wp:docPr id="1" name="CoreEd Safety Guardian mascot" descr="Illustration of the CoreEd Safety Guardian celebrating with a thumbs up." title="CoreEd Safety Guardian mascot"/>
             <wp:cNvGraphicFramePr>
               <a:graphicFrameLocks xmlns:a="http://schemas.openxmlformats.org/drawingml/2006/main" noChangeAspect="1"/>
             </wp:cNvGraphicFramePr>
@@ -1566,116 +1499,6 @@
                   <pic:spPr bwMode="auto">
                     <a:xfrm>
                       <a:off x="0" y="0"/>
-                      <a:ext cx="857250" cy="628650"/>
-                    </a:xfrm>
-                    <a:prstGeom prst="rect">
-                      <a:avLst/>
-                    </a:prstGeom>
-                  </pic:spPr>
-                </pic:pic>
-              </a:graphicData>
-            </a:graphic>
-          </wp:inline>
-        </w:drawing>
-      </w:r>
-    </w:p>
-    <w:p>
-      <w:pPr>
-        <w:spacing w:after="140" w:before="0" w:line="264"/>
-        <w:jc w:val="center"/>
-      </w:pPr>
-      <w:r>
-        <w:rPr>
-          <w:rFonts w:ascii="Arial" w:cs="Arial" w:eastAsia="Arial" w:hAnsi="Arial"/>
-          <w:i/>
-          <w:iCs/>
-          <w:color w:val="5B6472"/>
-          <w:sz w:val="18"/>
-          <w:szCs w:val="18"/>
-        </w:rPr>
-        <w:t xml:space="preserve">Illustration: the CoreEd Safety Guardian, with a hand raised.</w:t>
-      </w:r>
-    </w:p>
-    <w:p>
-      <w:pPr>
-        <w:pStyle w:val="Heading1"/>
-        <w:spacing w:after="100" w:before="220"/>
-      </w:pPr>
-      <w:r>
-        <w:rPr>
-          <w:rFonts w:ascii="Arial" w:cs="Arial" w:eastAsia="Arial" w:hAnsi="Arial"/>
-          <w:b/>
-          <w:bCs/>
-          <w:color w:val="232B50"/>
-          <w:sz w:val="28"/>
-          <w:szCs w:val="28"/>
-        </w:rPr>
-        <w:t xml:space="preserve">Final thoughts</w:t>
-      </w:r>
-    </w:p>
-    <w:p>
-      <w:pPr>
-        <w:spacing w:after="90" w:before="0" w:line="264"/>
-      </w:pPr>
-      <w:r>
-        <w:rPr>
-          <w:rFonts w:ascii="Arial" w:cs="Arial" w:eastAsia="Arial" w:hAnsi="Arial"/>
-          <w:color w:val="2F3542"/>
-          <w:sz w:val="21"/>
-          <w:szCs w:val="21"/>
-        </w:rPr>
-        <w:t xml:space="preserve">Enjoy the rest of your summer. Keep your momentum going, look after yourselves and each other, and do have your say in the survey too.</w:t>
-      </w:r>
-    </w:p>
-    <w:p>
-      <w:pPr>
-        <w:spacing w:after="90" w:before="0" w:line="264"/>
-      </w:pPr>
-      <w:r>
-        <w:rPr>
-          <w:rFonts w:ascii="Arial" w:cs="Arial" w:eastAsia="Arial" w:hAnsi="Arial"/>
-          <w:b/>
-          <w:bCs/>
-          <w:color w:val="2F3542"/>
-          <w:sz w:val="21"/>
-          <w:szCs w:val="21"/>
-        </w:rPr>
-        <w:t xml:space="preserve">— The CoreEd Team</w:t>
-      </w:r>
-    </w:p>
-    <w:p>
-      <w:pPr>
-        <w:spacing w:after="40" w:before="60"/>
-        <w:jc w:val="center"/>
-      </w:pPr>
-      <w:r>
-        <w:drawing>
-          <wp:inline distT="0" distB="0" distL="0" distR="0">
-            <wp:extent cx="857250" cy="581025"/>
-            <wp:effectExtent t="0" r="0" b="0" l="0"/>
-            <wp:docPr id="1" name="CoreEd Safety Guardian mascot" descr="Illustration of the CoreEd Safety Guardian celebrating with a thumbs up." title="CoreEd Safety Guardian mascot"/>
-            <wp:cNvGraphicFramePr>
-              <a:graphicFrameLocks xmlns:a="http://schemas.openxmlformats.org/drawingml/2006/main" noChangeAspect="1"/>
-            </wp:cNvGraphicFramePr>
-            <a:graphic xmlns:a="http://schemas.openxmlformats.org/drawingml/2006/main">
-              <a:graphicData uri="http://schemas.openxmlformats.org/drawingml/2006/picture">
-                <pic:pic xmlns:pic="http://schemas.openxmlformats.org/drawingml/2006/picture">
-                  <pic:nvPicPr>
-                    <pic:cNvPr id="0" name="" descr=""/>
-                    <pic:cNvPicPr>
-                      <a:picLocks noChangeAspect="1" noChangeArrowheads="1"/>
-                    </pic:cNvPicPr>
-                  </pic:nvPicPr>
-                  <pic:blipFill>
-                    <a:blip r:embed="rId15" cstate="none"/>
-                    <a:srcRect/>
-                    <a:stretch>
-                      <a:fillRect/>
-                    </a:stretch>
-                  </pic:blipFill>
-                  <pic:spPr bwMode="auto">
-                    <a:xfrm>
-                      <a:off x="0" y="0"/>
                       <a:ext cx="857250" cy="581025"/>
                     </a:xfrm>
                     <a:prstGeom prst="rect">
@@ -1720,7 +1543,7 @@
           <w:sz w:val="28"/>
           <w:szCs w:val="28"/>
         </w:rPr>
-        <w:t xml:space="preserve">08. Support &amp; Resources</w:t>
+        <w:t xml:space="preserve">07. Support &amp; Resources</w:t>
       </w:r>
     </w:p>
     <w:p>
